--- a/reports/Testing report.docx
+++ b/reports/Testing report.docx
@@ -46,18 +46,24 @@
         <w:rPr>
           <w:lang w:val="en-US"/>
         </w:rPr>
-        <w:t>End to End testing</w:t>
+        <w:t>End to End testing:</w:t>
       </w:r>
+    </w:p>
+    <w:p>
+      <w:pPr>
+        <w:rPr>
+          <w:lang w:val="en-US"/>
+        </w:rPr>
+      </w:pPr>
       <w:r>
         <w:rPr>
           <w:noProof/>
-          <w:lang w:val="en-US"/>
         </w:rPr>
         <w:drawing>
-          <wp:inline distT="0" distB="0" distL="0" distR="0" wp14:anchorId="22985F65" wp14:editId="4A90653B">
-            <wp:extent cx="5391150" cy="2647950"/>
-            <wp:effectExtent l="0" t="0" r="0" b="0"/>
-            <wp:docPr id="884722342" name="Picture 1"/>
+          <wp:inline distT="0" distB="0" distL="0" distR="0" wp14:anchorId="6334B89B" wp14:editId="3C67F1B5">
+            <wp:extent cx="5400040" cy="1462405"/>
+            <wp:effectExtent l="0" t="0" r="0" b="4445"/>
+            <wp:docPr id="1682132790" name="Picture 4"/>
             <wp:cNvGraphicFramePr>
               <a:graphicFrameLocks xmlns:a="http://schemas.openxmlformats.org/drawingml/2006/main" noChangeAspect="1"/>
             </wp:cNvGraphicFramePr>
@@ -65,7 +71,7 @@
               <a:graphicData uri="http://schemas.openxmlformats.org/drawingml/2006/picture">
                 <pic:pic xmlns:pic="http://schemas.openxmlformats.org/drawingml/2006/picture">
                   <pic:nvPicPr>
-                    <pic:cNvPr id="0" name="Picture 1"/>
+                    <pic:cNvPr id="0" name="Picture 16"/>
                     <pic:cNvPicPr>
                       <a:picLocks noChangeAspect="1" noChangeArrowheads="1"/>
                     </pic:cNvPicPr>
@@ -86,7 +92,7 @@
                   <pic:spPr bwMode="auto">
                     <a:xfrm>
                       <a:off x="0" y="0"/>
-                      <a:ext cx="5391150" cy="2647950"/>
+                      <a:ext cx="5400040" cy="1462405"/>
                     </a:xfrm>
                     <a:prstGeom prst="rect">
                       <a:avLst/>
@@ -102,12 +108,6 @@
           </wp:inline>
         </w:drawing>
       </w:r>
-      <w:r>
-        <w:rPr>
-          <w:lang w:val="en-US"/>
-        </w:rPr>
-        <w:t>:</w:t>
-      </w:r>
     </w:p>
     <w:p>
       <w:pPr>
@@ -120,7 +120,31 @@
         <w:rPr>
           <w:lang w:val="en-US"/>
         </w:rPr>
-        <w:t xml:space="preserve"> We have achieved a 77,1% coverage with end to end testing, being divided into modules separated by role and responsibilities.</w:t>
+        <w:t xml:space="preserve"> We have achieved a 7</w:t>
+      </w:r>
+      <w:r>
+        <w:rPr>
+          <w:lang w:val="en-US"/>
+        </w:rPr>
+        <w:t>8</w:t>
+      </w:r>
+      <w:r>
+        <w:rPr>
+          <w:lang w:val="en-US"/>
+        </w:rPr>
+        <w:t>,</w:t>
+      </w:r>
+      <w:r>
+        <w:rPr>
+          <w:lang w:val="en-US"/>
+        </w:rPr>
+        <w:t>2</w:t>
+      </w:r>
+      <w:r>
+        <w:rPr>
+          <w:lang w:val="en-US"/>
+        </w:rPr>
+        <w:t>% coverage with end to end testing, being divided into modules separated by role and responsibilities.</w:t>
       </w:r>
       <w:r>
         <w:rPr>
@@ -222,15 +246,22 @@
       <w:r>
         <w:rPr>
           <w:noProof/>
+          <w:lang w:val="en-US"/>
+        </w:rPr>
+        <w:t xml:space="preserve"> </w:t>
+      </w:r>
+      <w:r>
+        <w:rPr>
+          <w:noProof/>
         </w:rPr>
         <w:drawing>
-          <wp:inline distT="0" distB="0" distL="0" distR="0" wp14:anchorId="2258E571" wp14:editId="14EFCECC">
-            <wp:extent cx="5400040" cy="3222625"/>
-            <wp:effectExtent l="0" t="0" r="10160" b="15875"/>
-            <wp:docPr id="1387691979" name="Chart 1">
+          <wp:inline distT="0" distB="0" distL="0" distR="0" wp14:anchorId="6DC55D7C" wp14:editId="59875501">
+            <wp:extent cx="4829175" cy="2743200"/>
+            <wp:effectExtent l="0" t="0" r="9525" b="0"/>
+            <wp:docPr id="550944773" name="Chart 1">
               <a:extLst xmlns:a="http://schemas.openxmlformats.org/drawingml/2006/main">
                 <a:ext uri="{FF2B5EF4-FFF2-40B4-BE49-F238E27FC236}">
-                  <a16:creationId xmlns:a16="http://schemas.microsoft.com/office/drawing/2014/main" id="{B938F1AF-CA5C-5841-EAB3-3FC2ECC9B7D3}"/>
+                  <a16:creationId xmlns:a16="http://schemas.microsoft.com/office/drawing/2014/main" id="{A63FE98C-C4F2-52AB-8036-06FA38393C51}"/>
                 </a:ext>
               </a:extLst>
             </wp:docPr>
@@ -1390,17 +1421,7 @@
     </c:title>
     <c:autoTitleDeleted val="0"/>
     <c:plotArea>
-      <c:layout>
-        <c:manualLayout>
-          <c:layoutTarget val="inner"/>
-          <c:xMode val="edge"/>
-          <c:yMode val="edge"/>
-          <c:x val="5.7006429582003096E-2"/>
-          <c:y val="0.17530987936852721"/>
-          <c:w val="0.9053642195242998"/>
-          <c:h val="0.43064613475039759"/>
-        </c:manualLayout>
-      </c:layout>
+      <c:layout/>
       <c:barChart>
         <c:barDir val="col"/>
         <c:grouping val="clustered"/>
@@ -1410,7 +1431,7 @@
           <c:order val="0"/>
           <c:tx>
             <c:strRef>
-              <c:f>'tester trace;2026-05-07@11 43'!$D$1</c:f>
+              <c:f>'tester (2)'!$D$1</c:f>
               <c:strCache>
                 <c:ptCount val="1"/>
                 <c:pt idx="0">
@@ -1431,304 +1452,448 @@
           <c:invertIfNegative val="0"/>
           <c:cat>
             <c:strRef>
-              <c:f>'tester trace;2026-05-07@11 43'!$B$2:$B$461</c:f>
+              <c:f>'tester (2)'!$B$2:$B$2848</c:f>
               <c:strCache>
-                <c:ptCount val="99"/>
+                <c:ptCount val="147"/>
                 <c:pt idx="0">
                   <c:v>/ Average</c:v>
                 </c:pt>
                 <c:pt idx="1">
+                  <c:v>/administrator/advertisement/create Average</c:v>
+                </c:pt>
+                <c:pt idx="2">
+                  <c:v>/administrator/advertisement/delete Average</c:v>
+                </c:pt>
+                <c:pt idx="3">
+                  <c:v>/administrator/advertisement/list Average</c:v>
+                </c:pt>
+                <c:pt idx="4">
+                  <c:v>/administrator/advertisement/show Average</c:v>
+                </c:pt>
+                <c:pt idx="5">
+                  <c:v>/administrator/advertisement/update Average</c:v>
+                </c:pt>
+                <c:pt idx="6">
                   <c:v>/anonymous/system/sign-in Average</c:v>
                 </c:pt>
-                <c:pt idx="2">
+                <c:pt idx="7">
+                  <c:v>/anonymous/user-account/create Average</c:v>
+                </c:pt>
+                <c:pt idx="8">
+                  <c:v>/any/auditor/show Average</c:v>
+                </c:pt>
+                <c:pt idx="9">
+                  <c:v>/any/audit-report/list Average</c:v>
+                </c:pt>
+                <c:pt idx="10">
+                  <c:v>/any/audit-report/projectList Average</c:v>
+                </c:pt>
+                <c:pt idx="11">
+                  <c:v>/any/audit-report/show Average</c:v>
+                </c:pt>
+                <c:pt idx="12">
+                  <c:v>/any/audit-section/list Average</c:v>
+                </c:pt>
+                <c:pt idx="13">
+                  <c:v>/any/audit-section/show Average</c:v>
+                </c:pt>
+                <c:pt idx="14">
                   <c:v>/any/campaign/list Average</c:v>
                 </c:pt>
-                <c:pt idx="3">
+                <c:pt idx="15">
+                  <c:v>/any/campaign/projectList Average</c:v>
+                </c:pt>
+                <c:pt idx="16">
                   <c:v>/any/campaign/show Average</c:v>
                 </c:pt>
-                <c:pt idx="4">
+                <c:pt idx="17">
                   <c:v>/any/donation/list Average</c:v>
                 </c:pt>
-                <c:pt idx="5">
+                <c:pt idx="18">
+                  <c:v>/any/donation/show Average</c:v>
+                </c:pt>
+                <c:pt idx="19">
+                  <c:v>/any/fundraiser/show Average</c:v>
+                </c:pt>
+                <c:pt idx="20">
+                  <c:v>/any/invention/list Average</c:v>
+                </c:pt>
+                <c:pt idx="21">
+                  <c:v>/any/invention/projectList Average</c:v>
+                </c:pt>
+                <c:pt idx="22">
+                  <c:v>/any/invention/show Average</c:v>
+                </c:pt>
+                <c:pt idx="23">
+                  <c:v>/any/inventor/show Average</c:v>
+                </c:pt>
+                <c:pt idx="24">
                   <c:v>/any/milestone/list Average</c:v>
                 </c:pt>
-                <c:pt idx="6">
+                <c:pt idx="25">
                   <c:v>/any/milestone/show Average</c:v>
                 </c:pt>
-                <c:pt idx="7">
+                <c:pt idx="26">
+                  <c:v>/any/part/list Average</c:v>
+                </c:pt>
+                <c:pt idx="27">
+                  <c:v>/any/part/show Average</c:v>
+                </c:pt>
+                <c:pt idx="28">
+                  <c:v>/any/project/list Average</c:v>
+                </c:pt>
+                <c:pt idx="29">
+                  <c:v>/any/project/show Average</c:v>
+                </c:pt>
+                <c:pt idx="30">
                   <c:v>/any/spokesperson/show Average</c:v>
                 </c:pt>
-                <c:pt idx="8">
+                <c:pt idx="31">
                   <c:v>/any/sponsor/show Average</c:v>
                 </c:pt>
-                <c:pt idx="9">
+                <c:pt idx="32">
                   <c:v>/any/sponsorship/list Average</c:v>
                 </c:pt>
-                <c:pt idx="10">
+                <c:pt idx="33">
+                  <c:v>/any/sponsorship/projectList Average</c:v>
+                </c:pt>
+                <c:pt idx="34">
                   <c:v>/any/sponsorship/show Average</c:v>
                 </c:pt>
-                <c:pt idx="11">
-                  <c:v>/any/system/panic Average</c:v>
-                </c:pt>
-                <c:pt idx="12">
+                <c:pt idx="35">
+                  <c:v>/any/strategy/list Average</c:v>
+                </c:pt>
+                <c:pt idx="36">
+                  <c:v>/any/strategy/projectList Average</c:v>
+                </c:pt>
+                <c:pt idx="37">
+                  <c:v>/any/strategy/show Average</c:v>
+                </c:pt>
+                <c:pt idx="38">
                   <c:v>/any/system/welcome Average</c:v>
                 </c:pt>
-                <c:pt idx="13">
+                <c:pt idx="39">
+                  <c:v>/any/tactic/list Average</c:v>
+                </c:pt>
+                <c:pt idx="40">
+                  <c:v>/any/tactic/show Average</c:v>
+                </c:pt>
+                <c:pt idx="41">
                   <c:v>/auditor/audit-report/create Average</c:v>
                 </c:pt>
-                <c:pt idx="14">
+                <c:pt idx="42">
                   <c:v>/auditor/audit-report/delete Average</c:v>
                 </c:pt>
-                <c:pt idx="15">
+                <c:pt idx="43">
                   <c:v>/auditor/audit-report/list Average</c:v>
                 </c:pt>
-                <c:pt idx="16">
+                <c:pt idx="44">
                   <c:v>/auditor/audit-report/publish Average</c:v>
                 </c:pt>
-                <c:pt idx="17">
+                <c:pt idx="45">
                   <c:v>/auditor/audit-report/show Average</c:v>
                 </c:pt>
-                <c:pt idx="18">
+                <c:pt idx="46">
                   <c:v>/auditor/audit-report/update Average</c:v>
                 </c:pt>
-                <c:pt idx="19">
+                <c:pt idx="47">
                   <c:v>/auditor/audit-section/create Average</c:v>
                 </c:pt>
-                <c:pt idx="20">
+                <c:pt idx="48">
                   <c:v>/auditor/audit-section/delete Average</c:v>
                 </c:pt>
-                <c:pt idx="21">
+                <c:pt idx="49">
                   <c:v>/auditor/audit-section/list Average</c:v>
                 </c:pt>
-                <c:pt idx="22">
+                <c:pt idx="50">
                   <c:v>/auditor/audit-section/show Average</c:v>
                 </c:pt>
-                <c:pt idx="23">
+                <c:pt idx="51">
                   <c:v>/auditor/audit-section/update Average</c:v>
                 </c:pt>
-                <c:pt idx="24">
+                <c:pt idx="52">
                   <c:v>/authenticated/auditor/create Average</c:v>
                 </c:pt>
-                <c:pt idx="25">
+                <c:pt idx="53">
                   <c:v>/authenticated/auditor/show Average</c:v>
                 </c:pt>
-                <c:pt idx="26">
+                <c:pt idx="54">
                   <c:v>/authenticated/auditor/update Average</c:v>
                 </c:pt>
-                <c:pt idx="27">
-                  <c:v>/authenticated/audit-report/delete Average</c:v>
-                </c:pt>
-                <c:pt idx="28">
+                <c:pt idx="55">
                   <c:v>/authenticated/audit-report/list Average</c:v>
                 </c:pt>
-                <c:pt idx="29">
+                <c:pt idx="56">
                   <c:v>/authenticated/audit-report/show Average</c:v>
                 </c:pt>
-                <c:pt idx="30">
+                <c:pt idx="57">
                   <c:v>/authenticated/audit-section/list Average</c:v>
                 </c:pt>
-                <c:pt idx="31">
-                  <c:v>/authenticated/consumer/create Average</c:v>
-                </c:pt>
-                <c:pt idx="32">
-                  <c:v>/authenticated/consumer/update Average</c:v>
-                </c:pt>
-                <c:pt idx="33">
+                <c:pt idx="58">
+                  <c:v>/authenticated/audit-section/show Average</c:v>
+                </c:pt>
+                <c:pt idx="59">
+                  <c:v>/authenticated/donation/list Average</c:v>
+                </c:pt>
+                <c:pt idx="60">
+                  <c:v>/authenticated/donation/show Average</c:v>
+                </c:pt>
+                <c:pt idx="61">
                   <c:v>/authenticated/fundraiser/create Average</c:v>
                 </c:pt>
-                <c:pt idx="34">
+                <c:pt idx="62">
+                  <c:v>/authenticated/fundraiser/show Average</c:v>
+                </c:pt>
+                <c:pt idx="63">
                   <c:v>/authenticated/fundraiser/update Average</c:v>
                 </c:pt>
-                <c:pt idx="35">
+                <c:pt idx="64">
                   <c:v>/authenticated/invention/list Average</c:v>
                 </c:pt>
-                <c:pt idx="36">
+                <c:pt idx="65">
                   <c:v>/authenticated/invention/show Average</c:v>
                 </c:pt>
-                <c:pt idx="37">
+                <c:pt idx="66">
                   <c:v>/authenticated/inventor/create Average</c:v>
                 </c:pt>
-                <c:pt idx="38">
+                <c:pt idx="67">
                   <c:v>/authenticated/inventor/show Average</c:v>
                 </c:pt>
-                <c:pt idx="39">
+                <c:pt idx="68">
                   <c:v>/authenticated/inventor/update Average</c:v>
                 </c:pt>
-                <c:pt idx="40">
+                <c:pt idx="69">
                   <c:v>/authenticated/manager/create Average</c:v>
                 </c:pt>
-                <c:pt idx="41">
+                <c:pt idx="70">
                   <c:v>/authenticated/manager/update Average</c:v>
                 </c:pt>
-                <c:pt idx="42">
+                <c:pt idx="71">
                   <c:v>/authenticated/part/list Average</c:v>
                 </c:pt>
-                <c:pt idx="43">
+                <c:pt idx="72">
                   <c:v>/authenticated/part/show Average</c:v>
                 </c:pt>
-                <c:pt idx="44">
-                  <c:v>/authenticated/provider/create Average</c:v>
-                </c:pt>
-                <c:pt idx="45">
-                  <c:v>/authenticated/provider/update Average</c:v>
-                </c:pt>
-                <c:pt idx="46">
+                <c:pt idx="73">
                   <c:v>/authenticated/spokesperson/create Average</c:v>
                 </c:pt>
-                <c:pt idx="47">
+                <c:pt idx="74">
                   <c:v>/authenticated/spokesperson/update Average</c:v>
                 </c:pt>
-                <c:pt idx="48">
+                <c:pt idx="75">
                   <c:v>/authenticated/sponsor/create Average</c:v>
                 </c:pt>
-                <c:pt idx="49">
+                <c:pt idx="76">
                   <c:v>/authenticated/sponsor/update Average</c:v>
                 </c:pt>
-                <c:pt idx="50">
+                <c:pt idx="77">
                   <c:v>/authenticated/sponsorship/list Average</c:v>
                 </c:pt>
-                <c:pt idx="51">
+                <c:pt idx="78">
                   <c:v>/authenticated/sponsorship/show Average</c:v>
                 </c:pt>
-                <c:pt idx="52">
+                <c:pt idx="79">
                   <c:v>/authenticated/strategy/list Average</c:v>
                 </c:pt>
-                <c:pt idx="53">
-                  <c:v>/authenticated/user-account/update Average</c:v>
-                </c:pt>
-                <c:pt idx="54">
+                <c:pt idx="80">
+                  <c:v>/authenticated/strategy/show Average</c:v>
+                </c:pt>
+                <c:pt idx="81">
+                  <c:v>/authenticated/system/sign-out Average</c:v>
+                </c:pt>
+                <c:pt idx="82">
+                  <c:v>/authenticated/tactic/list Average</c:v>
+                </c:pt>
+                <c:pt idx="83">
+                  <c:v>/authenticated/tactic/show Average</c:v>
+                </c:pt>
+                <c:pt idx="84">
                   <c:v>/fundraiser/strategy/create Average</c:v>
                 </c:pt>
-                <c:pt idx="55">
+                <c:pt idx="85">
                   <c:v>/fundraiser/strategy/delete Average</c:v>
                 </c:pt>
-                <c:pt idx="56">
+                <c:pt idx="86">
+                  <c:v>/fundraiser/strategy/link Average</c:v>
+                </c:pt>
+                <c:pt idx="87">
                   <c:v>/fundraiser/strategy/list Average</c:v>
                 </c:pt>
-                <c:pt idx="57">
+                <c:pt idx="88">
                   <c:v>/fundraiser/strategy/publish Average</c:v>
                 </c:pt>
-                <c:pt idx="58">
+                <c:pt idx="89">
                   <c:v>/fundraiser/strategy/show Average</c:v>
                 </c:pt>
-                <c:pt idx="59">
+                <c:pt idx="90">
                   <c:v>/fundraiser/strategy/update Average</c:v>
                 </c:pt>
-                <c:pt idx="60">
+                <c:pt idx="91">
                   <c:v>/fundraiser/tactic/create Average</c:v>
                 </c:pt>
-                <c:pt idx="61">
+                <c:pt idx="92">
                   <c:v>/fundraiser/tactic/delete Average</c:v>
                 </c:pt>
-                <c:pt idx="62">
+                <c:pt idx="93">
                   <c:v>/fundraiser/tactic/list Average</c:v>
                 </c:pt>
-                <c:pt idx="63">
+                <c:pt idx="94">
                   <c:v>/fundraiser/tactic/show Average</c:v>
                 </c:pt>
-                <c:pt idx="64">
+                <c:pt idx="95">
                   <c:v>/fundraiser/tactic/update Average</c:v>
                 </c:pt>
-                <c:pt idx="65">
+                <c:pt idx="96">
                   <c:v>/inventor/invention/create Average</c:v>
                 </c:pt>
-                <c:pt idx="66">
+                <c:pt idx="97">
                   <c:v>/inventor/invention/delete Average</c:v>
                 </c:pt>
-                <c:pt idx="67">
+                <c:pt idx="98">
+                  <c:v>/inventor/invention/link Average</c:v>
+                </c:pt>
+                <c:pt idx="99">
                   <c:v>/inventor/invention/list Average</c:v>
                 </c:pt>
-                <c:pt idx="68">
+                <c:pt idx="100">
                   <c:v>/inventor/invention/publish Average</c:v>
                 </c:pt>
-                <c:pt idx="69">
+                <c:pt idx="101">
                   <c:v>/inventor/invention/show Average</c:v>
                 </c:pt>
-                <c:pt idx="70">
+                <c:pt idx="102">
                   <c:v>/inventor/invention/update Average</c:v>
                 </c:pt>
-                <c:pt idx="71">
+                <c:pt idx="103">
                   <c:v>/inventor/part/create Average</c:v>
                 </c:pt>
-                <c:pt idx="72">
+                <c:pt idx="104">
                   <c:v>/inventor/part/delete Average</c:v>
                 </c:pt>
-                <c:pt idx="73">
+                <c:pt idx="105">
                   <c:v>/inventor/part/list Average</c:v>
                 </c:pt>
-                <c:pt idx="74">
+                <c:pt idx="106">
                   <c:v>/inventor/part/show Average</c:v>
                 </c:pt>
-                <c:pt idx="75">
+                <c:pt idx="107">
                   <c:v>/inventor/part/update Average</c:v>
                 </c:pt>
-                <c:pt idx="76">
+                <c:pt idx="108">
+                  <c:v>/manager/audit-report/list Average</c:v>
+                </c:pt>
+                <c:pt idx="109">
+                  <c:v>/manager/campaign/list Average</c:v>
+                </c:pt>
+                <c:pt idx="110">
+                  <c:v>/manager/dashboard/show Average</c:v>
+                </c:pt>
+                <c:pt idx="111">
+                  <c:v>/manager/invention/list Average</c:v>
+                </c:pt>
+                <c:pt idx="112">
+                  <c:v>/manager/project/create Average</c:v>
+                </c:pt>
+                <c:pt idx="113">
+                  <c:v>/manager/project/delete Average</c:v>
+                </c:pt>
+                <c:pt idx="114">
+                  <c:v>/manager/project/list Average</c:v>
+                </c:pt>
+                <c:pt idx="115">
+                  <c:v>/manager/project/publish Average</c:v>
+                </c:pt>
+                <c:pt idx="116">
+                  <c:v>/manager/project/show Average</c:v>
+                </c:pt>
+                <c:pt idx="117">
+                  <c:v>/manager/project/update Average</c:v>
+                </c:pt>
+                <c:pt idx="118">
+                  <c:v>/manager/sponsorship/list Average</c:v>
+                </c:pt>
+                <c:pt idx="119">
+                  <c:v>/manager/strategy/list Average</c:v>
+                </c:pt>
+                <c:pt idx="120">
+                  <c:v>/manager/works-in/create Average</c:v>
+                </c:pt>
+                <c:pt idx="121">
+                  <c:v>/manager/works-in/list Average</c:v>
+                </c:pt>
+                <c:pt idx="122">
+                  <c:v>/member/project/list Average</c:v>
+                </c:pt>
+                <c:pt idx="123">
                   <c:v>/spokesperson/campaign/create Average</c:v>
                 </c:pt>
-                <c:pt idx="77">
+                <c:pt idx="124">
                   <c:v>/spokesperson/campaign/delete Average</c:v>
                 </c:pt>
-                <c:pt idx="78">
+                <c:pt idx="125">
+                  <c:v>/spokesperson/campaign/link Average</c:v>
+                </c:pt>
+                <c:pt idx="126">
                   <c:v>/spokesperson/campaign/list Average</c:v>
                 </c:pt>
-                <c:pt idx="79">
+                <c:pt idx="127">
                   <c:v>/spokesperson/campaign/publish Average</c:v>
                 </c:pt>
-                <c:pt idx="80">
+                <c:pt idx="128">
                   <c:v>/spokesperson/campaign/show Average</c:v>
                 </c:pt>
-                <c:pt idx="81">
+                <c:pt idx="129">
                   <c:v>/spokesperson/campaign/update Average</c:v>
                 </c:pt>
-                <c:pt idx="82">
+                <c:pt idx="130">
                   <c:v>/spokesperson/milestone/create Average</c:v>
                 </c:pt>
-                <c:pt idx="83">
+                <c:pt idx="131">
                   <c:v>/spokesperson/milestone/delete Average</c:v>
                 </c:pt>
-                <c:pt idx="84">
+                <c:pt idx="132">
                   <c:v>/spokesperson/milestone/list Average</c:v>
                 </c:pt>
-                <c:pt idx="85">
+                <c:pt idx="133">
                   <c:v>/spokesperson/milestone/show Average</c:v>
                 </c:pt>
-                <c:pt idx="86">
+                <c:pt idx="134">
                   <c:v>/spokesperson/milestone/update Average</c:v>
                 </c:pt>
-                <c:pt idx="87">
+                <c:pt idx="135">
                   <c:v>/sponsor/donation/create Average</c:v>
                 </c:pt>
-                <c:pt idx="88">
+                <c:pt idx="136">
                   <c:v>/sponsor/donation/delete Average</c:v>
                 </c:pt>
-                <c:pt idx="89">
+                <c:pt idx="137">
                   <c:v>/sponsor/donation/list Average</c:v>
                 </c:pt>
-                <c:pt idx="90">
+                <c:pt idx="138">
                   <c:v>/sponsor/donation/show Average</c:v>
                 </c:pt>
-                <c:pt idx="91">
+                <c:pt idx="139">
                   <c:v>/sponsor/donation/update Average</c:v>
                 </c:pt>
-                <c:pt idx="92">
+                <c:pt idx="140">
                   <c:v>/sponsor/sponsorship/create Average</c:v>
                 </c:pt>
-                <c:pt idx="93">
+                <c:pt idx="141">
                   <c:v>/sponsor/sponsorship/delete Average</c:v>
                 </c:pt>
-                <c:pt idx="94">
+                <c:pt idx="142">
                   <c:v>/sponsor/sponsorship/list Average</c:v>
                 </c:pt>
-                <c:pt idx="95">
+                <c:pt idx="143">
                   <c:v>/sponsor/sponsorship/publish Average</c:v>
                 </c:pt>
-                <c:pt idx="96">
+                <c:pt idx="144">
                   <c:v>/sponsor/sponsorship/show Average</c:v>
                 </c:pt>
-                <c:pt idx="97">
+                <c:pt idx="145">
                   <c:v>/sponsor/sponsorship/update Average</c:v>
                 </c:pt>
-                <c:pt idx="98">
+                <c:pt idx="146">
                   <c:v>Grand Average</c:v>
                 </c:pt>
               </c:strCache>
@@ -1736,313 +1901,457 @@
           </c:cat>
           <c:val>
             <c:numRef>
-              <c:f>'tester trace;2026-05-07@11 43'!$D$2:$D$461</c:f>
+              <c:f>'tester (2)'!$D$2:$D$2848</c:f>
               <c:numCache>
                 <c:formatCode>General</c:formatCode>
-                <c:ptCount val="100"/>
+                <c:ptCount val="148"/>
                 <c:pt idx="0">
-                  <c:v>3.7934818181818186</c:v>
+                  <c:v>3.0364298540145995</c:v>
                 </c:pt>
                 <c:pt idx="1">
-                  <c:v>19.032766666666667</c:v>
+                  <c:v>26.118055444444447</c:v>
                 </c:pt>
                 <c:pt idx="2">
-                  <c:v>10.2065</c:v>
+                  <c:v>8.6615500000000001</c:v>
                 </c:pt>
                 <c:pt idx="3">
-                  <c:v>43.731766666666665</c:v>
+                  <c:v>31.205079000000008</c:v>
                 </c:pt>
                 <c:pt idx="4">
-                  <c:v>10.6629</c:v>
+                  <c:v>12.799866583333333</c:v>
                 </c:pt>
                 <c:pt idx="5">
-                  <c:v>12.828200000000001</c:v>
+                  <c:v>26.527988888888885</c:v>
                 </c:pt>
                 <c:pt idx="6">
-                  <c:v>10.1701</c:v>
+                  <c:v>3.2923334999999998</c:v>
                 </c:pt>
                 <c:pt idx="7">
-                  <c:v>9.7004999999999999</c:v>
+                  <c:v>9.6678999999999995</c:v>
                 </c:pt>
                 <c:pt idx="8">
-                  <c:v>56.163600000000002</c:v>
+                  <c:v>13.884867000000002</c:v>
                 </c:pt>
                 <c:pt idx="9">
-                  <c:v>11.5747</c:v>
+                  <c:v>9.6124010000000002</c:v>
                 </c:pt>
                 <c:pt idx="10">
-                  <c:v>25.790099999999999</c:v>
+                  <c:v>14.246433666666666</c:v>
                 </c:pt>
                 <c:pt idx="11">
-                  <c:v>1.6919999999999999</c:v>
+                  <c:v>66.946849499999999</c:v>
                 </c:pt>
                 <c:pt idx="12">
-                  <c:v>1.2500291666666665</c:v>
+                  <c:v>16.129433333333335</c:v>
                 </c:pt>
                 <c:pt idx="13">
-                  <c:v>47.379850000000005</c:v>
+                  <c:v>23.977299500000001</c:v>
                 </c:pt>
                 <c:pt idx="14">
-                  <c:v>84.090800000000002</c:v>
+                  <c:v>8.9404990000000009</c:v>
                 </c:pt>
                 <c:pt idx="15">
-                  <c:v>7.7793333333333337</c:v>
+                  <c:v>14.629999666666668</c:v>
                 </c:pt>
                 <c:pt idx="16">
-                  <c:v>67.222600000000014</c:v>
+                  <c:v>16.5406005</c:v>
                 </c:pt>
                 <c:pt idx="17">
-                  <c:v>10.8621</c:v>
+                  <c:v>13.607733333333334</c:v>
                 </c:pt>
                 <c:pt idx="18">
-                  <c:v>63.255400000000002</c:v>
+                  <c:v>13.248066666666668</c:v>
                 </c:pt>
                 <c:pt idx="19">
-                  <c:v>35.379939999999998</c:v>
+                  <c:v>14.214266333333333</c:v>
                 </c:pt>
                 <c:pt idx="20">
-                  <c:v>13.123699999999999</c:v>
+                  <c:v>12.3521</c:v>
                 </c:pt>
                 <c:pt idx="21">
-                  <c:v>10.717560000000001</c:v>
+                  <c:v>68.958749999999995</c:v>
                 </c:pt>
                 <c:pt idx="22">
-                  <c:v>11.963725</c:v>
+                  <c:v>19.46947475</c:v>
                 </c:pt>
                 <c:pt idx="23">
-                  <c:v>34.8733</c:v>
+                  <c:v>14.069132999999999</c:v>
                 </c:pt>
                 <c:pt idx="24">
-                  <c:v>23.044533333333334</c:v>
+                  <c:v>15.216666999999999</c:v>
                 </c:pt>
                 <c:pt idx="25">
-                  <c:v>10.2904</c:v>
+                  <c:v>64.523799999999994</c:v>
                 </c:pt>
                 <c:pt idx="26">
-                  <c:v>22.374725000000002</c:v>
+                  <c:v>14.084632999999998</c:v>
                 </c:pt>
                 <c:pt idx="27">
-                  <c:v>3.0128000000000004</c:v>
+                  <c:v>18.066200500000001</c:v>
                 </c:pt>
                 <c:pt idx="28">
-                  <c:v>13.656266666666667</c:v>
+                  <c:v>8.1572990000000001</c:v>
                 </c:pt>
                 <c:pt idx="29">
-                  <c:v>17.571920000000002</c:v>
+                  <c:v>10.756556857142856</c:v>
                 </c:pt>
                 <c:pt idx="30">
-                  <c:v>8.3434000000000008</c:v>
+                  <c:v>14.776366333333334</c:v>
                 </c:pt>
                 <c:pt idx="31">
-                  <c:v>55.496100000000006</c:v>
+                  <c:v>13.934400333333334</c:v>
                 </c:pt>
                 <c:pt idx="32">
-                  <c:v>48.851533333333329</c:v>
+                  <c:v>7.2018000000000004</c:v>
                 </c:pt>
                 <c:pt idx="33">
-                  <c:v>28.362200000000001</c:v>
+                  <c:v>14.855832999999999</c:v>
                 </c:pt>
                 <c:pt idx="34">
-                  <c:v>26.652933333333333</c:v>
+                  <c:v>13.0177402</c:v>
                 </c:pt>
                 <c:pt idx="35">
-                  <c:v>10.275500000000001</c:v>
+                  <c:v>68.213898999999998</c:v>
                 </c:pt>
                 <c:pt idx="36">
-                  <c:v>10.632416666666666</c:v>
+                  <c:v>17.786033333333332</c:v>
                 </c:pt>
                 <c:pt idx="37">
-                  <c:v>59.278966666666669</c:v>
+                  <c:v>36.142750499999998</c:v>
                 </c:pt>
                 <c:pt idx="38">
-                  <c:v>9.7833500000000004</c:v>
+                  <c:v>0.58204686524822724</c:v>
                 </c:pt>
                 <c:pt idx="39">
-                  <c:v>68.084133333333327</c:v>
+                  <c:v>14.591633666666667</c:v>
                 </c:pt>
                 <c:pt idx="40">
-                  <c:v>117.53453333333334</c:v>
+                  <c:v>16.977650000000001</c:v>
                 </c:pt>
                 <c:pt idx="41">
-                  <c:v>22.665900000000001</c:v>
+                  <c:v>36.433197960000001</c:v>
                 </c:pt>
                 <c:pt idx="42">
-                  <c:v>10.796133333333335</c:v>
+                  <c:v>12.545949499999999</c:v>
                 </c:pt>
                 <c:pt idx="43">
-                  <c:v>43.686300000000003</c:v>
+                  <c:v>18.893878824561405</c:v>
                 </c:pt>
                 <c:pt idx="44">
-                  <c:v>63.285833333333329</c:v>
+                  <c:v>105.99695</c:v>
                 </c:pt>
                 <c:pt idx="45">
-                  <c:v>51.269433333333332</c:v>
+                  <c:v>7.5863845384615392</c:v>
                 </c:pt>
                 <c:pt idx="46">
-                  <c:v>21.298866666666669</c:v>
+                  <c:v>62.899829866666664</c:v>
                 </c:pt>
                 <c:pt idx="47">
-                  <c:v>26.155699999999996</c:v>
+                  <c:v>28.440866021276594</c:v>
                 </c:pt>
                 <c:pt idx="48">
-                  <c:v>48.038199999999996</c:v>
+                  <c:v>109.0868</c:v>
                 </c:pt>
                 <c:pt idx="49">
-                  <c:v>40.164833333333334</c:v>
+                  <c:v>18.682509880000005</c:v>
                 </c:pt>
                 <c:pt idx="50">
-                  <c:v>7.7741333333333342</c:v>
+                  <c:v>9.0636501250000006</c:v>
                 </c:pt>
                 <c:pt idx="51">
-                  <c:v>26.2316</c:v>
+                  <c:v>28.357239173913044</c:v>
                 </c:pt>
                 <c:pt idx="52">
-                  <c:v>7.5239000000000003</c:v>
+                  <c:v>22.000928999999996</c:v>
                 </c:pt>
                 <c:pt idx="53">
-                  <c:v>16.596900000000002</c:v>
+                  <c:v>11.9794</c:v>
                 </c:pt>
                 <c:pt idx="54">
-                  <c:v>47.592914285714286</c:v>
+                  <c:v>17.892622419354844</c:v>
                 </c:pt>
                 <c:pt idx="55">
-                  <c:v>15.841100000000001</c:v>
+                  <c:v>12.159499</c:v>
                 </c:pt>
                 <c:pt idx="56">
-                  <c:v>29.492583333333332</c:v>
+                  <c:v>11.45310025</c:v>
                 </c:pt>
                 <c:pt idx="57">
-                  <c:v>24.516249999999999</c:v>
+                  <c:v>38.891266666666667</c:v>
                 </c:pt>
                 <c:pt idx="58">
-                  <c:v>10.201650000000001</c:v>
+                  <c:v>16.737049499999998</c:v>
                 </c:pt>
                 <c:pt idx="59">
-                  <c:v>152.23699999999999</c:v>
+                  <c:v>14.323466333333334</c:v>
                 </c:pt>
                 <c:pt idx="60">
-                  <c:v>28.135159999999996</c:v>
+                  <c:v>18.428449999999998</c:v>
                 </c:pt>
                 <c:pt idx="61">
-                  <c:v>12.935</c:v>
+                  <c:v>18.238850124999999</c:v>
                 </c:pt>
                 <c:pt idx="62">
-                  <c:v>30.84712</c:v>
+                  <c:v>12.776033333333332</c:v>
                 </c:pt>
                 <c:pt idx="63">
-                  <c:v>7.7252499999999991</c:v>
+                  <c:v>15.008080033333332</c:v>
                 </c:pt>
                 <c:pt idx="64">
-                  <c:v>34.576799999999999</c:v>
+                  <c:v>12.820401</c:v>
                 </c:pt>
                 <c:pt idx="65">
-                  <c:v>53.388057142857143</c:v>
+                  <c:v>27.205424999999998</c:v>
                 </c:pt>
                 <c:pt idx="66">
-                  <c:v>36.371699999999997</c:v>
+                  <c:v>12.33282211111111</c:v>
                 </c:pt>
                 <c:pt idx="67">
-                  <c:v>7.3055833333333338</c:v>
+                  <c:v>13.058399999999999</c:v>
                 </c:pt>
                 <c:pt idx="68">
-                  <c:v>61.929700000000004</c:v>
+                  <c:v>11.769140555555555</c:v>
                 </c:pt>
                 <c:pt idx="69">
-                  <c:v>12.217279999999999</c:v>
+                  <c:v>14.974719799999999</c:v>
                 </c:pt>
                 <c:pt idx="70">
-                  <c:v>29.195599999999999</c:v>
+                  <c:v>15.294290625</c:v>
                 </c:pt>
                 <c:pt idx="71">
-                  <c:v>38.349159999999998</c:v>
+                  <c:v>16.778633333333335</c:v>
                 </c:pt>
                 <c:pt idx="72">
-                  <c:v>20.394500000000001</c:v>
+                  <c:v>18.364950499999999</c:v>
                 </c:pt>
                 <c:pt idx="73">
-                  <c:v>7.8978800000000007</c:v>
+                  <c:v>11.410124874999999</c:v>
                 </c:pt>
                 <c:pt idx="74">
-                  <c:v>36.441650000000003</c:v>
+                  <c:v>18.100549821428569</c:v>
                 </c:pt>
                 <c:pt idx="75">
-                  <c:v>46.5944</c:v>
+                  <c:v>10.539971428571429</c:v>
                 </c:pt>
                 <c:pt idx="76">
-                  <c:v>45.540980000000005</c:v>
+                  <c:v>16.431636526315788</c:v>
                 </c:pt>
                 <c:pt idx="77">
-                  <c:v>42.697400000000002</c:v>
+                  <c:v>29.8902</c:v>
                 </c:pt>
                 <c:pt idx="78">
-                  <c:v>8.0787499999999994</c:v>
+                  <c:v>19.089766333333333</c:v>
                 </c:pt>
                 <c:pt idx="79">
-                  <c:v>90.213666666666654</c:v>
+                  <c:v>7.7455999999999996</c:v>
                 </c:pt>
                 <c:pt idx="80">
-                  <c:v>10.704325000000001</c:v>
+                  <c:v>11.428725</c:v>
                 </c:pt>
                 <c:pt idx="81">
-                  <c:v>141.81549999999999</c:v>
+                  <c:v>1.6824996666666667</c:v>
                 </c:pt>
                 <c:pt idx="82">
-                  <c:v>24.310020000000002</c:v>
+                  <c:v>20.361966333333331</c:v>
                 </c:pt>
                 <c:pt idx="83">
-                  <c:v>19.725149999999999</c:v>
+                  <c:v>15.056649999999999</c:v>
                 </c:pt>
                 <c:pt idx="84">
-                  <c:v>12.405250000000001</c:v>
+                  <c:v>34.460507692307701</c:v>
                 </c:pt>
                 <c:pt idx="85">
-                  <c:v>11.864560000000001</c:v>
+                  <c:v>9.0389996666666672</c:v>
                 </c:pt>
                 <c:pt idx="86">
-                  <c:v>33.000599999999999</c:v>
+                  <c:v>167.08700099999999</c:v>
                 </c:pt>
                 <c:pt idx="87">
-                  <c:v>59.747320000000002</c:v>
+                  <c:v>50.396440046153856</c:v>
                 </c:pt>
                 <c:pt idx="88">
-                  <c:v>12.0702</c:v>
+                  <c:v>31.136901000000002</c:v>
                 </c:pt>
                 <c:pt idx="89">
-                  <c:v>10.17182</c:v>
+                  <c:v>5.6615138333333341</c:v>
                 </c:pt>
                 <c:pt idx="90">
-                  <c:v>10.242833333333332</c:v>
+                  <c:v>55.858292592592591</c:v>
                 </c:pt>
                 <c:pt idx="91">
-                  <c:v>116.59065</c:v>
+                  <c:v>12.612549982142855</c:v>
                 </c:pt>
                 <c:pt idx="92">
-                  <c:v>44.507580000000004</c:v>
+                  <c:v>8.1588999999999992</c:v>
                 </c:pt>
                 <c:pt idx="93">
-                  <c:v>37.968600000000002</c:v>
+                  <c:v>14.891437112903226</c:v>
                 </c:pt>
                 <c:pt idx="94">
-                  <c:v>34.401712500000002</c:v>
+                  <c:v>6.0096218437499989</c:v>
                 </c:pt>
                 <c:pt idx="95">
-                  <c:v>73.128866666666667</c:v>
+                  <c:v>20.4120299</c:v>
                 </c:pt>
                 <c:pt idx="96">
-                  <c:v>10.504514285714285</c:v>
+                  <c:v>33.789560926829267</c:v>
                 </c:pt>
                 <c:pt idx="97">
-                  <c:v>60.989100000000001</c:v>
+                  <c:v>40.923350499999998</c:v>
                 </c:pt>
                 <c:pt idx="98">
-                  <c:v>25.930929999999989</c:v>
+                  <c:v>162.10470000000001</c:v>
+                </c:pt>
+                <c:pt idx="99">
+                  <c:v>15.14877596</c:v>
+                </c:pt>
+                <c:pt idx="100">
+                  <c:v>38.868850000000002</c:v>
+                </c:pt>
+                <c:pt idx="101">
+                  <c:v>6.8219370571428559</c:v>
+                </c:pt>
+                <c:pt idx="102">
+                  <c:v>46.876725888888892</c:v>
+                </c:pt>
+                <c:pt idx="103">
+                  <c:v>24.724203499999998</c:v>
+                </c:pt>
+                <c:pt idx="104">
+                  <c:v>9.1501999999999999</c:v>
+                </c:pt>
+                <c:pt idx="105">
+                  <c:v>9.4774756585365854</c:v>
+                </c:pt>
+                <c:pt idx="106">
+                  <c:v>4.5677960800000008</c:v>
+                </c:pt>
+                <c:pt idx="107">
+                  <c:v>20.745946115384616</c:v>
+                </c:pt>
+                <c:pt idx="108">
+                  <c:v>15.650766666666668</c:v>
+                </c:pt>
+                <c:pt idx="109">
+                  <c:v>11.7006</c:v>
+                </c:pt>
+                <c:pt idx="110">
+                  <c:v>10.838499000000001</c:v>
+                </c:pt>
+                <c:pt idx="111">
+                  <c:v>15.616774750000001</c:v>
+                </c:pt>
+                <c:pt idx="112">
+                  <c:v>37.076548883720925</c:v>
+                </c:pt>
+                <c:pt idx="113">
+                  <c:v>16.68815</c:v>
+                </c:pt>
+                <c:pt idx="114">
+                  <c:v>15.236534771739128</c:v>
+                </c:pt>
+                <c:pt idx="115">
+                  <c:v>94.094459999999998</c:v>
+                </c:pt>
+                <c:pt idx="116">
+                  <c:v>7.6207589672131162</c:v>
+                </c:pt>
+                <c:pt idx="117">
+                  <c:v>57.091919142857144</c:v>
+                </c:pt>
+                <c:pt idx="118">
+                  <c:v>11.082799666666668</c:v>
+                </c:pt>
+                <c:pt idx="119">
+                  <c:v>11.906700333333333</c:v>
+                </c:pt>
+                <c:pt idx="120">
+                  <c:v>56.238993466666663</c:v>
+                </c:pt>
+                <c:pt idx="121">
+                  <c:v>11.234366666666666</c:v>
+                </c:pt>
+                <c:pt idx="122">
+                  <c:v>5.8040004999999999</c:v>
+                </c:pt>
+                <c:pt idx="123">
+                  <c:v>39.676396999999987</c:v>
+                </c:pt>
+                <c:pt idx="124">
+                  <c:v>9.3100009999999997</c:v>
+                </c:pt>
+                <c:pt idx="125">
+                  <c:v>62.288300999999997</c:v>
+                </c:pt>
+                <c:pt idx="126">
+                  <c:v>12.959341285714286</c:v>
+                </c:pt>
+                <c:pt idx="127">
+                  <c:v>73.922349999999994</c:v>
+                </c:pt>
+                <c:pt idx="128">
+                  <c:v>9.6753303030303019</c:v>
+                </c:pt>
+                <c:pt idx="129">
+                  <c:v>65.81681596</c:v>
+                </c:pt>
+                <c:pt idx="130">
+                  <c:v>16.402676980769233</c:v>
+                </c:pt>
+                <c:pt idx="131">
+                  <c:v>29.510898999999998</c:v>
+                </c:pt>
+                <c:pt idx="132">
+                  <c:v>9.0508838392857118</c:v>
+                </c:pt>
+                <c:pt idx="133">
+                  <c:v>6.5432484193548381</c:v>
+                </c:pt>
+                <c:pt idx="134">
+                  <c:v>20.65756685185185</c:v>
+                </c:pt>
+                <c:pt idx="135">
+                  <c:v>23.603752475</c:v>
+                </c:pt>
+                <c:pt idx="136">
+                  <c:v>9.1508000000000003</c:v>
+                </c:pt>
+                <c:pt idx="137">
+                  <c:v>14.398564784313724</c:v>
+                </c:pt>
+                <c:pt idx="138">
+                  <c:v>6.6546427857142856</c:v>
+                </c:pt>
+                <c:pt idx="139">
+                  <c:v>20.35871666666667</c:v>
+                </c:pt>
+                <c:pt idx="140">
+                  <c:v>34.405279564102564</c:v>
+                </c:pt>
+                <c:pt idx="141">
+                  <c:v>8.7613990000000008</c:v>
+                </c:pt>
+                <c:pt idx="142">
+                  <c:v>50.256284254901956</c:v>
+                </c:pt>
+                <c:pt idx="143">
+                  <c:v>50.39223333333333</c:v>
+                </c:pt>
+                <c:pt idx="144">
+                  <c:v>9.3243499166666695</c:v>
+                </c:pt>
+                <c:pt idx="145">
+                  <c:v>63.273540629629629</c:v>
+                </c:pt>
+                <c:pt idx="146">
+                  <c:v>21.455974420155599</c:v>
                 </c:pt>
               </c:numCache>
             </c:numRef>
           </c:val>
           <c:extLst>
             <c:ext xmlns:c16="http://schemas.microsoft.com/office/drawing/2014/chart" uri="{C3380CC4-5D6E-409C-BE32-E72D297353CC}">
-              <c16:uniqueId val="{00000000-1128-4E27-B659-67A273BBCB9E}"/>
+              <c16:uniqueId val="{00000000-B41D-458B-AB3E-99606E171497}"/>
             </c:ext>
           </c:extLst>
         </c:ser>
@@ -2056,11 +2365,11 @@
         </c:dLbls>
         <c:gapWidth val="219"/>
         <c:overlap val="-27"/>
-        <c:axId val="1529162639"/>
-        <c:axId val="1529163119"/>
+        <c:axId val="989835952"/>
+        <c:axId val="69961056"/>
       </c:barChart>
       <c:catAx>
-        <c:axId val="1529162639"/>
+        <c:axId val="989835952"/>
         <c:scaling>
           <c:orientation val="minMax"/>
         </c:scaling>
@@ -2103,7 +2412,7 @@
             <a:endParaRPr lang="es-ES"/>
           </a:p>
         </c:txPr>
-        <c:crossAx val="1529163119"/>
+        <c:crossAx val="69961056"/>
         <c:crosses val="autoZero"/>
         <c:auto val="1"/>
         <c:lblAlgn val="ctr"/>
@@ -2111,7 +2420,7 @@
         <c:noMultiLvlLbl val="0"/>
       </c:catAx>
       <c:valAx>
-        <c:axId val="1529163119"/>
+        <c:axId val="69961056"/>
         <c:scaling>
           <c:orientation val="minMax"/>
         </c:scaling>
@@ -2162,7 +2471,7 @@
             <a:endParaRPr lang="es-ES"/>
           </a:p>
         </c:txPr>
-        <c:crossAx val="1529162639"/>
+        <c:crossAx val="989835952"/>
         <c:crosses val="autoZero"/>
         <c:crossBetween val="between"/>
       </c:valAx>

--- a/reports/Testing report.docx
+++ b/reports/Testing report.docx
@@ -5,6 +5,7 @@
     <w:p>
       <w:pPr>
         <w:pStyle w:val="Title"/>
+        <w:jc w:val="center"/>
         <w:rPr>
           <w:lang w:val="en-US"/>
         </w:rPr>
@@ -13,26 +14,214 @@
         <w:rPr>
           <w:lang w:val="en-US"/>
         </w:rPr>
-        <w:t>Testing Report: ACME Starters B,</w:t>
-      </w:r>
-      <w:r>
-        <w:rPr>
-          <w:lang w:val="en-US"/>
-        </w:rPr>
-        <w:t xml:space="preserve"> G0-66</w:t>
+        <w:t>Testing Report: ACME Starters B G0-66</w:t>
       </w:r>
     </w:p>
     <w:p>
       <w:pPr>
         <w:rPr>
+          <w:rFonts w:asciiTheme="majorHAnsi" w:eastAsiaTheme="majorEastAsia" w:hAnsiTheme="majorHAnsi" w:cstheme="majorBidi"/>
+          <w:spacing w:val="-10"/>
+          <w:kern w:val="28"/>
+          <w:sz w:val="56"/>
+          <w:szCs w:val="56"/>
           <w:lang w:val="en-US"/>
         </w:rPr>
       </w:pPr>
-      <w:r>
-        <w:rPr>
-          <w:lang w:val="en-US"/>
-        </w:rPr>
-        <w:t xml:space="preserve"> In this report we show all the testing that has taken place in our project, including but not limited to End to End testing, performance testing and stress testing:</w:t>
+    </w:p>
+    <w:p>
+      <w:pPr>
+        <w:jc w:val="center"/>
+      </w:pPr>
+      <w:r>
+        <w:t>Mario Domínguez López</w:t>
+      </w:r>
+    </w:p>
+    <w:p>
+      <w:pPr>
+        <w:jc w:val="center"/>
+      </w:pPr>
+      <w:r>
+        <w:t>Victor José Mañas González</w:t>
+      </w:r>
+    </w:p>
+    <w:p>
+      <w:pPr>
+        <w:jc w:val="center"/>
+      </w:pPr>
+      <w:r>
+        <w:t>Elena Ramos Fernández</w:t>
+      </w:r>
+    </w:p>
+    <w:p>
+      <w:pPr>
+        <w:jc w:val="center"/>
+      </w:pPr>
+      <w:r>
+        <w:t>Ángel S</w:t>
+      </w:r>
+      <w:r>
+        <w:t>ánchez Ruiz</w:t>
+      </w:r>
+    </w:p>
+    <w:p>
+      <w:pPr>
+        <w:rPr>
+          <w:rFonts w:asciiTheme="majorHAnsi" w:eastAsiaTheme="majorEastAsia" w:hAnsiTheme="majorHAnsi" w:cstheme="majorBidi"/>
+          <w:spacing w:val="-10"/>
+          <w:kern w:val="28"/>
+          <w:sz w:val="56"/>
+          <w:szCs w:val="56"/>
+        </w:rPr>
+      </w:pPr>
+      <w:r>
+        <w:rPr>
+          <w:rFonts w:asciiTheme="majorHAnsi" w:eastAsiaTheme="majorEastAsia" w:hAnsiTheme="majorHAnsi" w:cstheme="majorBidi"/>
+          <w:spacing w:val="-10"/>
+          <w:kern w:val="28"/>
+          <w:sz w:val="56"/>
+          <w:szCs w:val="56"/>
+        </w:rPr>
+        <w:br w:type="page"/>
+      </w:r>
+    </w:p>
+    <w:p>
+      <w:pPr>
+        <w:rPr>
+          <w:rFonts w:asciiTheme="majorHAnsi" w:eastAsiaTheme="majorEastAsia" w:hAnsiTheme="majorHAnsi" w:cstheme="majorBidi"/>
+          <w:spacing w:val="-10"/>
+          <w:kern w:val="28"/>
+          <w:sz w:val="56"/>
+          <w:szCs w:val="56"/>
+        </w:rPr>
+      </w:pPr>
+    </w:p>
+    <w:p>
+      <w:pPr>
+        <w:pStyle w:val="Heading1"/>
+        <w:rPr>
+          <w:lang w:val="en-US"/>
+        </w:rPr>
+      </w:pPr>
+      <w:r>
+        <w:rPr>
+          <w:lang w:val="en-US"/>
+        </w:rPr>
+        <w:t>Intr</w:t>
+      </w:r>
+      <w:r>
+        <w:rPr>
+          <w:lang w:val="en-US"/>
+        </w:rPr>
+        <w:t>oduction</w:t>
+      </w:r>
+    </w:p>
+    <w:p>
+      <w:pPr>
+        <w:ind w:firstLine="708"/>
+        <w:rPr>
+          <w:sz w:val="24"/>
+          <w:szCs w:val="24"/>
+          <w:lang w:val="en-US"/>
+        </w:rPr>
+      </w:pPr>
+      <w:r>
+        <w:rPr>
+          <w:sz w:val="24"/>
+          <w:szCs w:val="24"/>
+          <w:lang w:val="en-US"/>
+        </w:rPr>
+        <w:t xml:space="preserve"> </w:t>
+      </w:r>
+      <w:r>
+        <w:rPr>
+          <w:sz w:val="24"/>
+          <w:szCs w:val="24"/>
+          <w:lang w:val="en-US"/>
+        </w:rPr>
+        <w:t>In this report we present the complete testing process carried out during the development of the project. The objective of these tests was not only to verify that the application behaves correctly from a functional point of view, but also to analyze its stability, performance, scalability and resource consumption under realistic workloads.</w:t>
+      </w:r>
+    </w:p>
+    <w:p>
+      <w:pPr>
+        <w:rPr>
+          <w:sz w:val="24"/>
+          <w:szCs w:val="24"/>
+          <w:lang w:val="en-US"/>
+        </w:rPr>
+      </w:pPr>
+      <w:r>
+        <w:rPr>
+          <w:sz w:val="24"/>
+          <w:szCs w:val="24"/>
+          <w:lang w:val="en-US"/>
+        </w:rPr>
+        <w:t xml:space="preserve"> </w:t>
+      </w:r>
+      <w:r>
+        <w:rPr>
+          <w:sz w:val="24"/>
+          <w:szCs w:val="24"/>
+          <w:lang w:val="en-US"/>
+        </w:rPr>
+        <w:tab/>
+      </w:r>
+      <w:r>
+        <w:rPr>
+          <w:sz w:val="24"/>
+          <w:szCs w:val="24"/>
+          <w:lang w:val="en-US"/>
+        </w:rPr>
+        <w:t>To achieve this, several complementary testing methodologies were applied, including End to End testing, stress testing, performance analysis, software profiling and hardware profiling. The information obtained through these tests has allowed us to identify weak points in the application, optimize problematic sections of the codebase and objectively evaluate the improvements introduced during the refactoring phase of the project.</w:t>
+      </w:r>
+    </w:p>
+    <w:p>
+      <w:pPr>
+        <w:rPr>
+          <w:sz w:val="24"/>
+          <w:szCs w:val="24"/>
+          <w:lang w:val="en-US"/>
+        </w:rPr>
+      </w:pPr>
+      <w:r>
+        <w:rPr>
+          <w:sz w:val="24"/>
+          <w:szCs w:val="24"/>
+          <w:lang w:val="en-US"/>
+        </w:rPr>
+        <w:tab/>
+      </w:r>
+      <w:r>
+        <w:rPr>
+          <w:sz w:val="24"/>
+          <w:szCs w:val="24"/>
+          <w:lang w:val="en-US"/>
+        </w:rPr>
+        <w:t xml:space="preserve">The combination of automated tests, profiling tools and statistical analysis has provided us with a much deeper understanding of the system’s behavior and </w:t>
+      </w:r>
+      <w:r>
+        <w:rPr>
+          <w:sz w:val="24"/>
+          <w:szCs w:val="24"/>
+          <w:lang w:val="en-US"/>
+        </w:rPr>
+        <w:t>reliability</w:t>
+      </w:r>
+      <w:r>
+        <w:rPr>
+          <w:sz w:val="24"/>
+          <w:szCs w:val="24"/>
+          <w:lang w:val="en-US"/>
+        </w:rPr>
+        <w:t xml:space="preserve"> and</w:t>
+      </w:r>
+      <w:r>
+        <w:rPr>
+          <w:sz w:val="24"/>
+          <w:szCs w:val="24"/>
+          <w:lang w:val="en-US"/>
+        </w:rPr>
+        <w:t xml:space="preserve"> has helped us immensely in improving it.</w:t>
       </w:r>
     </w:p>
     <w:p>
@@ -77,7 +266,7 @@
                     </pic:cNvPicPr>
                   </pic:nvPicPr>
                   <pic:blipFill>
-                    <a:blip r:embed="rId4">
+                    <a:blip r:embed="rId5">
                       <a:extLst>
                         <a:ext uri="{28A0092B-C50C-407E-A947-70E740481C1C}">
                           <a14:useLocalDpi xmlns:a14="http://schemas.microsoft.com/office/drawing/2010/main" val="0"/>
@@ -113,35 +302,62 @@
       <w:pPr>
         <w:rPr>
           <w:noProof/>
-          <w:lang w:val="en-US"/>
+          <w:sz w:val="24"/>
+          <w:szCs w:val="24"/>
         </w:rPr>
       </w:pPr>
       <w:r>
         <w:rPr>
-          <w:lang w:val="en-US"/>
-        </w:rPr>
-        <w:t xml:space="preserve"> We have achieved a 7</w:t>
-      </w:r>
-      <w:r>
-        <w:rPr>
+          <w:sz w:val="24"/>
+          <w:szCs w:val="24"/>
+          <w:lang w:val="en-US"/>
+        </w:rPr>
+        <w:t xml:space="preserve"> </w:t>
+      </w:r>
+      <w:r>
+        <w:rPr>
+          <w:sz w:val="24"/>
+          <w:szCs w:val="24"/>
+          <w:lang w:val="en-US"/>
+        </w:rPr>
+        <w:tab/>
+      </w:r>
+      <w:r>
+        <w:rPr>
+          <w:sz w:val="24"/>
+          <w:szCs w:val="24"/>
+          <w:lang w:val="en-US"/>
+        </w:rPr>
+        <w:t>We have achieved a 7</w:t>
+      </w:r>
+      <w:r>
+        <w:rPr>
+          <w:sz w:val="24"/>
+          <w:szCs w:val="24"/>
           <w:lang w:val="en-US"/>
         </w:rPr>
         <w:t>8</w:t>
       </w:r>
       <w:r>
         <w:rPr>
+          <w:sz w:val="24"/>
+          <w:szCs w:val="24"/>
           <w:lang w:val="en-US"/>
         </w:rPr>
         <w:t>,</w:t>
       </w:r>
       <w:r>
         <w:rPr>
+          <w:sz w:val="24"/>
+          <w:szCs w:val="24"/>
           <w:lang w:val="en-US"/>
         </w:rPr>
         <w:t>2</w:t>
       </w:r>
       <w:r>
         <w:rPr>
+          <w:sz w:val="24"/>
+          <w:szCs w:val="24"/>
           <w:lang w:val="en-US"/>
         </w:rPr>
         <w:t>% coverage with end to end testing, being divided into modules separated by role and responsibilities.</w:t>
@@ -149,19 +365,32 @@
       <w:r>
         <w:rPr>
           <w:noProof/>
+          <w:sz w:val="24"/>
+          <w:szCs w:val="24"/>
           <w:lang w:val="en-US"/>
         </w:rPr>
         <w:t xml:space="preserve"> </w:t>
       </w:r>
-      <w:r>
+    </w:p>
+    <w:p>
+      <w:pPr>
         <w:rPr>
           <w:noProof/>
-        </w:rPr>
+          <w:sz w:val="24"/>
+          <w:szCs w:val="24"/>
+          <w:lang w:val="en-US"/>
+        </w:rPr>
+      </w:pPr>
+      <w:r>
+        <w:rPr>
+          <w:noProof/>
+        </w:rPr>
+        <w:lastRenderedPageBreak/>
         <w:drawing>
-          <wp:inline distT="0" distB="0" distL="0" distR="0" wp14:anchorId="71B91141" wp14:editId="63D7ED23">
-            <wp:extent cx="2514600" cy="1781175"/>
-            <wp:effectExtent l="0" t="0" r="0" b="9525"/>
-            <wp:docPr id="1305144411" name="Picture 1"/>
+          <wp:inline distT="0" distB="0" distL="0" distR="0" wp14:anchorId="75B42372" wp14:editId="1AC0BC96">
+            <wp:extent cx="2238375" cy="2657475"/>
+            <wp:effectExtent l="0" t="0" r="9525" b="9525"/>
+            <wp:docPr id="1149158817" name="Picture 1"/>
             <wp:cNvGraphicFramePr>
               <a:graphicFrameLocks xmlns:a="http://schemas.openxmlformats.org/drawingml/2006/main" noChangeAspect="1"/>
             </wp:cNvGraphicFramePr>
@@ -169,11 +398,11 @@
               <a:graphicData uri="http://schemas.openxmlformats.org/drawingml/2006/picture">
                 <pic:pic xmlns:pic="http://schemas.openxmlformats.org/drawingml/2006/picture">
                   <pic:nvPicPr>
-                    <pic:cNvPr id="1305144411" name=""/>
+                    <pic:cNvPr id="1149158817" name=""/>
                     <pic:cNvPicPr/>
                   </pic:nvPicPr>
                   <pic:blipFill>
-                    <a:blip r:embed="rId5"/>
+                    <a:blip r:embed="rId6"/>
                     <a:stretch>
                       <a:fillRect/>
                     </a:stretch>
@@ -181,7 +410,7 @@
                   <pic:spPr>
                     <a:xfrm>
                       <a:off x="0" y="0"/>
-                      <a:ext cx="2514600" cy="1781175"/>
+                      <a:ext cx="2238375" cy="2657475"/>
                     </a:xfrm>
                     <a:prstGeom prst="rect">
                       <a:avLst/>
@@ -196,17 +425,318 @@
     </w:p>
     <w:p>
       <w:pPr>
-        <w:rPr>
+        <w:ind w:firstLine="708"/>
+        <w:rPr>
+          <w:noProof/>
+          <w:sz w:val="24"/>
+          <w:szCs w:val="24"/>
           <w:lang w:val="en-US"/>
         </w:rPr>
       </w:pPr>
       <w:r>
         <w:rPr>
           <w:noProof/>
+          <w:sz w:val="24"/>
+          <w:szCs w:val="24"/>
           <w:lang w:val="en-US"/>
         </w:rPr>
         <w:t>This has allowed us to quickly test that adding new features didn’t introduce any breaking changes to previously working features, which has been especially useful in this level of the project.</w:t>
       </w:r>
+    </w:p>
+    <w:p>
+      <w:pPr>
+        <w:ind w:firstLine="708"/>
+        <w:rPr>
+          <w:noProof/>
+          <w:sz w:val="24"/>
+          <w:szCs w:val="24"/>
+          <w:lang w:val="en-US"/>
+        </w:rPr>
+      </w:pPr>
+      <w:r>
+        <w:rPr>
+          <w:noProof/>
+          <w:sz w:val="24"/>
+          <w:szCs w:val="24"/>
+          <w:lang w:val="en-US"/>
+        </w:rPr>
+        <w:t>Th</w:t>
+      </w:r>
+      <w:r>
+        <w:rPr>
+          <w:noProof/>
+          <w:sz w:val="24"/>
+          <w:szCs w:val="24"/>
+          <w:lang w:val="en-US"/>
+        </w:rPr>
+        <w:t xml:space="preserve">e </w:t>
+      </w:r>
+      <w:r>
+        <w:rPr>
+          <w:noProof/>
+          <w:sz w:val="24"/>
+          <w:szCs w:val="24"/>
+          <w:lang w:val="en-US"/>
+        </w:rPr>
+        <w:t>“</w:t>
+      </w:r>
+      <w:r>
+        <w:rPr>
+          <w:noProof/>
+          <w:sz w:val="24"/>
+          <w:szCs w:val="24"/>
+          <w:lang w:val="en-US"/>
+        </w:rPr>
+        <w:t>crud-basic</w:t>
+      </w:r>
+      <w:r>
+        <w:rPr>
+          <w:noProof/>
+          <w:sz w:val="24"/>
+          <w:szCs w:val="24"/>
+          <w:lang w:val="en-US"/>
+        </w:rPr>
+        <w:t>”</w:t>
+      </w:r>
+      <w:r>
+        <w:rPr>
+          <w:noProof/>
+          <w:sz w:val="24"/>
+          <w:szCs w:val="24"/>
+          <w:lang w:val="en-US"/>
+        </w:rPr>
+        <w:t xml:space="preserve"> testing files focus on covering as much ground as possible, performing all the actions possible within the role</w:t>
+      </w:r>
+      <w:r>
+        <w:rPr>
+          <w:noProof/>
+          <w:sz w:val="24"/>
+          <w:szCs w:val="24"/>
+          <w:lang w:val="en-US"/>
+        </w:rPr>
+        <w:t xml:space="preserve"> and checking all the errors, possible illegal actions that could be taken and making sure no panics ensue</w:t>
+      </w:r>
+      <w:r>
+        <w:rPr>
+          <w:noProof/>
+          <w:sz w:val="24"/>
+          <w:szCs w:val="24"/>
+          <w:lang w:val="en-US"/>
+        </w:rPr>
+        <w:t xml:space="preserve">, including </w:t>
+      </w:r>
+      <w:r>
+        <w:rPr>
+          <w:noProof/>
+          <w:sz w:val="24"/>
+          <w:szCs w:val="24"/>
+          <w:lang w:val="en-US"/>
+        </w:rPr>
+        <w:t>creation</w:t>
+      </w:r>
+      <w:r>
+        <w:rPr>
+          <w:noProof/>
+          <w:sz w:val="24"/>
+          <w:szCs w:val="24"/>
+          <w:lang w:val="en-US"/>
+        </w:rPr>
+        <w:t xml:space="preserve"> of entities, </w:t>
+      </w:r>
+      <w:r>
+        <w:rPr>
+          <w:noProof/>
+          <w:sz w:val="24"/>
+          <w:szCs w:val="24"/>
+          <w:lang w:val="en-US"/>
+        </w:rPr>
+        <w:t>updates</w:t>
+      </w:r>
+      <w:r>
+        <w:rPr>
+          <w:noProof/>
+          <w:sz w:val="24"/>
+          <w:szCs w:val="24"/>
+          <w:lang w:val="en-US"/>
+        </w:rPr>
+        <w:t xml:space="preserve">, </w:t>
+      </w:r>
+      <w:r>
+        <w:rPr>
+          <w:noProof/>
+          <w:sz w:val="24"/>
+          <w:szCs w:val="24"/>
+          <w:lang w:val="en-US"/>
+        </w:rPr>
+        <w:t>deletion</w:t>
+      </w:r>
+      <w:r>
+        <w:rPr>
+          <w:noProof/>
+          <w:sz w:val="24"/>
+          <w:szCs w:val="24"/>
+          <w:lang w:val="en-US"/>
+        </w:rPr>
+        <w:t>, li</w:t>
+      </w:r>
+      <w:r>
+        <w:rPr>
+          <w:noProof/>
+          <w:sz w:val="24"/>
+          <w:szCs w:val="24"/>
+          <w:lang w:val="en-US"/>
+        </w:rPr>
+        <w:t>st</w:t>
+      </w:r>
+      <w:r>
+        <w:rPr>
+          <w:noProof/>
+          <w:sz w:val="24"/>
+          <w:szCs w:val="24"/>
+          <w:lang w:val="en-US"/>
+        </w:rPr>
+        <w:t>ing</w:t>
+      </w:r>
+      <w:r>
+        <w:rPr>
+          <w:noProof/>
+          <w:sz w:val="24"/>
+          <w:szCs w:val="24"/>
+          <w:lang w:val="en-US"/>
+        </w:rPr>
+        <w:t xml:space="preserve"> and visualization operations</w:t>
+      </w:r>
+      <w:r>
+        <w:rPr>
+          <w:noProof/>
+          <w:sz w:val="24"/>
+          <w:szCs w:val="24"/>
+          <w:lang w:val="en-US"/>
+        </w:rPr>
+        <w:t>, a</w:t>
+      </w:r>
+      <w:r>
+        <w:rPr>
+          <w:noProof/>
+          <w:sz w:val="24"/>
+          <w:szCs w:val="24"/>
+          <w:lang w:val="en-US"/>
+        </w:rPr>
+        <w:t>uthentication and authorization behavior</w:t>
+      </w:r>
+      <w:r>
+        <w:rPr>
+          <w:noProof/>
+          <w:sz w:val="24"/>
+          <w:szCs w:val="24"/>
+          <w:lang w:val="en-US"/>
+        </w:rPr>
+        <w:t>, e</w:t>
+      </w:r>
+      <w:r>
+        <w:rPr>
+          <w:noProof/>
+          <w:sz w:val="24"/>
+          <w:szCs w:val="24"/>
+          <w:lang w:val="en-US"/>
+        </w:rPr>
+        <w:t>rror handling</w:t>
+      </w:r>
+      <w:r>
+        <w:rPr>
+          <w:noProof/>
+          <w:sz w:val="24"/>
+          <w:szCs w:val="24"/>
+          <w:lang w:val="en-US"/>
+        </w:rPr>
+        <w:t xml:space="preserve"> and i</w:t>
+      </w:r>
+      <w:r>
+        <w:rPr>
+          <w:noProof/>
+          <w:sz w:val="24"/>
+          <w:szCs w:val="24"/>
+          <w:lang w:val="en-US"/>
+        </w:rPr>
+        <w:t>llegal action prevention</w:t>
+      </w:r>
+      <w:r>
+        <w:rPr>
+          <w:noProof/>
+          <w:sz w:val="24"/>
+          <w:szCs w:val="24"/>
+          <w:lang w:val="en-US"/>
+        </w:rPr>
+        <w:t>.</w:t>
+      </w:r>
+    </w:p>
+    <w:p>
+      <w:pPr>
+        <w:ind w:firstLine="708"/>
+        <w:rPr>
+          <w:noProof/>
+          <w:sz w:val="24"/>
+          <w:szCs w:val="24"/>
+          <w:lang w:val="en-US"/>
+        </w:rPr>
+      </w:pPr>
+      <w:r>
+        <w:rPr>
+          <w:noProof/>
+          <w:sz w:val="24"/>
+          <w:szCs w:val="24"/>
+          <w:lang w:val="en-US"/>
+        </w:rPr>
+        <w:t>On the other hand, the “variations” testing files make sure that every possible value that can be input in every form is consistent and doesn’t cause any errors. From different charsets to different writing directions, number ranges and combinations of the different possibilities the testing has been extense and thorough, making sure that no hidden mistakes cost us a user seeing a panic screen!</w:t>
+      </w:r>
+      <w:r>
+        <w:rPr>
+          <w:noProof/>
+          <w:sz w:val="24"/>
+          <w:szCs w:val="24"/>
+          <w:lang w:val="en-US"/>
+        </w:rPr>
+        <w:t xml:space="preserve"> </w:t>
+      </w:r>
+      <w:r>
+        <w:rPr>
+          <w:noProof/>
+          <w:sz w:val="24"/>
+          <w:szCs w:val="24"/>
+          <w:lang w:val="en-US"/>
+        </w:rPr>
+        <w:t>Overall, the End to End testing suite has greatly improved our confidence in the reliability and maintainability of the software.</w:t>
+      </w:r>
+    </w:p>
+    <w:p>
+      <w:pPr>
+        <w:rPr>
+          <w:noProof/>
+          <w:sz w:val="24"/>
+          <w:szCs w:val="24"/>
+          <w:lang w:val="en-US"/>
+        </w:rPr>
+      </w:pPr>
+      <w:r>
+        <w:rPr>
+          <w:noProof/>
+          <w:sz w:val="24"/>
+          <w:szCs w:val="24"/>
+          <w:lang w:val="en-US"/>
+        </w:rPr>
+        <w:br w:type="page"/>
+      </w:r>
+    </w:p>
+    <w:p>
+      <w:pPr>
+        <w:ind w:firstLine="708"/>
+        <w:rPr>
+          <w:noProof/>
+          <w:sz w:val="24"/>
+          <w:szCs w:val="24"/>
+          <w:lang w:val="en-US"/>
+        </w:rPr>
+      </w:pPr>
     </w:p>
     <w:p>
       <w:pPr>
@@ -226,26 +756,57 @@
     </w:p>
     <w:p>
       <w:pPr>
-        <w:rPr>
+        <w:ind w:firstLine="708"/>
+        <w:rPr>
+          <w:noProof/>
+          <w:sz w:val="24"/>
+          <w:szCs w:val="24"/>
           <w:lang w:val="en-US"/>
         </w:rPr>
       </w:pPr>
       <w:r>
         <w:rPr>
-          <w:lang w:val="en-US"/>
-        </w:rPr>
-        <w:t xml:space="preserve">Using these testing files, we have managed to get a lot of useful data that we have compiled in the attached excel spreadsheet. Organizing the thousands of data lines we have managed to get the following 2D graph that shows the relative </w:t>
-      </w:r>
-      <w:r>
-        <w:rPr>
-          <w:lang w:val="en-US"/>
-        </w:rPr>
-        <w:lastRenderedPageBreak/>
-        <w:t>performance of the different parts of the project:</w:t>
+          <w:sz w:val="24"/>
+          <w:szCs w:val="24"/>
+          <w:lang w:val="en-US"/>
+        </w:rPr>
+        <w:t>Using these testing files, we have managed to get a lot of useful data that we have compiled in the attached excel spreadsheet. Organizing the thousands of data lines we have managed to get the</w:t>
+      </w:r>
+      <w:r>
+        <w:rPr>
+          <w:lang w:val="en-US"/>
+        </w:rPr>
+        <w:t xml:space="preserve"> </w:t>
+      </w:r>
+      <w:r>
+        <w:rPr>
+          <w:sz w:val="24"/>
+          <w:szCs w:val="24"/>
+          <w:lang w:val="en-US"/>
+        </w:rPr>
+        <w:t>following 2D graph that shows the relative performance of the different parts of the project</w:t>
+      </w:r>
+      <w:r>
+        <w:rPr>
+          <w:sz w:val="24"/>
+          <w:szCs w:val="24"/>
+          <w:lang w:val="en-US"/>
+        </w:rPr>
+        <w:t xml:space="preserve"> in our last testing suite</w:t>
+      </w:r>
+      <w:r>
+        <w:rPr>
+          <w:sz w:val="24"/>
+          <w:szCs w:val="24"/>
+          <w:lang w:val="en-US"/>
+        </w:rPr>
+        <w:t>:</w:t>
       </w:r>
       <w:r>
         <w:rPr>
           <w:noProof/>
+          <w:sz w:val="24"/>
+          <w:szCs w:val="24"/>
           <w:lang w:val="en-US"/>
         </w:rPr>
         <w:t xml:space="preserve"> </w:t>
@@ -268,7 +829,7 @@
             <wp:cNvGraphicFramePr/>
             <a:graphic xmlns:a="http://schemas.openxmlformats.org/drawingml/2006/main">
               <a:graphicData uri="http://schemas.openxmlformats.org/drawingml/2006/chart">
-                <c:chart xmlns:c="http://schemas.openxmlformats.org/drawingml/2006/chart" xmlns:r="http://schemas.openxmlformats.org/officeDocument/2006/relationships" r:id="rId6"/>
+                <c:chart xmlns:c="http://schemas.openxmlformats.org/drawingml/2006/chart" xmlns:r="http://schemas.openxmlformats.org/officeDocument/2006/relationships" r:id="rId7"/>
               </a:graphicData>
             </a:graphic>
           </wp:inline>
@@ -277,38 +838,235 @@
     </w:p>
     <w:p>
       <w:pPr>
-        <w:pStyle w:val="Heading1"/>
-        <w:rPr>
+        <w:ind w:firstLine="708"/>
+        <w:rPr>
+          <w:noProof/>
+          <w:sz w:val="24"/>
+          <w:szCs w:val="24"/>
           <w:lang w:val="en-US"/>
         </w:rPr>
       </w:pPr>
       <w:r>
         <w:rPr>
-          <w:lang w:val="en-US"/>
-        </w:rPr>
-        <w:t>Software and Hardware profiling:</w:t>
+          <w:noProof/>
+          <w:sz w:val="24"/>
+          <w:szCs w:val="24"/>
+          <w:lang w:val="en-US"/>
+        </w:rPr>
+        <w:t>The collected data allows us to evaluate the responsiveness of every endpoint in the application and compare the relative performance of different modules and workflows. The resulting graphs provide a visual overview of the average response times across the entire system.</w:t>
       </w:r>
     </w:p>
     <w:p>
       <w:pPr>
-        <w:rPr>
+        <w:ind w:firstLine="708"/>
+        <w:rPr>
+          <w:noProof/>
+          <w:sz w:val="24"/>
+          <w:szCs w:val="24"/>
           <w:lang w:val="en-US"/>
         </w:rPr>
       </w:pPr>
       <w:r>
         <w:rPr>
-          <w:lang w:val="en-US"/>
-        </w:rPr>
-        <w:t>Furthermore, with further testing we have managed to get more detailed analysis and reports on the strain that our project puts on our machines. This has been extremely useful for making sure there weren’t any hidden bottlenecks and the results of the testing can be seen in the attached images, the first being software and the second hardware.</w:t>
-      </w:r>
-      <w:r>
-        <w:rPr>
           <w:noProof/>
-          <w:lang w:val="en-US"/>
-        </w:rPr>
-        <w:lastRenderedPageBreak/>
+          <w:sz w:val="24"/>
+          <w:szCs w:val="24"/>
+          <w:lang w:val="en-US"/>
+        </w:rPr>
+        <w:t>We have divided the spreadsheet in data taken before and after refactoring the project so we can compare the two and have objective information that will allow us to know with certainty if the project’s performance has improved after the refactoring effort.</w:t>
+      </w:r>
+    </w:p>
+    <w:p>
+      <w:pPr>
+        <w:ind w:firstLine="708"/>
+        <w:rPr>
+          <w:noProof/>
+          <w:sz w:val="24"/>
+          <w:szCs w:val="24"/>
+          <w:lang w:val="en-US"/>
+        </w:rPr>
+      </w:pPr>
+      <w:r>
+        <w:rPr>
+          <w:noProof/>
+          <w:sz w:val="24"/>
+          <w:szCs w:val="24"/>
+          <w:lang w:val="en-US"/>
+        </w:rPr>
+        <w:t>This will be expanded further upon in the Hypothesis Contrast part of the document, where we explain the process and the data we stand to gain by performing it</w:t>
+      </w:r>
+      <w:r>
+        <w:rPr>
+          <w:noProof/>
+          <w:sz w:val="24"/>
+          <w:szCs w:val="24"/>
+          <w:lang w:val="en-US"/>
+        </w:rPr>
+        <w:t xml:space="preserve"> as we </w:t>
+      </w:r>
+      <w:r>
+        <w:rPr>
+          <w:noProof/>
+          <w:sz w:val="24"/>
+          <w:szCs w:val="24"/>
+          <w:lang w:val="en-US"/>
+        </w:rPr>
+        <w:t>statistically compare both testing rounds in order to determine whether the observed performance differences are truly significant.</w:t>
+      </w:r>
+    </w:p>
+    <w:p>
+      <w:pPr>
+        <w:rPr>
+          <w:noProof/>
+          <w:sz w:val="24"/>
+          <w:szCs w:val="24"/>
+          <w:lang w:val="en-US"/>
+        </w:rPr>
+      </w:pPr>
+      <w:r>
+        <w:rPr>
+          <w:noProof/>
+          <w:sz w:val="24"/>
+          <w:szCs w:val="24"/>
+          <w:lang w:val="en-US"/>
+        </w:rPr>
+        <w:br w:type="page"/>
+      </w:r>
+    </w:p>
+    <w:p>
+      <w:pPr>
+        <w:ind w:firstLine="708"/>
+        <w:rPr>
+          <w:lang w:val="en-US"/>
+        </w:rPr>
+      </w:pPr>
+    </w:p>
+    <w:p>
+      <w:pPr>
+        <w:pStyle w:val="Heading1"/>
+        <w:rPr>
+          <w:lang w:val="en-US"/>
+        </w:rPr>
+      </w:pPr>
+      <w:r>
+        <w:rPr>
+          <w:lang w:val="en-US"/>
+        </w:rPr>
+        <w:t>Software and Hardware profiling:</w:t>
+      </w:r>
+    </w:p>
+    <w:p>
+      <w:pPr>
+        <w:ind w:firstLine="708"/>
+        <w:rPr>
+          <w:sz w:val="24"/>
+          <w:szCs w:val="24"/>
+          <w:lang w:val="en-US"/>
+        </w:rPr>
+      </w:pPr>
+      <w:r>
+        <w:rPr>
+          <w:sz w:val="24"/>
+          <w:szCs w:val="24"/>
+          <w:lang w:val="en-US"/>
+        </w:rPr>
+        <w:t>W</w:t>
+      </w:r>
+      <w:r>
+        <w:rPr>
+          <w:sz w:val="24"/>
+          <w:szCs w:val="24"/>
+          <w:lang w:val="en-US"/>
+        </w:rPr>
+        <w:t>ith further testing we have managed to get more detailed analysis and reports on the strain that our project puts on our machines. This has been extremely useful for making sure there weren’t any hidden bottlenecks</w:t>
+      </w:r>
+      <w:r>
+        <w:rPr>
+          <w:sz w:val="24"/>
+          <w:szCs w:val="24"/>
+          <w:lang w:val="en-US"/>
+        </w:rPr>
+        <w:t xml:space="preserve"> in our project, helping us focus our efforts on localized parts of the software.</w:t>
+      </w:r>
+    </w:p>
+    <w:p>
+      <w:pPr>
+        <w:ind w:firstLine="708"/>
+        <w:rPr>
+          <w:noProof/>
+          <w:sz w:val="24"/>
+          <w:szCs w:val="24"/>
+          <w:lang w:val="en-US"/>
+        </w:rPr>
+      </w:pPr>
+      <w:r>
+        <w:rPr>
+          <w:sz w:val="24"/>
+          <w:szCs w:val="24"/>
+          <w:lang w:val="en-US"/>
+        </w:rPr>
+        <w:t xml:space="preserve">This profiling has been performed </w:t>
+      </w:r>
+      <w:r>
+        <w:rPr>
+          <w:sz w:val="24"/>
+          <w:szCs w:val="24"/>
+          <w:lang w:val="en-US"/>
+        </w:rPr>
+        <w:t xml:space="preserve">on two fronts, Software and Hardware. In the Software profiling we have used </w:t>
+      </w:r>
+      <w:r>
+        <w:rPr>
+          <w:sz w:val="24"/>
+          <w:szCs w:val="24"/>
+          <w:lang w:val="en-US"/>
+        </w:rPr>
+        <w:t xml:space="preserve">the program </w:t>
+      </w:r>
+      <w:r>
+        <w:rPr>
+          <w:sz w:val="24"/>
+          <w:szCs w:val="24"/>
+          <w:lang w:val="en-US"/>
+        </w:rPr>
+        <w:t xml:space="preserve">VisualVM to </w:t>
+      </w:r>
+      <w:r>
+        <w:rPr>
+          <w:sz w:val="24"/>
+          <w:szCs w:val="24"/>
+          <w:lang w:val="en-US"/>
+        </w:rPr>
+        <w:t>monitor our project while executing test cases, helping us rank the methods used according to their efficiency.</w:t>
+      </w:r>
+      <w:r>
+        <w:rPr>
+          <w:noProof/>
+          <w:sz w:val="24"/>
+          <w:szCs w:val="24"/>
+          <w:lang w:val="en-US"/>
+        </w:rPr>
+        <w:t xml:space="preserve"> </w:t>
+      </w:r>
+    </w:p>
+    <w:p>
+      <w:pPr>
+        <w:ind w:firstLine="708"/>
+        <w:rPr>
+          <w:sz w:val="24"/>
+          <w:szCs w:val="24"/>
+          <w:lang w:val="en-US"/>
+        </w:rPr>
+      </w:pPr>
+      <w:r>
+        <w:rPr>
+          <w:noProof/>
+          <w:sz w:val="24"/>
+          <w:szCs w:val="24"/>
+          <w:lang w:val="en-US"/>
+        </w:rPr>
         <w:drawing>
-          <wp:inline distT="0" distB="0" distL="0" distR="0" wp14:anchorId="4057E5E7" wp14:editId="071B9368">
+          <wp:inline distT="0" distB="0" distL="0" distR="0" wp14:anchorId="63F2240D" wp14:editId="5B5DF82A">
             <wp:extent cx="5391150" cy="4895850"/>
             <wp:effectExtent l="0" t="0" r="0" b="0"/>
             <wp:docPr id="1946758993" name="Picture 3"/>
@@ -325,7 +1083,7 @@
                     </pic:cNvPicPr>
                   </pic:nvPicPr>
                   <pic:blipFill>
-                    <a:blip r:embed="rId7">
+                    <a:blip r:embed="rId8">
                       <a:extLst>
                         <a:ext uri="{28A0092B-C50C-407E-A947-70E740481C1C}">
                           <a14:useLocalDpi xmlns:a14="http://schemas.microsoft.com/office/drawing/2010/main" val="0"/>
@@ -356,14 +1114,90 @@
           </wp:inline>
         </w:drawing>
       </w:r>
+    </w:p>
+    <w:p>
+      <w:pPr>
+        <w:ind w:firstLine="708"/>
+        <w:rPr>
+          <w:sz w:val="24"/>
+          <w:szCs w:val="24"/>
+          <w:lang w:val="en-US"/>
+        </w:rPr>
+      </w:pPr>
+      <w:r>
+        <w:rPr>
+          <w:sz w:val="24"/>
+          <w:szCs w:val="24"/>
+          <w:lang w:val="en-US"/>
+        </w:rPr>
+        <w:t>We can appreciate in the analysis that our project’s performance is excellent, which hasn’t always been the case. However, thanks to this tool we have been able to detect problematic methods, and by focusing our efforts on optimizing them we have managed to end up with a better application as a result.</w:t>
+      </w:r>
+    </w:p>
+    <w:p>
+      <w:pPr>
+        <w:ind w:firstLine="708"/>
+        <w:rPr>
+          <w:sz w:val="24"/>
+          <w:szCs w:val="24"/>
+          <w:lang w:val="en-US"/>
+        </w:rPr>
+      </w:pPr>
+    </w:p>
+    <w:p>
+      <w:pPr>
+        <w:ind w:firstLine="708"/>
+        <w:rPr>
+          <w:sz w:val="24"/>
+          <w:szCs w:val="24"/>
+          <w:lang w:val="en-US"/>
+        </w:rPr>
+      </w:pPr>
+      <w:r>
+        <w:rPr>
+          <w:sz w:val="24"/>
+          <w:szCs w:val="24"/>
+          <w:lang w:val="en-US"/>
+        </w:rPr>
+        <w:lastRenderedPageBreak/>
+        <w:t xml:space="preserve">The other side of profiling is focused on Hardware, that is, on the strain that our project puts on our machines while it’s running so we can identify the resources that it uses the most, and the bottlenecks it causes if it causes any. </w:t>
+      </w:r>
+    </w:p>
+    <w:p>
+      <w:pPr>
+        <w:ind w:firstLine="708"/>
+        <w:rPr>
+          <w:sz w:val="24"/>
+          <w:szCs w:val="24"/>
+          <w:lang w:val="en-US"/>
+        </w:rPr>
+      </w:pPr>
+      <w:r>
+        <w:rPr>
+          <w:sz w:val="24"/>
+          <w:szCs w:val="24"/>
+          <w:lang w:val="en-US"/>
+        </w:rPr>
+        <w:t>We have used the Windows Performance Monitor for this task, as well as Windows Task Manager for a visual on the general state of our machine.</w:t>
+      </w:r>
+    </w:p>
+    <w:p>
+      <w:pPr>
+        <w:ind w:firstLine="708"/>
+        <w:rPr>
+          <w:sz w:val="24"/>
+          <w:szCs w:val="24"/>
+          <w:lang w:val="en-US"/>
+        </w:rPr>
+      </w:pPr>
       <w:r>
         <w:rPr>
           <w:noProof/>
-          <w:lang w:val="en-US"/>
-        </w:rPr>
-        <w:lastRenderedPageBreak/>
+          <w:sz w:val="24"/>
+          <w:szCs w:val="24"/>
+          <w:lang w:val="en-US"/>
+        </w:rPr>
         <w:drawing>
-          <wp:inline distT="0" distB="0" distL="0" distR="0" wp14:anchorId="0BE2D926" wp14:editId="18B134BD">
+          <wp:inline distT="0" distB="0" distL="0" distR="0" wp14:anchorId="159A4F80" wp14:editId="5BE8B172">
             <wp:extent cx="4381500" cy="5295900"/>
             <wp:effectExtent l="0" t="0" r="0" b="0"/>
             <wp:docPr id="156801285" name="Picture 2"/>
@@ -380,7 +1214,7 @@
                     </pic:cNvPicPr>
                   </pic:nvPicPr>
                   <pic:blipFill>
-                    <a:blip r:embed="rId8">
+                    <a:blip r:embed="rId9">
                       <a:extLst>
                         <a:ext uri="{28A0092B-C50C-407E-A947-70E740481C1C}">
                           <a14:useLocalDpi xmlns:a14="http://schemas.microsoft.com/office/drawing/2010/main" val="0"/>
@@ -414,35 +1248,5728 @@
     </w:p>
     <w:p>
       <w:pPr>
-        <w:pStyle w:val="Heading1"/>
-        <w:rPr>
+        <w:ind w:firstLine="708"/>
+        <w:rPr>
+          <w:sz w:val="24"/>
+          <w:szCs w:val="24"/>
           <w:lang w:val="en-US"/>
         </w:rPr>
       </w:pPr>
       <w:r>
         <w:rPr>
-          <w:lang w:val="en-US"/>
-        </w:rPr>
-        <w:t xml:space="preserve">Conclusions: </w:t>
+          <w:sz w:val="24"/>
+          <w:szCs w:val="24"/>
+          <w:lang w:val="en-US"/>
+        </w:rPr>
+        <w:t xml:space="preserve">As we can see from a rough graph in Task Manager taken with a testing suite running in the background, there are many spikes in consumption, but no resources seem to get to a very high level for too long of a time. </w:t>
       </w:r>
     </w:p>
     <w:p>
       <w:pPr>
-        <w:rPr>
+        <w:ind w:firstLine="708"/>
+        <w:rPr>
+          <w:sz w:val="24"/>
+          <w:szCs w:val="24"/>
           <w:lang w:val="en-US"/>
         </w:rPr>
       </w:pPr>
       <w:r>
         <w:rPr>
-          <w:lang w:val="en-US"/>
-        </w:rPr>
-        <w:t>As we can see,</w:t>
-      </w:r>
-      <w:r>
-        <w:rPr>
-          <w:lang w:val="en-US"/>
-        </w:rPr>
-        <w:t xml:space="preserve"> our testing is far from complete but it gives us enough information as to say with confidence that there are no obvious bottlenecks in our projects. Still, we must put effort into continuing this testing in the future to assure the quality of our software. This has been a great learning experience that we will continue to improve upon.</w:t>
+          <w:sz w:val="24"/>
+          <w:szCs w:val="24"/>
+          <w:lang w:val="en-US"/>
+        </w:rPr>
+        <w:t>This could be a good sign  as there doesn’t seem to be any bottlenecks but this tool, as useful as it is to get a general idea of the performance in our machine, is simply not precise enough to get an accurate report on this data.</w:t>
+      </w:r>
+    </w:p>
+    <w:p>
+      <w:pPr>
+        <w:ind w:firstLine="708"/>
+        <w:rPr>
+          <w:sz w:val="24"/>
+          <w:szCs w:val="24"/>
+          <w:lang w:val="en-US"/>
+        </w:rPr>
+      </w:pPr>
+    </w:p>
+    <w:p>
+      <w:pPr>
+        <w:ind w:firstLine="708"/>
+        <w:rPr>
+          <w:sz w:val="24"/>
+          <w:szCs w:val="24"/>
+          <w:lang w:val="en-US"/>
+        </w:rPr>
+      </w:pPr>
+      <w:r>
+        <w:rPr>
+          <w:sz w:val="24"/>
+          <w:szCs w:val="24"/>
+          <w:lang w:val="en-US"/>
+        </w:rPr>
+        <w:t xml:space="preserve">For this purpose we resort to Windows Performance Monitor, that allows us to define different metrics, like Current Disk Queue Length or Bytes total/sec. This </w:t>
+      </w:r>
+      <w:r>
+        <w:rPr>
+          <w:sz w:val="24"/>
+          <w:szCs w:val="24"/>
+          <w:lang w:val="en-US"/>
+        </w:rPr>
+        <w:lastRenderedPageBreak/>
+        <w:t xml:space="preserve">much more accurate program lets us see with much more certainty </w:t>
+      </w:r>
+      <w:r>
+        <w:rPr>
+          <w:sz w:val="24"/>
+          <w:szCs w:val="24"/>
+          <w:lang w:val="en-US"/>
+        </w:rPr>
+        <w:t>the state of our machine while running the suite.</w:t>
+      </w:r>
+    </w:p>
+    <w:p>
+      <w:pPr>
+        <w:ind w:firstLine="708"/>
+        <w:rPr>
+          <w:sz w:val="24"/>
+          <w:szCs w:val="24"/>
+          <w:lang w:val="en-US"/>
+        </w:rPr>
+      </w:pPr>
+      <w:r>
+        <w:rPr>
+          <w:noProof/>
+        </w:rPr>
+        <w:drawing>
+          <wp:inline distT="0" distB="0" distL="0" distR="0" wp14:anchorId="7FED398A" wp14:editId="1230C5BA">
+            <wp:extent cx="5400040" cy="4122420"/>
+            <wp:effectExtent l="0" t="0" r="0" b="0"/>
+            <wp:docPr id="2030093422" name="Picture 1"/>
+            <wp:cNvGraphicFramePr>
+              <a:graphicFrameLocks xmlns:a="http://schemas.openxmlformats.org/drawingml/2006/main" noChangeAspect="1"/>
+            </wp:cNvGraphicFramePr>
+            <a:graphic xmlns:a="http://schemas.openxmlformats.org/drawingml/2006/main">
+              <a:graphicData uri="http://schemas.openxmlformats.org/drawingml/2006/picture">
+                <pic:pic xmlns:pic="http://schemas.openxmlformats.org/drawingml/2006/picture">
+                  <pic:nvPicPr>
+                    <pic:cNvPr id="2030093422" name=""/>
+                    <pic:cNvPicPr/>
+                  </pic:nvPicPr>
+                  <pic:blipFill>
+                    <a:blip r:embed="rId10"/>
+                    <a:stretch>
+                      <a:fillRect/>
+                    </a:stretch>
+                  </pic:blipFill>
+                  <pic:spPr>
+                    <a:xfrm>
+                      <a:off x="0" y="0"/>
+                      <a:ext cx="5400040" cy="4122420"/>
+                    </a:xfrm>
+                    <a:prstGeom prst="rect">
+                      <a:avLst/>
+                    </a:prstGeom>
+                  </pic:spPr>
+                </pic:pic>
+              </a:graphicData>
+            </a:graphic>
+          </wp:inline>
+        </w:drawing>
+      </w:r>
+    </w:p>
+    <w:p>
+      <w:pPr>
+        <w:ind w:firstLine="708"/>
+        <w:rPr>
+          <w:sz w:val="24"/>
+          <w:szCs w:val="24"/>
+          <w:lang w:val="en-US"/>
+        </w:rPr>
+      </w:pPr>
+      <w:r>
+        <w:rPr>
+          <w:sz w:val="24"/>
+          <w:szCs w:val="24"/>
+          <w:lang w:val="en-US"/>
+        </w:rPr>
+        <w:t>We can appreciate that our previous hypothesis seems to hold water, as we can see in the graph. The spikes in consumption are few and far between, and there are no real bottlenecks, at least in the machine these tests were ran on.</w:t>
+      </w:r>
+    </w:p>
+    <w:p>
+      <w:pPr>
+        <w:ind w:firstLine="708"/>
+        <w:rPr>
+          <w:sz w:val="24"/>
+          <w:szCs w:val="24"/>
+          <w:lang w:val="en-US"/>
+        </w:rPr>
+      </w:pPr>
+    </w:p>
+    <w:p>
+      <w:pPr>
+        <w:ind w:firstLine="708"/>
+        <w:rPr>
+          <w:sz w:val="24"/>
+          <w:szCs w:val="24"/>
+          <w:lang w:val="en-US"/>
+        </w:rPr>
+      </w:pPr>
+      <w:r>
+        <w:rPr>
+          <w:sz w:val="24"/>
+          <w:szCs w:val="24"/>
+          <w:lang w:val="en-US"/>
+        </w:rPr>
+        <w:t>The Software and Hardware profiling have been extremely useful to us, as they have provided precious information that helped us measure the real impact our project had on our computers, giving us a deeper understanding of the inner workings of it, as well as of the resources it needs to run smoothly.</w:t>
+      </w:r>
+    </w:p>
+    <w:p>
+      <w:pPr>
+        <w:rPr>
+          <w:sz w:val="24"/>
+          <w:szCs w:val="24"/>
+          <w:lang w:val="en-US"/>
+        </w:rPr>
+      </w:pPr>
+      <w:r>
+        <w:rPr>
+          <w:sz w:val="24"/>
+          <w:szCs w:val="24"/>
+          <w:lang w:val="en-US"/>
+        </w:rPr>
+        <w:br w:type="page"/>
+      </w:r>
+    </w:p>
+    <w:p>
+      <w:pPr>
+        <w:ind w:firstLine="708"/>
+        <w:rPr>
+          <w:sz w:val="24"/>
+          <w:szCs w:val="24"/>
+          <w:lang w:val="en-US"/>
+        </w:rPr>
+      </w:pPr>
+    </w:p>
+    <w:p>
+      <w:pPr>
+        <w:pStyle w:val="Heading1"/>
+        <w:rPr>
+          <w:lang w:val="en-US"/>
+        </w:rPr>
+      </w:pPr>
+      <w:r>
+        <w:rPr>
+          <w:lang w:val="en-US"/>
+        </w:rPr>
+        <w:t>Hypothesis Contrast:</w:t>
+      </w:r>
+    </w:p>
+    <w:p>
+      <w:pPr>
+        <w:rPr>
+          <w:lang w:val="en-US"/>
+        </w:rPr>
+      </w:pPr>
+    </w:p>
+    <w:p>
+      <w:pPr>
+        <w:rPr>
+          <w:sz w:val="24"/>
+          <w:szCs w:val="24"/>
+          <w:lang w:val="en-US"/>
+        </w:rPr>
+      </w:pPr>
+      <w:r>
+        <w:rPr>
+          <w:lang w:val="en-US"/>
+        </w:rPr>
+        <w:tab/>
+      </w:r>
+      <w:r>
+        <w:rPr>
+          <w:sz w:val="24"/>
+          <w:szCs w:val="24"/>
+          <w:lang w:val="en-US"/>
+        </w:rPr>
+        <w:t xml:space="preserve">The purpose of this section is to perform a </w:t>
+      </w:r>
+      <w:r>
+        <w:rPr>
+          <w:b/>
+          <w:bCs/>
+          <w:sz w:val="24"/>
+          <w:szCs w:val="24"/>
+          <w:lang w:val="en-US"/>
+        </w:rPr>
+        <w:t>statistical comparison</w:t>
+      </w:r>
+      <w:r>
+        <w:rPr>
+          <w:sz w:val="24"/>
+          <w:szCs w:val="24"/>
+          <w:lang w:val="en-US"/>
+        </w:rPr>
+        <w:t xml:space="preserve"> between two independent testing rounds in order to objectively evaluate whether the refactoring process improved or negatively affected the application’s performance.</w:t>
+      </w:r>
+    </w:p>
+    <w:p>
+      <w:pPr>
+        <w:ind w:firstLine="708"/>
+        <w:rPr>
+          <w:sz w:val="24"/>
+          <w:szCs w:val="24"/>
+          <w:lang w:val="en-US"/>
+        </w:rPr>
+      </w:pPr>
+      <w:r>
+        <w:rPr>
+          <w:sz w:val="24"/>
+          <w:szCs w:val="24"/>
+          <w:lang w:val="en-US"/>
+        </w:rPr>
+        <w:t>Rather than relying on subjective impressions, we used statistics and hypothesis testing to compare both datasets scientifically.</w:t>
+      </w:r>
+    </w:p>
+    <w:p>
+      <w:pPr>
+        <w:ind w:firstLine="708"/>
+        <w:rPr>
+          <w:sz w:val="24"/>
+          <w:szCs w:val="24"/>
+          <w:lang w:val="en-US"/>
+        </w:rPr>
+      </w:pPr>
+      <w:r>
+        <w:rPr>
+          <w:sz w:val="24"/>
+          <w:szCs w:val="24"/>
+          <w:lang w:val="en-US"/>
+        </w:rPr>
+        <w:t>The two samples correspond to data collected before and after refactoring the application, and this test will help us determine if that refactoring has helped make the application faster or not.</w:t>
+      </w:r>
+    </w:p>
+    <w:tbl>
+      <w:tblPr>
+        <w:tblW w:w="7100" w:type="dxa"/>
+        <w:tblCellMar>
+          <w:left w:w="70" w:type="dxa"/>
+          <w:right w:w="70" w:type="dxa"/>
+        </w:tblCellMar>
+        <w:tblLook w:val="04A0" w:firstRow="1" w:lastRow="0" w:firstColumn="1" w:lastColumn="0" w:noHBand="0" w:noVBand="1"/>
+      </w:tblPr>
+      <w:tblGrid>
+        <w:gridCol w:w="2580"/>
+        <w:gridCol w:w="3560"/>
+        <w:gridCol w:w="978"/>
+      </w:tblGrid>
+      <w:tr>
+        <w:trPr>
+          <w:trHeight w:val="300"/>
+        </w:trPr>
+        <w:tc>
+          <w:tcPr>
+            <w:tcW w:w="2580" w:type="dxa"/>
+            <w:tcBorders>
+              <w:top w:val="single" w:sz="8" w:space="0" w:color="auto"/>
+              <w:left w:val="nil"/>
+              <w:bottom w:val="single" w:sz="4" w:space="0" w:color="auto"/>
+              <w:right w:val="nil"/>
+            </w:tcBorders>
+            <w:noWrap/>
+            <w:vAlign w:val="bottom"/>
+            <w:hideMark/>
+          </w:tcPr>
+          <w:p>
+            <w:pPr>
+              <w:spacing w:after="0" w:line="240" w:lineRule="auto"/>
+              <w:jc w:val="center"/>
+              <w:rPr>
+                <w:rFonts w:ascii="Aptos Narrow" w:eastAsia="Times New Roman" w:hAnsi="Aptos Narrow" w:cs="Times New Roman"/>
+                <w:i/>
+                <w:iCs/>
+                <w:color w:val="000000"/>
+                <w:sz w:val="22"/>
+                <w:szCs w:val="22"/>
+                <w:lang w:eastAsia="es-ES"/>
+              </w:rPr>
+            </w:pPr>
+            <w:r>
+              <w:rPr>
+                <w:rFonts w:ascii="Aptos Narrow" w:eastAsia="Times New Roman" w:hAnsi="Aptos Narrow" w:cs="Times New Roman"/>
+                <w:i/>
+                <w:iCs/>
+                <w:color w:val="000000"/>
+                <w:sz w:val="22"/>
+                <w:szCs w:val="22"/>
+                <w:lang w:eastAsia="es-ES"/>
+              </w:rPr>
+              <w:t>Column1</w:t>
+            </w:r>
+          </w:p>
+        </w:tc>
+        <w:tc>
+          <w:tcPr>
+            <w:tcW w:w="3560" w:type="dxa"/>
+            <w:tcBorders>
+              <w:top w:val="single" w:sz="8" w:space="0" w:color="auto"/>
+              <w:left w:val="nil"/>
+              <w:bottom w:val="single" w:sz="4" w:space="0" w:color="auto"/>
+              <w:right w:val="nil"/>
+            </w:tcBorders>
+            <w:noWrap/>
+            <w:vAlign w:val="bottom"/>
+            <w:hideMark/>
+          </w:tcPr>
+          <w:p>
+            <w:pPr>
+              <w:spacing w:after="0" w:line="240" w:lineRule="auto"/>
+              <w:rPr>
+                <w:rFonts w:ascii="Aptos Narrow" w:eastAsia="Times New Roman" w:hAnsi="Aptos Narrow" w:cs="Times New Roman"/>
+                <w:i/>
+                <w:iCs/>
+                <w:color w:val="000000"/>
+                <w:sz w:val="22"/>
+                <w:szCs w:val="22"/>
+                <w:lang w:eastAsia="es-ES"/>
+              </w:rPr>
+            </w:pPr>
+            <w:r>
+              <w:rPr>
+                <w:rFonts w:ascii="Aptos Narrow" w:eastAsia="Times New Roman" w:hAnsi="Aptos Narrow" w:cs="Times New Roman"/>
+                <w:i/>
+                <w:iCs/>
+                <w:color w:val="000000"/>
+                <w:sz w:val="22"/>
+                <w:szCs w:val="22"/>
+                <w:lang w:eastAsia="es-ES"/>
+              </w:rPr>
+              <w:t xml:space="preserve">Primera </w:t>
+            </w:r>
+            <w:r>
+              <w:rPr>
+                <w:rFonts w:ascii="Aptos Narrow" w:eastAsia="Times New Roman" w:hAnsi="Aptos Narrow" w:cs="Times New Roman"/>
+                <w:i/>
+                <w:iCs/>
+                <w:color w:val="000000"/>
+                <w:sz w:val="22"/>
+                <w:szCs w:val="22"/>
+                <w:lang w:eastAsia="es-ES"/>
+              </w:rPr>
+              <w:t xml:space="preserve"> prueba</w:t>
+            </w:r>
+          </w:p>
+        </w:tc>
+        <w:tc>
+          <w:tcPr>
+            <w:tcW w:w="960" w:type="dxa"/>
+            <w:tcBorders>
+              <w:top w:val="nil"/>
+              <w:left w:val="nil"/>
+              <w:bottom w:val="nil"/>
+              <w:right w:val="nil"/>
+            </w:tcBorders>
+            <w:noWrap/>
+            <w:vAlign w:val="bottom"/>
+            <w:hideMark/>
+          </w:tcPr>
+          <w:p>
+            <w:pPr>
+              <w:spacing w:after="0" w:line="240" w:lineRule="auto"/>
+              <w:jc w:val="center"/>
+              <w:rPr>
+                <w:rFonts w:ascii="Aptos Narrow" w:eastAsia="Times New Roman" w:hAnsi="Aptos Narrow" w:cs="Times New Roman"/>
+                <w:i/>
+                <w:iCs/>
+                <w:color w:val="000000"/>
+                <w:sz w:val="22"/>
+                <w:szCs w:val="22"/>
+                <w:lang w:eastAsia="es-ES"/>
+              </w:rPr>
+            </w:pPr>
+          </w:p>
+        </w:tc>
+      </w:tr>
+      <w:tr>
+        <w:trPr>
+          <w:trHeight w:val="315"/>
+        </w:trPr>
+        <w:tc>
+          <w:tcPr>
+            <w:tcW w:w="2580" w:type="dxa"/>
+            <w:tcBorders>
+              <w:top w:val="nil"/>
+              <w:left w:val="nil"/>
+              <w:bottom w:val="nil"/>
+              <w:right w:val="nil"/>
+            </w:tcBorders>
+            <w:noWrap/>
+            <w:vAlign w:val="bottom"/>
+            <w:hideMark/>
+          </w:tcPr>
+          <w:p>
+            <w:pPr>
+              <w:spacing w:after="0" w:line="240" w:lineRule="auto"/>
+              <w:rPr>
+                <w:rFonts w:ascii="Times New Roman" w:eastAsia="Times New Roman" w:hAnsi="Times New Roman" w:cs="Times New Roman"/>
+                <w:lang w:eastAsia="es-ES"/>
+              </w:rPr>
+            </w:pPr>
+          </w:p>
+        </w:tc>
+        <w:tc>
+          <w:tcPr>
+            <w:tcW w:w="3560" w:type="dxa"/>
+            <w:tcBorders>
+              <w:top w:val="nil"/>
+              <w:left w:val="nil"/>
+              <w:bottom w:val="nil"/>
+              <w:right w:val="nil"/>
+            </w:tcBorders>
+            <w:noWrap/>
+            <w:vAlign w:val="bottom"/>
+            <w:hideMark/>
+          </w:tcPr>
+          <w:p>
+            <w:pPr>
+              <w:spacing w:after="0" w:line="240" w:lineRule="auto"/>
+              <w:rPr>
+                <w:rFonts w:ascii="Times New Roman" w:eastAsia="Times New Roman" w:hAnsi="Times New Roman" w:cs="Times New Roman"/>
+                <w:lang w:eastAsia="es-ES"/>
+              </w:rPr>
+            </w:pPr>
+          </w:p>
+        </w:tc>
+        <w:tc>
+          <w:tcPr>
+            <w:tcW w:w="960" w:type="dxa"/>
+            <w:tcBorders>
+              <w:top w:val="nil"/>
+              <w:left w:val="nil"/>
+              <w:bottom w:val="nil"/>
+              <w:right w:val="nil"/>
+            </w:tcBorders>
+            <w:noWrap/>
+            <w:vAlign w:val="bottom"/>
+            <w:hideMark/>
+          </w:tcPr>
+          <w:p>
+            <w:pPr>
+              <w:spacing w:after="0" w:line="240" w:lineRule="auto"/>
+              <w:rPr>
+                <w:rFonts w:ascii="Times New Roman" w:eastAsia="Times New Roman" w:hAnsi="Times New Roman" w:cs="Times New Roman"/>
+                <w:lang w:eastAsia="es-ES"/>
+              </w:rPr>
+            </w:pPr>
+          </w:p>
+        </w:tc>
+      </w:tr>
+      <w:tr>
+        <w:trPr>
+          <w:trHeight w:val="300"/>
+        </w:trPr>
+        <w:tc>
+          <w:tcPr>
+            <w:tcW w:w="2580" w:type="dxa"/>
+            <w:tcBorders>
+              <w:top w:val="nil"/>
+              <w:left w:val="nil"/>
+              <w:bottom w:val="nil"/>
+              <w:right w:val="nil"/>
+            </w:tcBorders>
+            <w:noWrap/>
+            <w:vAlign w:val="bottom"/>
+            <w:hideMark/>
+          </w:tcPr>
+          <w:p>
+            <w:pPr>
+              <w:spacing w:after="0" w:line="240" w:lineRule="auto"/>
+              <w:rPr>
+                <w:rFonts w:ascii="Aptos Narrow" w:eastAsia="Times New Roman" w:hAnsi="Aptos Narrow" w:cs="Times New Roman"/>
+                <w:color w:val="000000"/>
+                <w:sz w:val="22"/>
+                <w:szCs w:val="22"/>
+                <w:lang w:eastAsia="es-ES"/>
+              </w:rPr>
+            </w:pPr>
+            <w:r>
+              <w:rPr>
+                <w:rFonts w:ascii="Aptos Narrow" w:eastAsia="Times New Roman" w:hAnsi="Aptos Narrow" w:cs="Times New Roman"/>
+                <w:color w:val="000000"/>
+                <w:sz w:val="22"/>
+                <w:szCs w:val="22"/>
+                <w:lang w:eastAsia="es-ES"/>
+              </w:rPr>
+              <w:t>Mean</w:t>
+            </w:r>
+          </w:p>
+        </w:tc>
+        <w:tc>
+          <w:tcPr>
+            <w:tcW w:w="3560" w:type="dxa"/>
+            <w:tcBorders>
+              <w:top w:val="nil"/>
+              <w:left w:val="nil"/>
+              <w:bottom w:val="nil"/>
+              <w:right w:val="nil"/>
+            </w:tcBorders>
+            <w:noWrap/>
+            <w:vAlign w:val="bottom"/>
+            <w:hideMark/>
+          </w:tcPr>
+          <w:p>
+            <w:pPr>
+              <w:spacing w:after="0" w:line="240" w:lineRule="auto"/>
+              <w:jc w:val="right"/>
+              <w:rPr>
+                <w:rFonts w:ascii="Aptos Narrow" w:eastAsia="Times New Roman" w:hAnsi="Aptos Narrow" w:cs="Times New Roman"/>
+                <w:color w:val="000000"/>
+                <w:sz w:val="22"/>
+                <w:szCs w:val="22"/>
+                <w:lang w:eastAsia="es-ES"/>
+              </w:rPr>
+            </w:pPr>
+            <w:r>
+              <w:rPr>
+                <w:rFonts w:ascii="Aptos Narrow" w:eastAsia="Times New Roman" w:hAnsi="Aptos Narrow" w:cs="Times New Roman"/>
+                <w:color w:val="000000"/>
+                <w:sz w:val="22"/>
+                <w:szCs w:val="22"/>
+                <w:lang w:eastAsia="es-ES"/>
+              </w:rPr>
+              <w:t>23,46040934</w:t>
+            </w:r>
+          </w:p>
+        </w:tc>
+        <w:tc>
+          <w:tcPr>
+            <w:tcW w:w="960" w:type="dxa"/>
+            <w:tcBorders>
+              <w:top w:val="nil"/>
+              <w:left w:val="nil"/>
+              <w:bottom w:val="nil"/>
+              <w:right w:val="nil"/>
+            </w:tcBorders>
+            <w:noWrap/>
+            <w:vAlign w:val="bottom"/>
+            <w:hideMark/>
+          </w:tcPr>
+          <w:p>
+            <w:pPr>
+              <w:spacing w:after="0" w:line="240" w:lineRule="auto"/>
+              <w:jc w:val="right"/>
+              <w:rPr>
+                <w:rFonts w:ascii="Aptos Narrow" w:eastAsia="Times New Roman" w:hAnsi="Aptos Narrow" w:cs="Times New Roman"/>
+                <w:color w:val="000000"/>
+                <w:sz w:val="22"/>
+                <w:szCs w:val="22"/>
+                <w:lang w:eastAsia="es-ES"/>
+              </w:rPr>
+            </w:pPr>
+          </w:p>
+        </w:tc>
+      </w:tr>
+      <w:tr>
+        <w:trPr>
+          <w:trHeight w:val="300"/>
+        </w:trPr>
+        <w:tc>
+          <w:tcPr>
+            <w:tcW w:w="2580" w:type="dxa"/>
+            <w:tcBorders>
+              <w:top w:val="nil"/>
+              <w:left w:val="nil"/>
+              <w:bottom w:val="nil"/>
+              <w:right w:val="nil"/>
+            </w:tcBorders>
+            <w:noWrap/>
+            <w:vAlign w:val="bottom"/>
+            <w:hideMark/>
+          </w:tcPr>
+          <w:p>
+            <w:pPr>
+              <w:spacing w:after="0" w:line="240" w:lineRule="auto"/>
+              <w:rPr>
+                <w:rFonts w:ascii="Aptos Narrow" w:eastAsia="Times New Roman" w:hAnsi="Aptos Narrow" w:cs="Times New Roman"/>
+                <w:color w:val="000000"/>
+                <w:sz w:val="22"/>
+                <w:szCs w:val="22"/>
+                <w:lang w:eastAsia="es-ES"/>
+              </w:rPr>
+            </w:pPr>
+            <w:r>
+              <w:rPr>
+                <w:rFonts w:ascii="Aptos Narrow" w:eastAsia="Times New Roman" w:hAnsi="Aptos Narrow" w:cs="Times New Roman"/>
+                <w:color w:val="000000"/>
+                <w:sz w:val="22"/>
+                <w:szCs w:val="22"/>
+                <w:lang w:eastAsia="es-ES"/>
+              </w:rPr>
+              <w:t>Standard Error</w:t>
+            </w:r>
+          </w:p>
+        </w:tc>
+        <w:tc>
+          <w:tcPr>
+            <w:tcW w:w="3560" w:type="dxa"/>
+            <w:tcBorders>
+              <w:top w:val="nil"/>
+              <w:left w:val="nil"/>
+              <w:bottom w:val="nil"/>
+              <w:right w:val="nil"/>
+            </w:tcBorders>
+            <w:noWrap/>
+            <w:vAlign w:val="bottom"/>
+            <w:hideMark/>
+          </w:tcPr>
+          <w:p>
+            <w:pPr>
+              <w:spacing w:after="0" w:line="240" w:lineRule="auto"/>
+              <w:jc w:val="right"/>
+              <w:rPr>
+                <w:rFonts w:ascii="Aptos Narrow" w:eastAsia="Times New Roman" w:hAnsi="Aptos Narrow" w:cs="Times New Roman"/>
+                <w:color w:val="000000"/>
+                <w:sz w:val="22"/>
+                <w:szCs w:val="22"/>
+                <w:lang w:eastAsia="es-ES"/>
+              </w:rPr>
+            </w:pPr>
+            <w:r>
+              <w:rPr>
+                <w:rFonts w:ascii="Aptos Narrow" w:eastAsia="Times New Roman" w:hAnsi="Aptos Narrow" w:cs="Times New Roman"/>
+                <w:color w:val="000000"/>
+                <w:sz w:val="22"/>
+                <w:szCs w:val="22"/>
+                <w:lang w:eastAsia="es-ES"/>
+              </w:rPr>
+              <w:t>0,655671559</w:t>
+            </w:r>
+          </w:p>
+        </w:tc>
+        <w:tc>
+          <w:tcPr>
+            <w:tcW w:w="960" w:type="dxa"/>
+            <w:tcBorders>
+              <w:top w:val="nil"/>
+              <w:left w:val="nil"/>
+              <w:bottom w:val="nil"/>
+              <w:right w:val="nil"/>
+            </w:tcBorders>
+            <w:noWrap/>
+            <w:vAlign w:val="bottom"/>
+            <w:hideMark/>
+          </w:tcPr>
+          <w:p>
+            <w:pPr>
+              <w:spacing w:after="0" w:line="240" w:lineRule="auto"/>
+              <w:jc w:val="right"/>
+              <w:rPr>
+                <w:rFonts w:ascii="Aptos Narrow" w:eastAsia="Times New Roman" w:hAnsi="Aptos Narrow" w:cs="Times New Roman"/>
+                <w:color w:val="000000"/>
+                <w:sz w:val="22"/>
+                <w:szCs w:val="22"/>
+                <w:lang w:eastAsia="es-ES"/>
+              </w:rPr>
+            </w:pPr>
+          </w:p>
+        </w:tc>
+      </w:tr>
+      <w:tr>
+        <w:trPr>
+          <w:trHeight w:val="300"/>
+        </w:trPr>
+        <w:tc>
+          <w:tcPr>
+            <w:tcW w:w="2580" w:type="dxa"/>
+            <w:tcBorders>
+              <w:top w:val="nil"/>
+              <w:left w:val="nil"/>
+              <w:bottom w:val="nil"/>
+              <w:right w:val="nil"/>
+            </w:tcBorders>
+            <w:noWrap/>
+            <w:vAlign w:val="bottom"/>
+            <w:hideMark/>
+          </w:tcPr>
+          <w:p>
+            <w:pPr>
+              <w:spacing w:after="0" w:line="240" w:lineRule="auto"/>
+              <w:rPr>
+                <w:rFonts w:ascii="Aptos Narrow" w:eastAsia="Times New Roman" w:hAnsi="Aptos Narrow" w:cs="Times New Roman"/>
+                <w:color w:val="000000"/>
+                <w:sz w:val="22"/>
+                <w:szCs w:val="22"/>
+                <w:lang w:eastAsia="es-ES"/>
+              </w:rPr>
+            </w:pPr>
+            <w:r>
+              <w:rPr>
+                <w:rFonts w:ascii="Aptos Narrow" w:eastAsia="Times New Roman" w:hAnsi="Aptos Narrow" w:cs="Times New Roman"/>
+                <w:color w:val="000000"/>
+                <w:sz w:val="22"/>
+                <w:szCs w:val="22"/>
+                <w:lang w:eastAsia="es-ES"/>
+              </w:rPr>
+              <w:t>Median</w:t>
+            </w:r>
+          </w:p>
+        </w:tc>
+        <w:tc>
+          <w:tcPr>
+            <w:tcW w:w="3560" w:type="dxa"/>
+            <w:tcBorders>
+              <w:top w:val="nil"/>
+              <w:left w:val="nil"/>
+              <w:bottom w:val="nil"/>
+              <w:right w:val="nil"/>
+            </w:tcBorders>
+            <w:noWrap/>
+            <w:vAlign w:val="bottom"/>
+            <w:hideMark/>
+          </w:tcPr>
+          <w:p>
+            <w:pPr>
+              <w:spacing w:after="0" w:line="240" w:lineRule="auto"/>
+              <w:jc w:val="right"/>
+              <w:rPr>
+                <w:rFonts w:ascii="Aptos Narrow" w:eastAsia="Times New Roman" w:hAnsi="Aptos Narrow" w:cs="Times New Roman"/>
+                <w:color w:val="000000"/>
+                <w:sz w:val="22"/>
+                <w:szCs w:val="22"/>
+                <w:lang w:eastAsia="es-ES"/>
+              </w:rPr>
+            </w:pPr>
+            <w:r>
+              <w:rPr>
+                <w:rFonts w:ascii="Aptos Narrow" w:eastAsia="Times New Roman" w:hAnsi="Aptos Narrow" w:cs="Times New Roman"/>
+                <w:color w:val="000000"/>
+                <w:sz w:val="22"/>
+                <w:szCs w:val="22"/>
+                <w:lang w:eastAsia="es-ES"/>
+              </w:rPr>
+              <w:t>7,4079</w:t>
+            </w:r>
+          </w:p>
+        </w:tc>
+        <w:tc>
+          <w:tcPr>
+            <w:tcW w:w="960" w:type="dxa"/>
+            <w:tcBorders>
+              <w:top w:val="nil"/>
+              <w:left w:val="nil"/>
+              <w:bottom w:val="nil"/>
+              <w:right w:val="nil"/>
+            </w:tcBorders>
+            <w:noWrap/>
+            <w:vAlign w:val="bottom"/>
+            <w:hideMark/>
+          </w:tcPr>
+          <w:p>
+            <w:pPr>
+              <w:spacing w:after="0" w:line="240" w:lineRule="auto"/>
+              <w:jc w:val="right"/>
+              <w:rPr>
+                <w:rFonts w:ascii="Aptos Narrow" w:eastAsia="Times New Roman" w:hAnsi="Aptos Narrow" w:cs="Times New Roman"/>
+                <w:color w:val="000000"/>
+                <w:sz w:val="22"/>
+                <w:szCs w:val="22"/>
+                <w:lang w:eastAsia="es-ES"/>
+              </w:rPr>
+            </w:pPr>
+          </w:p>
+        </w:tc>
+      </w:tr>
+      <w:tr>
+        <w:trPr>
+          <w:trHeight w:val="300"/>
+        </w:trPr>
+        <w:tc>
+          <w:tcPr>
+            <w:tcW w:w="2580" w:type="dxa"/>
+            <w:tcBorders>
+              <w:top w:val="nil"/>
+              <w:left w:val="nil"/>
+              <w:bottom w:val="nil"/>
+              <w:right w:val="nil"/>
+            </w:tcBorders>
+            <w:noWrap/>
+            <w:vAlign w:val="bottom"/>
+            <w:hideMark/>
+          </w:tcPr>
+          <w:p>
+            <w:pPr>
+              <w:spacing w:after="0" w:line="240" w:lineRule="auto"/>
+              <w:rPr>
+                <w:rFonts w:ascii="Aptos Narrow" w:eastAsia="Times New Roman" w:hAnsi="Aptos Narrow" w:cs="Times New Roman"/>
+                <w:color w:val="000000"/>
+                <w:sz w:val="22"/>
+                <w:szCs w:val="22"/>
+                <w:lang w:eastAsia="es-ES"/>
+              </w:rPr>
+            </w:pPr>
+            <w:r>
+              <w:rPr>
+                <w:rFonts w:ascii="Aptos Narrow" w:eastAsia="Times New Roman" w:hAnsi="Aptos Narrow" w:cs="Times New Roman"/>
+                <w:color w:val="000000"/>
+                <w:sz w:val="22"/>
+                <w:szCs w:val="22"/>
+                <w:lang w:eastAsia="es-ES"/>
+              </w:rPr>
+              <w:t>Mode</w:t>
+            </w:r>
+          </w:p>
+        </w:tc>
+        <w:tc>
+          <w:tcPr>
+            <w:tcW w:w="3560" w:type="dxa"/>
+            <w:tcBorders>
+              <w:top w:val="nil"/>
+              <w:left w:val="nil"/>
+              <w:bottom w:val="nil"/>
+              <w:right w:val="nil"/>
+            </w:tcBorders>
+            <w:noWrap/>
+            <w:vAlign w:val="bottom"/>
+            <w:hideMark/>
+          </w:tcPr>
+          <w:p>
+            <w:pPr>
+              <w:spacing w:after="0" w:line="240" w:lineRule="auto"/>
+              <w:jc w:val="right"/>
+              <w:rPr>
+                <w:rFonts w:ascii="Aptos Narrow" w:eastAsia="Times New Roman" w:hAnsi="Aptos Narrow" w:cs="Times New Roman"/>
+                <w:color w:val="000000"/>
+                <w:sz w:val="22"/>
+                <w:szCs w:val="22"/>
+                <w:lang w:eastAsia="es-ES"/>
+              </w:rPr>
+            </w:pPr>
+            <w:r>
+              <w:rPr>
+                <w:rFonts w:ascii="Aptos Narrow" w:eastAsia="Times New Roman" w:hAnsi="Aptos Narrow" w:cs="Times New Roman"/>
+                <w:color w:val="000000"/>
+                <w:sz w:val="22"/>
+                <w:szCs w:val="22"/>
+                <w:lang w:eastAsia="es-ES"/>
+              </w:rPr>
+              <w:t>0,7186</w:t>
+            </w:r>
+          </w:p>
+        </w:tc>
+        <w:tc>
+          <w:tcPr>
+            <w:tcW w:w="960" w:type="dxa"/>
+            <w:tcBorders>
+              <w:top w:val="nil"/>
+              <w:left w:val="nil"/>
+              <w:bottom w:val="nil"/>
+              <w:right w:val="nil"/>
+            </w:tcBorders>
+            <w:noWrap/>
+            <w:vAlign w:val="bottom"/>
+            <w:hideMark/>
+          </w:tcPr>
+          <w:p>
+            <w:pPr>
+              <w:spacing w:after="0" w:line="240" w:lineRule="auto"/>
+              <w:jc w:val="right"/>
+              <w:rPr>
+                <w:rFonts w:ascii="Aptos Narrow" w:eastAsia="Times New Roman" w:hAnsi="Aptos Narrow" w:cs="Times New Roman"/>
+                <w:color w:val="000000"/>
+                <w:sz w:val="22"/>
+                <w:szCs w:val="22"/>
+                <w:lang w:eastAsia="es-ES"/>
+              </w:rPr>
+            </w:pPr>
+          </w:p>
+        </w:tc>
+      </w:tr>
+      <w:tr>
+        <w:trPr>
+          <w:trHeight w:val="300"/>
+        </w:trPr>
+        <w:tc>
+          <w:tcPr>
+            <w:tcW w:w="2580" w:type="dxa"/>
+            <w:tcBorders>
+              <w:top w:val="nil"/>
+              <w:left w:val="nil"/>
+              <w:bottom w:val="nil"/>
+              <w:right w:val="nil"/>
+            </w:tcBorders>
+            <w:noWrap/>
+            <w:vAlign w:val="bottom"/>
+            <w:hideMark/>
+          </w:tcPr>
+          <w:p>
+            <w:pPr>
+              <w:spacing w:after="0" w:line="240" w:lineRule="auto"/>
+              <w:rPr>
+                <w:rFonts w:ascii="Aptos Narrow" w:eastAsia="Times New Roman" w:hAnsi="Aptos Narrow" w:cs="Times New Roman"/>
+                <w:color w:val="000000"/>
+                <w:sz w:val="22"/>
+                <w:szCs w:val="22"/>
+                <w:lang w:eastAsia="es-ES"/>
+              </w:rPr>
+            </w:pPr>
+            <w:r>
+              <w:rPr>
+                <w:rFonts w:ascii="Aptos Narrow" w:eastAsia="Times New Roman" w:hAnsi="Aptos Narrow" w:cs="Times New Roman"/>
+                <w:color w:val="000000"/>
+                <w:sz w:val="22"/>
+                <w:szCs w:val="22"/>
+                <w:lang w:eastAsia="es-ES"/>
+              </w:rPr>
+              <w:t>Standard Deviation</w:t>
+            </w:r>
+          </w:p>
+        </w:tc>
+        <w:tc>
+          <w:tcPr>
+            <w:tcW w:w="3560" w:type="dxa"/>
+            <w:tcBorders>
+              <w:top w:val="nil"/>
+              <w:left w:val="nil"/>
+              <w:bottom w:val="nil"/>
+              <w:right w:val="nil"/>
+            </w:tcBorders>
+            <w:noWrap/>
+            <w:vAlign w:val="bottom"/>
+            <w:hideMark/>
+          </w:tcPr>
+          <w:p>
+            <w:pPr>
+              <w:spacing w:after="0" w:line="240" w:lineRule="auto"/>
+              <w:jc w:val="right"/>
+              <w:rPr>
+                <w:rFonts w:ascii="Aptos Narrow" w:eastAsia="Times New Roman" w:hAnsi="Aptos Narrow" w:cs="Times New Roman"/>
+                <w:color w:val="000000"/>
+                <w:sz w:val="22"/>
+                <w:szCs w:val="22"/>
+                <w:lang w:eastAsia="es-ES"/>
+              </w:rPr>
+            </w:pPr>
+            <w:r>
+              <w:rPr>
+                <w:rFonts w:ascii="Aptos Narrow" w:eastAsia="Times New Roman" w:hAnsi="Aptos Narrow" w:cs="Times New Roman"/>
+                <w:color w:val="000000"/>
+                <w:sz w:val="22"/>
+                <w:szCs w:val="22"/>
+                <w:lang w:eastAsia="es-ES"/>
+              </w:rPr>
+              <w:t>34,63286719</w:t>
+            </w:r>
+          </w:p>
+        </w:tc>
+        <w:tc>
+          <w:tcPr>
+            <w:tcW w:w="960" w:type="dxa"/>
+            <w:tcBorders>
+              <w:top w:val="nil"/>
+              <w:left w:val="nil"/>
+              <w:bottom w:val="nil"/>
+              <w:right w:val="nil"/>
+            </w:tcBorders>
+            <w:noWrap/>
+            <w:vAlign w:val="bottom"/>
+            <w:hideMark/>
+          </w:tcPr>
+          <w:p>
+            <w:pPr>
+              <w:spacing w:after="0" w:line="240" w:lineRule="auto"/>
+              <w:jc w:val="right"/>
+              <w:rPr>
+                <w:rFonts w:ascii="Aptos Narrow" w:eastAsia="Times New Roman" w:hAnsi="Aptos Narrow" w:cs="Times New Roman"/>
+                <w:color w:val="000000"/>
+                <w:sz w:val="22"/>
+                <w:szCs w:val="22"/>
+                <w:lang w:eastAsia="es-ES"/>
+              </w:rPr>
+            </w:pPr>
+          </w:p>
+        </w:tc>
+      </w:tr>
+      <w:tr>
+        <w:trPr>
+          <w:trHeight w:val="300"/>
+        </w:trPr>
+        <w:tc>
+          <w:tcPr>
+            <w:tcW w:w="2580" w:type="dxa"/>
+            <w:tcBorders>
+              <w:top w:val="nil"/>
+              <w:left w:val="nil"/>
+              <w:bottom w:val="nil"/>
+              <w:right w:val="nil"/>
+            </w:tcBorders>
+            <w:noWrap/>
+            <w:vAlign w:val="bottom"/>
+            <w:hideMark/>
+          </w:tcPr>
+          <w:p>
+            <w:pPr>
+              <w:spacing w:after="0" w:line="240" w:lineRule="auto"/>
+              <w:rPr>
+                <w:rFonts w:ascii="Aptos Narrow" w:eastAsia="Times New Roman" w:hAnsi="Aptos Narrow" w:cs="Times New Roman"/>
+                <w:color w:val="000000"/>
+                <w:sz w:val="22"/>
+                <w:szCs w:val="22"/>
+                <w:lang w:eastAsia="es-ES"/>
+              </w:rPr>
+            </w:pPr>
+            <w:r>
+              <w:rPr>
+                <w:rFonts w:ascii="Aptos Narrow" w:eastAsia="Times New Roman" w:hAnsi="Aptos Narrow" w:cs="Times New Roman"/>
+                <w:color w:val="000000"/>
+                <w:sz w:val="22"/>
+                <w:szCs w:val="22"/>
+                <w:lang w:eastAsia="es-ES"/>
+              </w:rPr>
+              <w:t>Sample Variance</w:t>
+            </w:r>
+          </w:p>
+        </w:tc>
+        <w:tc>
+          <w:tcPr>
+            <w:tcW w:w="3560" w:type="dxa"/>
+            <w:tcBorders>
+              <w:top w:val="nil"/>
+              <w:left w:val="nil"/>
+              <w:bottom w:val="nil"/>
+              <w:right w:val="nil"/>
+            </w:tcBorders>
+            <w:noWrap/>
+            <w:vAlign w:val="bottom"/>
+            <w:hideMark/>
+          </w:tcPr>
+          <w:p>
+            <w:pPr>
+              <w:spacing w:after="0" w:line="240" w:lineRule="auto"/>
+              <w:jc w:val="right"/>
+              <w:rPr>
+                <w:rFonts w:ascii="Aptos Narrow" w:eastAsia="Times New Roman" w:hAnsi="Aptos Narrow" w:cs="Times New Roman"/>
+                <w:color w:val="000000"/>
+                <w:sz w:val="22"/>
+                <w:szCs w:val="22"/>
+                <w:lang w:eastAsia="es-ES"/>
+              </w:rPr>
+            </w:pPr>
+            <w:r>
+              <w:rPr>
+                <w:rFonts w:ascii="Aptos Narrow" w:eastAsia="Times New Roman" w:hAnsi="Aptos Narrow" w:cs="Times New Roman"/>
+                <w:color w:val="000000"/>
+                <w:sz w:val="22"/>
+                <w:szCs w:val="22"/>
+                <w:lang w:eastAsia="es-ES"/>
+              </w:rPr>
+              <w:t>1199,43549</w:t>
+            </w:r>
+          </w:p>
+        </w:tc>
+        <w:tc>
+          <w:tcPr>
+            <w:tcW w:w="960" w:type="dxa"/>
+            <w:tcBorders>
+              <w:top w:val="nil"/>
+              <w:left w:val="nil"/>
+              <w:bottom w:val="nil"/>
+              <w:right w:val="nil"/>
+            </w:tcBorders>
+            <w:noWrap/>
+            <w:vAlign w:val="bottom"/>
+            <w:hideMark/>
+          </w:tcPr>
+          <w:p>
+            <w:pPr>
+              <w:spacing w:after="0" w:line="240" w:lineRule="auto"/>
+              <w:jc w:val="right"/>
+              <w:rPr>
+                <w:rFonts w:ascii="Aptos Narrow" w:eastAsia="Times New Roman" w:hAnsi="Aptos Narrow" w:cs="Times New Roman"/>
+                <w:color w:val="000000"/>
+                <w:sz w:val="22"/>
+                <w:szCs w:val="22"/>
+                <w:lang w:eastAsia="es-ES"/>
+              </w:rPr>
+            </w:pPr>
+          </w:p>
+        </w:tc>
+      </w:tr>
+      <w:tr>
+        <w:trPr>
+          <w:trHeight w:val="300"/>
+        </w:trPr>
+        <w:tc>
+          <w:tcPr>
+            <w:tcW w:w="2580" w:type="dxa"/>
+            <w:tcBorders>
+              <w:top w:val="nil"/>
+              <w:left w:val="nil"/>
+              <w:bottom w:val="nil"/>
+              <w:right w:val="nil"/>
+            </w:tcBorders>
+            <w:noWrap/>
+            <w:vAlign w:val="bottom"/>
+            <w:hideMark/>
+          </w:tcPr>
+          <w:p>
+            <w:pPr>
+              <w:spacing w:after="0" w:line="240" w:lineRule="auto"/>
+              <w:rPr>
+                <w:rFonts w:ascii="Aptos Narrow" w:eastAsia="Times New Roman" w:hAnsi="Aptos Narrow" w:cs="Times New Roman"/>
+                <w:color w:val="000000"/>
+                <w:sz w:val="22"/>
+                <w:szCs w:val="22"/>
+                <w:lang w:eastAsia="es-ES"/>
+              </w:rPr>
+            </w:pPr>
+            <w:r>
+              <w:rPr>
+                <w:rFonts w:ascii="Aptos Narrow" w:eastAsia="Times New Roman" w:hAnsi="Aptos Narrow" w:cs="Times New Roman"/>
+                <w:color w:val="000000"/>
+                <w:sz w:val="22"/>
+                <w:szCs w:val="22"/>
+                <w:lang w:eastAsia="es-ES"/>
+              </w:rPr>
+              <w:t>Kurtosis</w:t>
+            </w:r>
+          </w:p>
+        </w:tc>
+        <w:tc>
+          <w:tcPr>
+            <w:tcW w:w="3560" w:type="dxa"/>
+            <w:tcBorders>
+              <w:top w:val="nil"/>
+              <w:left w:val="nil"/>
+              <w:bottom w:val="nil"/>
+              <w:right w:val="nil"/>
+            </w:tcBorders>
+            <w:noWrap/>
+            <w:vAlign w:val="bottom"/>
+            <w:hideMark/>
+          </w:tcPr>
+          <w:p>
+            <w:pPr>
+              <w:spacing w:after="0" w:line="240" w:lineRule="auto"/>
+              <w:jc w:val="right"/>
+              <w:rPr>
+                <w:rFonts w:ascii="Aptos Narrow" w:eastAsia="Times New Roman" w:hAnsi="Aptos Narrow" w:cs="Times New Roman"/>
+                <w:color w:val="000000"/>
+                <w:sz w:val="22"/>
+                <w:szCs w:val="22"/>
+                <w:lang w:eastAsia="es-ES"/>
+              </w:rPr>
+            </w:pPr>
+            <w:r>
+              <w:rPr>
+                <w:rFonts w:ascii="Aptos Narrow" w:eastAsia="Times New Roman" w:hAnsi="Aptos Narrow" w:cs="Times New Roman"/>
+                <w:color w:val="000000"/>
+                <w:sz w:val="22"/>
+                <w:szCs w:val="22"/>
+                <w:lang w:eastAsia="es-ES"/>
+              </w:rPr>
+              <w:t>14,43691642</w:t>
+            </w:r>
+          </w:p>
+        </w:tc>
+        <w:tc>
+          <w:tcPr>
+            <w:tcW w:w="960" w:type="dxa"/>
+            <w:tcBorders>
+              <w:top w:val="nil"/>
+              <w:left w:val="nil"/>
+              <w:bottom w:val="nil"/>
+              <w:right w:val="nil"/>
+            </w:tcBorders>
+            <w:noWrap/>
+            <w:vAlign w:val="bottom"/>
+            <w:hideMark/>
+          </w:tcPr>
+          <w:p>
+            <w:pPr>
+              <w:spacing w:after="0" w:line="240" w:lineRule="auto"/>
+              <w:jc w:val="right"/>
+              <w:rPr>
+                <w:rFonts w:ascii="Aptos Narrow" w:eastAsia="Times New Roman" w:hAnsi="Aptos Narrow" w:cs="Times New Roman"/>
+                <w:color w:val="000000"/>
+                <w:sz w:val="22"/>
+                <w:szCs w:val="22"/>
+                <w:lang w:eastAsia="es-ES"/>
+              </w:rPr>
+            </w:pPr>
+          </w:p>
+        </w:tc>
+      </w:tr>
+      <w:tr>
+        <w:trPr>
+          <w:trHeight w:val="300"/>
+        </w:trPr>
+        <w:tc>
+          <w:tcPr>
+            <w:tcW w:w="2580" w:type="dxa"/>
+            <w:tcBorders>
+              <w:top w:val="nil"/>
+              <w:left w:val="nil"/>
+              <w:bottom w:val="nil"/>
+              <w:right w:val="nil"/>
+            </w:tcBorders>
+            <w:noWrap/>
+            <w:vAlign w:val="bottom"/>
+            <w:hideMark/>
+          </w:tcPr>
+          <w:p>
+            <w:pPr>
+              <w:spacing w:after="0" w:line="240" w:lineRule="auto"/>
+              <w:rPr>
+                <w:rFonts w:ascii="Aptos Narrow" w:eastAsia="Times New Roman" w:hAnsi="Aptos Narrow" w:cs="Times New Roman"/>
+                <w:color w:val="000000"/>
+                <w:sz w:val="22"/>
+                <w:szCs w:val="22"/>
+                <w:lang w:eastAsia="es-ES"/>
+              </w:rPr>
+            </w:pPr>
+            <w:r>
+              <w:rPr>
+                <w:rFonts w:ascii="Aptos Narrow" w:eastAsia="Times New Roman" w:hAnsi="Aptos Narrow" w:cs="Times New Roman"/>
+                <w:color w:val="000000"/>
+                <w:sz w:val="22"/>
+                <w:szCs w:val="22"/>
+                <w:lang w:eastAsia="es-ES"/>
+              </w:rPr>
+              <w:t>Skewness</w:t>
+            </w:r>
+          </w:p>
+        </w:tc>
+        <w:tc>
+          <w:tcPr>
+            <w:tcW w:w="3560" w:type="dxa"/>
+            <w:tcBorders>
+              <w:top w:val="nil"/>
+              <w:left w:val="nil"/>
+              <w:bottom w:val="nil"/>
+              <w:right w:val="nil"/>
+            </w:tcBorders>
+            <w:noWrap/>
+            <w:vAlign w:val="bottom"/>
+            <w:hideMark/>
+          </w:tcPr>
+          <w:p>
+            <w:pPr>
+              <w:spacing w:after="0" w:line="240" w:lineRule="auto"/>
+              <w:jc w:val="right"/>
+              <w:rPr>
+                <w:rFonts w:ascii="Aptos Narrow" w:eastAsia="Times New Roman" w:hAnsi="Aptos Narrow" w:cs="Times New Roman"/>
+                <w:color w:val="000000"/>
+                <w:sz w:val="22"/>
+                <w:szCs w:val="22"/>
+                <w:lang w:eastAsia="es-ES"/>
+              </w:rPr>
+            </w:pPr>
+            <w:r>
+              <w:rPr>
+                <w:rFonts w:ascii="Aptos Narrow" w:eastAsia="Times New Roman" w:hAnsi="Aptos Narrow" w:cs="Times New Roman"/>
+                <w:color w:val="000000"/>
+                <w:sz w:val="22"/>
+                <w:szCs w:val="22"/>
+                <w:lang w:eastAsia="es-ES"/>
+              </w:rPr>
+              <w:t>3,122350146</w:t>
+            </w:r>
+          </w:p>
+        </w:tc>
+        <w:tc>
+          <w:tcPr>
+            <w:tcW w:w="960" w:type="dxa"/>
+            <w:tcBorders>
+              <w:top w:val="nil"/>
+              <w:left w:val="nil"/>
+              <w:bottom w:val="nil"/>
+              <w:right w:val="nil"/>
+            </w:tcBorders>
+            <w:noWrap/>
+            <w:vAlign w:val="bottom"/>
+            <w:hideMark/>
+          </w:tcPr>
+          <w:p>
+            <w:pPr>
+              <w:spacing w:after="0" w:line="240" w:lineRule="auto"/>
+              <w:jc w:val="right"/>
+              <w:rPr>
+                <w:rFonts w:ascii="Aptos Narrow" w:eastAsia="Times New Roman" w:hAnsi="Aptos Narrow" w:cs="Times New Roman"/>
+                <w:color w:val="000000"/>
+                <w:sz w:val="22"/>
+                <w:szCs w:val="22"/>
+                <w:lang w:eastAsia="es-ES"/>
+              </w:rPr>
+            </w:pPr>
+          </w:p>
+        </w:tc>
+      </w:tr>
+      <w:tr>
+        <w:trPr>
+          <w:trHeight w:val="300"/>
+        </w:trPr>
+        <w:tc>
+          <w:tcPr>
+            <w:tcW w:w="2580" w:type="dxa"/>
+            <w:tcBorders>
+              <w:top w:val="nil"/>
+              <w:left w:val="nil"/>
+              <w:bottom w:val="nil"/>
+              <w:right w:val="nil"/>
+            </w:tcBorders>
+            <w:noWrap/>
+            <w:vAlign w:val="bottom"/>
+            <w:hideMark/>
+          </w:tcPr>
+          <w:p>
+            <w:pPr>
+              <w:spacing w:after="0" w:line="240" w:lineRule="auto"/>
+              <w:rPr>
+                <w:rFonts w:ascii="Aptos Narrow" w:eastAsia="Times New Roman" w:hAnsi="Aptos Narrow" w:cs="Times New Roman"/>
+                <w:color w:val="000000"/>
+                <w:sz w:val="22"/>
+                <w:szCs w:val="22"/>
+                <w:lang w:eastAsia="es-ES"/>
+              </w:rPr>
+            </w:pPr>
+            <w:r>
+              <w:rPr>
+                <w:rFonts w:ascii="Aptos Narrow" w:eastAsia="Times New Roman" w:hAnsi="Aptos Narrow" w:cs="Times New Roman"/>
+                <w:color w:val="000000"/>
+                <w:sz w:val="22"/>
+                <w:szCs w:val="22"/>
+                <w:lang w:eastAsia="es-ES"/>
+              </w:rPr>
+              <w:t>Range</w:t>
+            </w:r>
+          </w:p>
+        </w:tc>
+        <w:tc>
+          <w:tcPr>
+            <w:tcW w:w="3560" w:type="dxa"/>
+            <w:tcBorders>
+              <w:top w:val="nil"/>
+              <w:left w:val="nil"/>
+              <w:bottom w:val="nil"/>
+              <w:right w:val="nil"/>
+            </w:tcBorders>
+            <w:noWrap/>
+            <w:vAlign w:val="bottom"/>
+            <w:hideMark/>
+          </w:tcPr>
+          <w:p>
+            <w:pPr>
+              <w:spacing w:after="0" w:line="240" w:lineRule="auto"/>
+              <w:jc w:val="right"/>
+              <w:rPr>
+                <w:rFonts w:ascii="Aptos Narrow" w:eastAsia="Times New Roman" w:hAnsi="Aptos Narrow" w:cs="Times New Roman"/>
+                <w:color w:val="000000"/>
+                <w:sz w:val="22"/>
+                <w:szCs w:val="22"/>
+                <w:lang w:eastAsia="es-ES"/>
+              </w:rPr>
+            </w:pPr>
+            <w:r>
+              <w:rPr>
+                <w:rFonts w:ascii="Aptos Narrow" w:eastAsia="Times New Roman" w:hAnsi="Aptos Narrow" w:cs="Times New Roman"/>
+                <w:color w:val="000000"/>
+                <w:sz w:val="22"/>
+                <w:szCs w:val="22"/>
+                <w:lang w:eastAsia="es-ES"/>
+              </w:rPr>
+              <w:t>354,1936</w:t>
+            </w:r>
+          </w:p>
+        </w:tc>
+        <w:tc>
+          <w:tcPr>
+            <w:tcW w:w="960" w:type="dxa"/>
+            <w:tcBorders>
+              <w:top w:val="nil"/>
+              <w:left w:val="nil"/>
+              <w:bottom w:val="nil"/>
+              <w:right w:val="nil"/>
+            </w:tcBorders>
+            <w:noWrap/>
+            <w:vAlign w:val="bottom"/>
+            <w:hideMark/>
+          </w:tcPr>
+          <w:p>
+            <w:pPr>
+              <w:spacing w:after="0" w:line="240" w:lineRule="auto"/>
+              <w:jc w:val="right"/>
+              <w:rPr>
+                <w:rFonts w:ascii="Aptos Narrow" w:eastAsia="Times New Roman" w:hAnsi="Aptos Narrow" w:cs="Times New Roman"/>
+                <w:color w:val="000000"/>
+                <w:sz w:val="22"/>
+                <w:szCs w:val="22"/>
+                <w:lang w:eastAsia="es-ES"/>
+              </w:rPr>
+            </w:pPr>
+          </w:p>
+        </w:tc>
+      </w:tr>
+      <w:tr>
+        <w:trPr>
+          <w:trHeight w:val="315"/>
+        </w:trPr>
+        <w:tc>
+          <w:tcPr>
+            <w:tcW w:w="2580" w:type="dxa"/>
+            <w:tcBorders>
+              <w:top w:val="nil"/>
+              <w:left w:val="nil"/>
+              <w:bottom w:val="nil"/>
+              <w:right w:val="nil"/>
+            </w:tcBorders>
+            <w:noWrap/>
+            <w:vAlign w:val="bottom"/>
+            <w:hideMark/>
+          </w:tcPr>
+          <w:p>
+            <w:pPr>
+              <w:spacing w:after="0" w:line="240" w:lineRule="auto"/>
+              <w:rPr>
+                <w:rFonts w:ascii="Aptos Narrow" w:eastAsia="Times New Roman" w:hAnsi="Aptos Narrow" w:cs="Times New Roman"/>
+                <w:color w:val="000000"/>
+                <w:sz w:val="22"/>
+                <w:szCs w:val="22"/>
+                <w:lang w:eastAsia="es-ES"/>
+              </w:rPr>
+            </w:pPr>
+            <w:r>
+              <w:rPr>
+                <w:rFonts w:ascii="Aptos Narrow" w:eastAsia="Times New Roman" w:hAnsi="Aptos Narrow" w:cs="Times New Roman"/>
+                <w:color w:val="000000"/>
+                <w:sz w:val="22"/>
+                <w:szCs w:val="22"/>
+                <w:lang w:eastAsia="es-ES"/>
+              </w:rPr>
+              <w:t>Minimum</w:t>
+            </w:r>
+          </w:p>
+        </w:tc>
+        <w:tc>
+          <w:tcPr>
+            <w:tcW w:w="3560" w:type="dxa"/>
+            <w:tcBorders>
+              <w:top w:val="nil"/>
+              <w:left w:val="nil"/>
+              <w:bottom w:val="nil"/>
+              <w:right w:val="nil"/>
+            </w:tcBorders>
+            <w:noWrap/>
+            <w:vAlign w:val="bottom"/>
+            <w:hideMark/>
+          </w:tcPr>
+          <w:p>
+            <w:pPr>
+              <w:spacing w:after="0" w:line="240" w:lineRule="auto"/>
+              <w:jc w:val="right"/>
+              <w:rPr>
+                <w:rFonts w:ascii="Aptos Narrow" w:eastAsia="Times New Roman" w:hAnsi="Aptos Narrow" w:cs="Times New Roman"/>
+                <w:color w:val="000000"/>
+                <w:sz w:val="22"/>
+                <w:szCs w:val="22"/>
+                <w:lang w:eastAsia="es-ES"/>
+              </w:rPr>
+            </w:pPr>
+            <w:r>
+              <w:rPr>
+                <w:rFonts w:ascii="Aptos Narrow" w:eastAsia="Times New Roman" w:hAnsi="Aptos Narrow" w:cs="Times New Roman"/>
+                <w:color w:val="000000"/>
+                <w:sz w:val="22"/>
+                <w:szCs w:val="22"/>
+                <w:lang w:eastAsia="es-ES"/>
+              </w:rPr>
+              <w:t>0,3822</w:t>
+            </w:r>
+          </w:p>
+        </w:tc>
+        <w:tc>
+          <w:tcPr>
+            <w:tcW w:w="960" w:type="dxa"/>
+            <w:tcBorders>
+              <w:top w:val="nil"/>
+              <w:left w:val="nil"/>
+              <w:bottom w:val="nil"/>
+              <w:right w:val="nil"/>
+            </w:tcBorders>
+            <w:noWrap/>
+            <w:vAlign w:val="bottom"/>
+            <w:hideMark/>
+          </w:tcPr>
+          <w:p>
+            <w:pPr>
+              <w:spacing w:after="0" w:line="240" w:lineRule="auto"/>
+              <w:jc w:val="right"/>
+              <w:rPr>
+                <w:rFonts w:ascii="Aptos Narrow" w:eastAsia="Times New Roman" w:hAnsi="Aptos Narrow" w:cs="Times New Roman"/>
+                <w:color w:val="000000"/>
+                <w:sz w:val="22"/>
+                <w:szCs w:val="22"/>
+                <w:lang w:eastAsia="es-ES"/>
+              </w:rPr>
+            </w:pPr>
+          </w:p>
+        </w:tc>
+      </w:tr>
+      <w:tr>
+        <w:trPr>
+          <w:trHeight w:val="300"/>
+        </w:trPr>
+        <w:tc>
+          <w:tcPr>
+            <w:tcW w:w="2580" w:type="dxa"/>
+            <w:tcBorders>
+              <w:top w:val="nil"/>
+              <w:left w:val="nil"/>
+              <w:bottom w:val="nil"/>
+              <w:right w:val="nil"/>
+            </w:tcBorders>
+            <w:noWrap/>
+            <w:vAlign w:val="bottom"/>
+            <w:hideMark/>
+          </w:tcPr>
+          <w:p>
+            <w:pPr>
+              <w:spacing w:after="0" w:line="240" w:lineRule="auto"/>
+              <w:rPr>
+                <w:rFonts w:ascii="Aptos Narrow" w:eastAsia="Times New Roman" w:hAnsi="Aptos Narrow" w:cs="Times New Roman"/>
+                <w:color w:val="000000"/>
+                <w:sz w:val="22"/>
+                <w:szCs w:val="22"/>
+                <w:lang w:eastAsia="es-ES"/>
+              </w:rPr>
+            </w:pPr>
+            <w:r>
+              <w:rPr>
+                <w:rFonts w:ascii="Aptos Narrow" w:eastAsia="Times New Roman" w:hAnsi="Aptos Narrow" w:cs="Times New Roman"/>
+                <w:color w:val="000000"/>
+                <w:sz w:val="22"/>
+                <w:szCs w:val="22"/>
+                <w:lang w:eastAsia="es-ES"/>
+              </w:rPr>
+              <w:t>Maximum</w:t>
+            </w:r>
+          </w:p>
+        </w:tc>
+        <w:tc>
+          <w:tcPr>
+            <w:tcW w:w="3560" w:type="dxa"/>
+            <w:tcBorders>
+              <w:top w:val="nil"/>
+              <w:left w:val="nil"/>
+              <w:bottom w:val="nil"/>
+              <w:right w:val="nil"/>
+            </w:tcBorders>
+            <w:noWrap/>
+            <w:vAlign w:val="bottom"/>
+            <w:hideMark/>
+          </w:tcPr>
+          <w:p>
+            <w:pPr>
+              <w:spacing w:after="0" w:line="240" w:lineRule="auto"/>
+              <w:jc w:val="right"/>
+              <w:rPr>
+                <w:rFonts w:ascii="Aptos Narrow" w:eastAsia="Times New Roman" w:hAnsi="Aptos Narrow" w:cs="Times New Roman"/>
+                <w:color w:val="000000"/>
+                <w:sz w:val="22"/>
+                <w:szCs w:val="22"/>
+                <w:lang w:eastAsia="es-ES"/>
+              </w:rPr>
+            </w:pPr>
+            <w:r>
+              <w:rPr>
+                <w:rFonts w:ascii="Aptos Narrow" w:eastAsia="Times New Roman" w:hAnsi="Aptos Narrow" w:cs="Times New Roman"/>
+                <w:color w:val="000000"/>
+                <w:sz w:val="22"/>
+                <w:szCs w:val="22"/>
+                <w:lang w:eastAsia="es-ES"/>
+              </w:rPr>
+              <w:t>354,5758</w:t>
+            </w:r>
+          </w:p>
+        </w:tc>
+        <w:tc>
+          <w:tcPr>
+            <w:tcW w:w="960" w:type="dxa"/>
+            <w:tcBorders>
+              <w:top w:val="nil"/>
+              <w:left w:val="nil"/>
+              <w:bottom w:val="nil"/>
+              <w:right w:val="nil"/>
+            </w:tcBorders>
+            <w:noWrap/>
+            <w:vAlign w:val="bottom"/>
+            <w:hideMark/>
+          </w:tcPr>
+          <w:p>
+            <w:pPr>
+              <w:spacing w:after="0" w:line="240" w:lineRule="auto"/>
+              <w:jc w:val="right"/>
+              <w:rPr>
+                <w:rFonts w:ascii="Aptos Narrow" w:eastAsia="Times New Roman" w:hAnsi="Aptos Narrow" w:cs="Times New Roman"/>
+                <w:color w:val="000000"/>
+                <w:sz w:val="22"/>
+                <w:szCs w:val="22"/>
+                <w:lang w:eastAsia="es-ES"/>
+              </w:rPr>
+            </w:pPr>
+          </w:p>
+        </w:tc>
+      </w:tr>
+      <w:tr>
+        <w:trPr>
+          <w:trHeight w:val="300"/>
+        </w:trPr>
+        <w:tc>
+          <w:tcPr>
+            <w:tcW w:w="2580" w:type="dxa"/>
+            <w:tcBorders>
+              <w:top w:val="nil"/>
+              <w:left w:val="nil"/>
+              <w:bottom w:val="nil"/>
+              <w:right w:val="nil"/>
+            </w:tcBorders>
+            <w:noWrap/>
+            <w:vAlign w:val="bottom"/>
+            <w:hideMark/>
+          </w:tcPr>
+          <w:p>
+            <w:pPr>
+              <w:spacing w:after="0" w:line="240" w:lineRule="auto"/>
+              <w:rPr>
+                <w:rFonts w:ascii="Aptos Narrow" w:eastAsia="Times New Roman" w:hAnsi="Aptos Narrow" w:cs="Times New Roman"/>
+                <w:color w:val="000000"/>
+                <w:sz w:val="22"/>
+                <w:szCs w:val="22"/>
+                <w:lang w:eastAsia="es-ES"/>
+              </w:rPr>
+            </w:pPr>
+            <w:r>
+              <w:rPr>
+                <w:rFonts w:ascii="Aptos Narrow" w:eastAsia="Times New Roman" w:hAnsi="Aptos Narrow" w:cs="Times New Roman"/>
+                <w:color w:val="000000"/>
+                <w:sz w:val="22"/>
+                <w:szCs w:val="22"/>
+                <w:lang w:eastAsia="es-ES"/>
+              </w:rPr>
+              <w:t>Sum</w:t>
+            </w:r>
+          </w:p>
+        </w:tc>
+        <w:tc>
+          <w:tcPr>
+            <w:tcW w:w="3560" w:type="dxa"/>
+            <w:tcBorders>
+              <w:top w:val="nil"/>
+              <w:left w:val="nil"/>
+              <w:bottom w:val="nil"/>
+              <w:right w:val="nil"/>
+            </w:tcBorders>
+            <w:noWrap/>
+            <w:vAlign w:val="bottom"/>
+            <w:hideMark/>
+          </w:tcPr>
+          <w:p>
+            <w:pPr>
+              <w:spacing w:after="0" w:line="240" w:lineRule="auto"/>
+              <w:jc w:val="right"/>
+              <w:rPr>
+                <w:rFonts w:ascii="Aptos Narrow" w:eastAsia="Times New Roman" w:hAnsi="Aptos Narrow" w:cs="Times New Roman"/>
+                <w:color w:val="000000"/>
+                <w:sz w:val="22"/>
+                <w:szCs w:val="22"/>
+                <w:lang w:eastAsia="es-ES"/>
+              </w:rPr>
+            </w:pPr>
+            <w:r>
+              <w:rPr>
+                <w:rFonts w:ascii="Aptos Narrow" w:eastAsia="Times New Roman" w:hAnsi="Aptos Narrow" w:cs="Times New Roman"/>
+                <w:color w:val="000000"/>
+                <w:sz w:val="22"/>
+                <w:szCs w:val="22"/>
+                <w:lang w:eastAsia="es-ES"/>
+              </w:rPr>
+              <w:t>65454,54205</w:t>
+            </w:r>
+          </w:p>
+        </w:tc>
+        <w:tc>
+          <w:tcPr>
+            <w:tcW w:w="960" w:type="dxa"/>
+            <w:tcBorders>
+              <w:top w:val="nil"/>
+              <w:left w:val="nil"/>
+              <w:bottom w:val="nil"/>
+              <w:right w:val="nil"/>
+            </w:tcBorders>
+            <w:noWrap/>
+            <w:vAlign w:val="bottom"/>
+            <w:hideMark/>
+          </w:tcPr>
+          <w:p>
+            <w:pPr>
+              <w:spacing w:after="0" w:line="240" w:lineRule="auto"/>
+              <w:jc w:val="right"/>
+              <w:rPr>
+                <w:rFonts w:ascii="Aptos Narrow" w:eastAsia="Times New Roman" w:hAnsi="Aptos Narrow" w:cs="Times New Roman"/>
+                <w:color w:val="000000"/>
+                <w:sz w:val="22"/>
+                <w:szCs w:val="22"/>
+                <w:lang w:eastAsia="es-ES"/>
+              </w:rPr>
+            </w:pPr>
+          </w:p>
+        </w:tc>
+      </w:tr>
+      <w:tr>
+        <w:trPr>
+          <w:trHeight w:val="300"/>
+        </w:trPr>
+        <w:tc>
+          <w:tcPr>
+            <w:tcW w:w="2580" w:type="dxa"/>
+            <w:tcBorders>
+              <w:top w:val="nil"/>
+              <w:left w:val="nil"/>
+              <w:bottom w:val="nil"/>
+              <w:right w:val="nil"/>
+            </w:tcBorders>
+            <w:noWrap/>
+            <w:vAlign w:val="bottom"/>
+            <w:hideMark/>
+          </w:tcPr>
+          <w:p>
+            <w:pPr>
+              <w:spacing w:after="0" w:line="240" w:lineRule="auto"/>
+              <w:rPr>
+                <w:rFonts w:ascii="Aptos Narrow" w:eastAsia="Times New Roman" w:hAnsi="Aptos Narrow" w:cs="Times New Roman"/>
+                <w:color w:val="000000"/>
+                <w:sz w:val="22"/>
+                <w:szCs w:val="22"/>
+                <w:lang w:eastAsia="es-ES"/>
+              </w:rPr>
+            </w:pPr>
+            <w:r>
+              <w:rPr>
+                <w:rFonts w:ascii="Aptos Narrow" w:eastAsia="Times New Roman" w:hAnsi="Aptos Narrow" w:cs="Times New Roman"/>
+                <w:color w:val="000000"/>
+                <w:sz w:val="22"/>
+                <w:szCs w:val="22"/>
+                <w:lang w:eastAsia="es-ES"/>
+              </w:rPr>
+              <w:t>Count</w:t>
+            </w:r>
+          </w:p>
+        </w:tc>
+        <w:tc>
+          <w:tcPr>
+            <w:tcW w:w="3560" w:type="dxa"/>
+            <w:tcBorders>
+              <w:top w:val="nil"/>
+              <w:left w:val="nil"/>
+              <w:bottom w:val="nil"/>
+              <w:right w:val="nil"/>
+            </w:tcBorders>
+            <w:noWrap/>
+            <w:vAlign w:val="bottom"/>
+            <w:hideMark/>
+          </w:tcPr>
+          <w:p>
+            <w:pPr>
+              <w:spacing w:after="0" w:line="240" w:lineRule="auto"/>
+              <w:jc w:val="right"/>
+              <w:rPr>
+                <w:rFonts w:ascii="Aptos Narrow" w:eastAsia="Times New Roman" w:hAnsi="Aptos Narrow" w:cs="Times New Roman"/>
+                <w:color w:val="000000"/>
+                <w:sz w:val="22"/>
+                <w:szCs w:val="22"/>
+                <w:lang w:eastAsia="es-ES"/>
+              </w:rPr>
+            </w:pPr>
+            <w:r>
+              <w:rPr>
+                <w:rFonts w:ascii="Aptos Narrow" w:eastAsia="Times New Roman" w:hAnsi="Aptos Narrow" w:cs="Times New Roman"/>
+                <w:color w:val="000000"/>
+                <w:sz w:val="22"/>
+                <w:szCs w:val="22"/>
+                <w:lang w:eastAsia="es-ES"/>
+              </w:rPr>
+              <w:t>2790</w:t>
+            </w:r>
+          </w:p>
+        </w:tc>
+        <w:tc>
+          <w:tcPr>
+            <w:tcW w:w="960" w:type="dxa"/>
+            <w:tcBorders>
+              <w:top w:val="nil"/>
+              <w:left w:val="nil"/>
+              <w:bottom w:val="nil"/>
+              <w:right w:val="nil"/>
+            </w:tcBorders>
+            <w:noWrap/>
+            <w:vAlign w:val="bottom"/>
+            <w:hideMark/>
+          </w:tcPr>
+          <w:p>
+            <w:pPr>
+              <w:spacing w:after="0" w:line="240" w:lineRule="auto"/>
+              <w:jc w:val="right"/>
+              <w:rPr>
+                <w:rFonts w:ascii="Aptos Narrow" w:eastAsia="Times New Roman" w:hAnsi="Aptos Narrow" w:cs="Times New Roman"/>
+                <w:color w:val="000000"/>
+                <w:sz w:val="22"/>
+                <w:szCs w:val="22"/>
+                <w:lang w:eastAsia="es-ES"/>
+              </w:rPr>
+            </w:pPr>
+          </w:p>
+        </w:tc>
+      </w:tr>
+      <w:tr>
+        <w:trPr>
+          <w:trHeight w:val="315"/>
+        </w:trPr>
+        <w:tc>
+          <w:tcPr>
+            <w:tcW w:w="2580" w:type="dxa"/>
+            <w:tcBorders>
+              <w:top w:val="nil"/>
+              <w:left w:val="nil"/>
+              <w:bottom w:val="single" w:sz="8" w:space="0" w:color="auto"/>
+              <w:right w:val="nil"/>
+            </w:tcBorders>
+            <w:noWrap/>
+            <w:vAlign w:val="bottom"/>
+            <w:hideMark/>
+          </w:tcPr>
+          <w:p>
+            <w:pPr>
+              <w:spacing w:after="0" w:line="240" w:lineRule="auto"/>
+              <w:rPr>
+                <w:rFonts w:ascii="Aptos Narrow" w:eastAsia="Times New Roman" w:hAnsi="Aptos Narrow" w:cs="Times New Roman"/>
+                <w:color w:val="000000"/>
+                <w:sz w:val="22"/>
+                <w:szCs w:val="22"/>
+                <w:lang w:eastAsia="es-ES"/>
+              </w:rPr>
+            </w:pPr>
+            <w:r>
+              <w:rPr>
+                <w:rFonts w:ascii="Aptos Narrow" w:eastAsia="Times New Roman" w:hAnsi="Aptos Narrow" w:cs="Times New Roman"/>
+                <w:color w:val="000000"/>
+                <w:sz w:val="22"/>
+                <w:szCs w:val="22"/>
+                <w:lang w:eastAsia="es-ES"/>
+              </w:rPr>
+              <w:t>Confidence Level(95,0%)</w:t>
+            </w:r>
+          </w:p>
+        </w:tc>
+        <w:tc>
+          <w:tcPr>
+            <w:tcW w:w="3560" w:type="dxa"/>
+            <w:tcBorders>
+              <w:top w:val="nil"/>
+              <w:left w:val="nil"/>
+              <w:bottom w:val="single" w:sz="8" w:space="0" w:color="auto"/>
+              <w:right w:val="nil"/>
+            </w:tcBorders>
+            <w:noWrap/>
+            <w:vAlign w:val="bottom"/>
+            <w:hideMark/>
+          </w:tcPr>
+          <w:p>
+            <w:pPr>
+              <w:spacing w:after="0" w:line="240" w:lineRule="auto"/>
+              <w:jc w:val="right"/>
+              <w:rPr>
+                <w:rFonts w:ascii="Aptos Narrow" w:eastAsia="Times New Roman" w:hAnsi="Aptos Narrow" w:cs="Times New Roman"/>
+                <w:color w:val="000000"/>
+                <w:sz w:val="22"/>
+                <w:szCs w:val="22"/>
+                <w:lang w:eastAsia="es-ES"/>
+              </w:rPr>
+            </w:pPr>
+            <w:r>
+              <w:rPr>
+                <w:rFonts w:ascii="Aptos Narrow" w:eastAsia="Times New Roman" w:hAnsi="Aptos Narrow" w:cs="Times New Roman"/>
+                <w:color w:val="000000"/>
+                <w:sz w:val="22"/>
+                <w:szCs w:val="22"/>
+                <w:lang w:eastAsia="es-ES"/>
+              </w:rPr>
+              <w:t>1,285650581</w:t>
+            </w:r>
+          </w:p>
+        </w:tc>
+        <w:tc>
+          <w:tcPr>
+            <w:tcW w:w="960" w:type="dxa"/>
+            <w:tcBorders>
+              <w:top w:val="nil"/>
+              <w:left w:val="nil"/>
+              <w:bottom w:val="nil"/>
+              <w:right w:val="nil"/>
+            </w:tcBorders>
+            <w:noWrap/>
+            <w:vAlign w:val="bottom"/>
+            <w:hideMark/>
+          </w:tcPr>
+          <w:p>
+            <w:pPr>
+              <w:spacing w:after="0" w:line="240" w:lineRule="auto"/>
+              <w:jc w:val="right"/>
+              <w:rPr>
+                <w:rFonts w:ascii="Aptos Narrow" w:eastAsia="Times New Roman" w:hAnsi="Aptos Narrow" w:cs="Times New Roman"/>
+                <w:color w:val="000000"/>
+                <w:sz w:val="22"/>
+                <w:szCs w:val="22"/>
+                <w:lang w:eastAsia="es-ES"/>
+              </w:rPr>
+            </w:pPr>
+          </w:p>
+        </w:tc>
+      </w:tr>
+      <w:tr>
+        <w:trPr>
+          <w:trHeight w:val="300"/>
+        </w:trPr>
+        <w:tc>
+          <w:tcPr>
+            <w:tcW w:w="2580" w:type="dxa"/>
+            <w:tcBorders>
+              <w:top w:val="nil"/>
+              <w:left w:val="nil"/>
+              <w:bottom w:val="nil"/>
+              <w:right w:val="nil"/>
+            </w:tcBorders>
+            <w:noWrap/>
+            <w:vAlign w:val="bottom"/>
+            <w:hideMark/>
+          </w:tcPr>
+          <w:p>
+            <w:pPr>
+              <w:spacing w:after="0" w:line="240" w:lineRule="auto"/>
+              <w:rPr>
+                <w:rFonts w:ascii="Aptos Narrow" w:eastAsia="Times New Roman" w:hAnsi="Aptos Narrow" w:cs="Times New Roman"/>
+                <w:color w:val="000000"/>
+                <w:sz w:val="22"/>
+                <w:szCs w:val="22"/>
+                <w:lang w:eastAsia="es-ES"/>
+              </w:rPr>
+            </w:pPr>
+            <w:r>
+              <w:rPr>
+                <w:rFonts w:ascii="Aptos Narrow" w:eastAsia="Times New Roman" w:hAnsi="Aptos Narrow" w:cs="Times New Roman"/>
+                <w:color w:val="000000"/>
+                <w:sz w:val="22"/>
+                <w:szCs w:val="22"/>
+                <w:lang w:eastAsia="es-ES"/>
+              </w:rPr>
+              <w:t>Interval(ms)</w:t>
+            </w:r>
+          </w:p>
+        </w:tc>
+        <w:tc>
+          <w:tcPr>
+            <w:tcW w:w="3560" w:type="dxa"/>
+            <w:tcBorders>
+              <w:top w:val="nil"/>
+              <w:left w:val="nil"/>
+              <w:bottom w:val="nil"/>
+              <w:right w:val="nil"/>
+            </w:tcBorders>
+            <w:noWrap/>
+            <w:vAlign w:val="bottom"/>
+            <w:hideMark/>
+          </w:tcPr>
+          <w:p>
+            <w:pPr>
+              <w:spacing w:after="0" w:line="240" w:lineRule="auto"/>
+              <w:jc w:val="right"/>
+              <w:rPr>
+                <w:rFonts w:ascii="Aptos Narrow" w:eastAsia="Times New Roman" w:hAnsi="Aptos Narrow" w:cs="Times New Roman"/>
+                <w:color w:val="000000"/>
+                <w:sz w:val="22"/>
+                <w:szCs w:val="22"/>
+                <w:lang w:eastAsia="es-ES"/>
+              </w:rPr>
+            </w:pPr>
+            <w:r>
+              <w:rPr>
+                <w:rFonts w:ascii="Aptos Narrow" w:eastAsia="Times New Roman" w:hAnsi="Aptos Narrow" w:cs="Times New Roman"/>
+                <w:color w:val="000000"/>
+                <w:sz w:val="22"/>
+                <w:szCs w:val="22"/>
+                <w:lang w:eastAsia="es-ES"/>
+              </w:rPr>
+              <w:t>22,17475876</w:t>
+            </w:r>
+          </w:p>
+        </w:tc>
+        <w:tc>
+          <w:tcPr>
+            <w:tcW w:w="960" w:type="dxa"/>
+            <w:tcBorders>
+              <w:top w:val="nil"/>
+              <w:left w:val="nil"/>
+              <w:bottom w:val="nil"/>
+              <w:right w:val="nil"/>
+            </w:tcBorders>
+            <w:noWrap/>
+            <w:vAlign w:val="bottom"/>
+            <w:hideMark/>
+          </w:tcPr>
+          <w:p>
+            <w:pPr>
+              <w:spacing w:after="0" w:line="240" w:lineRule="auto"/>
+              <w:jc w:val="right"/>
+              <w:rPr>
+                <w:rFonts w:ascii="Aptos Narrow" w:eastAsia="Times New Roman" w:hAnsi="Aptos Narrow" w:cs="Times New Roman"/>
+                <w:color w:val="000000"/>
+                <w:sz w:val="22"/>
+                <w:szCs w:val="22"/>
+                <w:lang w:eastAsia="es-ES"/>
+              </w:rPr>
+            </w:pPr>
+            <w:r>
+              <w:rPr>
+                <w:rFonts w:ascii="Aptos Narrow" w:eastAsia="Times New Roman" w:hAnsi="Aptos Narrow" w:cs="Times New Roman"/>
+                <w:color w:val="000000"/>
+                <w:sz w:val="22"/>
+                <w:szCs w:val="22"/>
+                <w:lang w:eastAsia="es-ES"/>
+              </w:rPr>
+              <w:t>24,74606</w:t>
+            </w:r>
+          </w:p>
+        </w:tc>
+      </w:tr>
+    </w:tbl>
+    <w:p>
+      <w:pPr>
+        <w:rPr>
+          <w:lang w:val="en-US"/>
+        </w:rPr>
+      </w:pPr>
+    </w:p>
+    <w:p>
+      <w:pPr>
+        <w:rPr>
+          <w:sz w:val="24"/>
+          <w:szCs w:val="24"/>
+          <w:lang w:val="en-US"/>
+        </w:rPr>
+      </w:pPr>
+      <w:r>
+        <w:rPr>
+          <w:lang w:val="en-US"/>
+        </w:rPr>
+        <w:tab/>
+      </w:r>
+      <w:r>
+        <w:rPr>
+          <w:sz w:val="24"/>
+          <w:szCs w:val="24"/>
+          <w:lang w:val="en-US"/>
+        </w:rPr>
+        <w:t>Here we can see the analysis of the first test, with all the descriptive analytic tools we will need to be able to compare to the second one, of which the data can be seen below:</w:t>
+      </w:r>
+    </w:p>
+    <w:tbl>
+      <w:tblPr>
+        <w:tblW w:w="6320" w:type="dxa"/>
+        <w:tblCellMar>
+          <w:left w:w="70" w:type="dxa"/>
+          <w:right w:w="70" w:type="dxa"/>
+        </w:tblCellMar>
+        <w:tblLook w:val="04A0" w:firstRow="1" w:lastRow="0" w:firstColumn="1" w:lastColumn="0" w:noHBand="0" w:noVBand="1"/>
+      </w:tblPr>
+      <w:tblGrid>
+        <w:gridCol w:w="3487"/>
+        <w:gridCol w:w="1873"/>
+        <w:gridCol w:w="978"/>
+      </w:tblGrid>
+      <w:tr>
+        <w:trPr>
+          <w:trHeight w:val="300"/>
+        </w:trPr>
+        <w:tc>
+          <w:tcPr>
+            <w:tcW w:w="5360" w:type="dxa"/>
+            <w:gridSpan w:val="2"/>
+            <w:tcBorders>
+              <w:top w:val="single" w:sz="8" w:space="0" w:color="auto"/>
+              <w:left w:val="nil"/>
+              <w:bottom w:val="single" w:sz="4" w:space="0" w:color="auto"/>
+              <w:right w:val="nil"/>
+            </w:tcBorders>
+            <w:noWrap/>
+            <w:vAlign w:val="bottom"/>
+            <w:hideMark/>
+          </w:tcPr>
+          <w:p>
+            <w:pPr>
+              <w:spacing w:after="0" w:line="240" w:lineRule="auto"/>
+              <w:jc w:val="center"/>
+              <w:rPr>
+                <w:rFonts w:ascii="Aptos Narrow" w:eastAsia="Times New Roman" w:hAnsi="Aptos Narrow" w:cs="Times New Roman"/>
+                <w:i/>
+                <w:iCs/>
+                <w:color w:val="000000"/>
+                <w:sz w:val="22"/>
+                <w:szCs w:val="22"/>
+                <w:lang w:eastAsia="es-ES"/>
+              </w:rPr>
+            </w:pPr>
+            <w:r>
+              <w:rPr>
+                <w:rFonts w:ascii="Aptos Narrow" w:eastAsia="Times New Roman" w:hAnsi="Aptos Narrow" w:cs="Times New Roman"/>
+                <w:i/>
+                <w:iCs/>
+                <w:color w:val="000000"/>
+                <w:sz w:val="22"/>
+                <w:szCs w:val="22"/>
+                <w:lang w:eastAsia="es-ES"/>
+              </w:rPr>
+              <w:t>Segunda</w:t>
+            </w:r>
+            <w:r>
+              <w:rPr>
+                <w:rFonts w:ascii="Aptos Narrow" w:eastAsia="Times New Roman" w:hAnsi="Aptos Narrow" w:cs="Times New Roman"/>
+                <w:i/>
+                <w:iCs/>
+                <w:color w:val="000000"/>
+                <w:sz w:val="22"/>
+                <w:szCs w:val="22"/>
+                <w:lang w:eastAsia="es-ES"/>
+              </w:rPr>
+              <w:t xml:space="preserve"> prueba</w:t>
+            </w:r>
+          </w:p>
+        </w:tc>
+        <w:tc>
+          <w:tcPr>
+            <w:tcW w:w="960" w:type="dxa"/>
+            <w:tcBorders>
+              <w:top w:val="nil"/>
+              <w:left w:val="nil"/>
+              <w:bottom w:val="nil"/>
+              <w:right w:val="nil"/>
+            </w:tcBorders>
+            <w:noWrap/>
+            <w:vAlign w:val="bottom"/>
+            <w:hideMark/>
+          </w:tcPr>
+          <w:p>
+            <w:pPr>
+              <w:spacing w:after="0" w:line="240" w:lineRule="auto"/>
+              <w:jc w:val="center"/>
+              <w:rPr>
+                <w:rFonts w:ascii="Aptos Narrow" w:eastAsia="Times New Roman" w:hAnsi="Aptos Narrow" w:cs="Times New Roman"/>
+                <w:i/>
+                <w:iCs/>
+                <w:color w:val="000000"/>
+                <w:sz w:val="22"/>
+                <w:szCs w:val="22"/>
+                <w:lang w:eastAsia="es-ES"/>
+              </w:rPr>
+            </w:pPr>
+          </w:p>
+        </w:tc>
+      </w:tr>
+      <w:tr>
+        <w:trPr>
+          <w:trHeight w:val="315"/>
+        </w:trPr>
+        <w:tc>
+          <w:tcPr>
+            <w:tcW w:w="3487" w:type="dxa"/>
+            <w:tcBorders>
+              <w:top w:val="nil"/>
+              <w:left w:val="nil"/>
+              <w:bottom w:val="nil"/>
+              <w:right w:val="nil"/>
+            </w:tcBorders>
+            <w:noWrap/>
+            <w:vAlign w:val="bottom"/>
+            <w:hideMark/>
+          </w:tcPr>
+          <w:p>
+            <w:pPr>
+              <w:spacing w:after="0" w:line="240" w:lineRule="auto"/>
+              <w:rPr>
+                <w:rFonts w:ascii="Times New Roman" w:eastAsia="Times New Roman" w:hAnsi="Times New Roman" w:cs="Times New Roman"/>
+                <w:lang w:eastAsia="es-ES"/>
+              </w:rPr>
+            </w:pPr>
+          </w:p>
+        </w:tc>
+        <w:tc>
+          <w:tcPr>
+            <w:tcW w:w="1873" w:type="dxa"/>
+            <w:tcBorders>
+              <w:top w:val="nil"/>
+              <w:left w:val="nil"/>
+              <w:bottom w:val="nil"/>
+              <w:right w:val="nil"/>
+            </w:tcBorders>
+            <w:noWrap/>
+            <w:vAlign w:val="bottom"/>
+            <w:hideMark/>
+          </w:tcPr>
+          <w:p>
+            <w:pPr>
+              <w:spacing w:after="0" w:line="240" w:lineRule="auto"/>
+              <w:rPr>
+                <w:rFonts w:ascii="Times New Roman" w:eastAsia="Times New Roman" w:hAnsi="Times New Roman" w:cs="Times New Roman"/>
+                <w:lang w:eastAsia="es-ES"/>
+              </w:rPr>
+            </w:pPr>
+          </w:p>
+        </w:tc>
+        <w:tc>
+          <w:tcPr>
+            <w:tcW w:w="960" w:type="dxa"/>
+            <w:tcBorders>
+              <w:top w:val="nil"/>
+              <w:left w:val="nil"/>
+              <w:bottom w:val="nil"/>
+              <w:right w:val="nil"/>
+            </w:tcBorders>
+            <w:noWrap/>
+            <w:vAlign w:val="bottom"/>
+            <w:hideMark/>
+          </w:tcPr>
+          <w:p>
+            <w:pPr>
+              <w:spacing w:after="0" w:line="240" w:lineRule="auto"/>
+              <w:rPr>
+                <w:rFonts w:ascii="Times New Roman" w:eastAsia="Times New Roman" w:hAnsi="Times New Roman" w:cs="Times New Roman"/>
+                <w:lang w:eastAsia="es-ES"/>
+              </w:rPr>
+            </w:pPr>
+          </w:p>
+        </w:tc>
+      </w:tr>
+      <w:tr>
+        <w:trPr>
+          <w:trHeight w:val="300"/>
+        </w:trPr>
+        <w:tc>
+          <w:tcPr>
+            <w:tcW w:w="3487" w:type="dxa"/>
+            <w:tcBorders>
+              <w:top w:val="nil"/>
+              <w:left w:val="nil"/>
+              <w:bottom w:val="nil"/>
+              <w:right w:val="nil"/>
+            </w:tcBorders>
+            <w:noWrap/>
+            <w:vAlign w:val="bottom"/>
+            <w:hideMark/>
+          </w:tcPr>
+          <w:p>
+            <w:pPr>
+              <w:spacing w:after="0" w:line="240" w:lineRule="auto"/>
+              <w:rPr>
+                <w:rFonts w:ascii="Aptos Narrow" w:eastAsia="Times New Roman" w:hAnsi="Aptos Narrow" w:cs="Times New Roman"/>
+                <w:color w:val="000000"/>
+                <w:sz w:val="22"/>
+                <w:szCs w:val="22"/>
+                <w:lang w:eastAsia="es-ES"/>
+              </w:rPr>
+            </w:pPr>
+            <w:r>
+              <w:rPr>
+                <w:rFonts w:ascii="Aptos Narrow" w:eastAsia="Times New Roman" w:hAnsi="Aptos Narrow" w:cs="Times New Roman"/>
+                <w:color w:val="000000"/>
+                <w:sz w:val="22"/>
+                <w:szCs w:val="22"/>
+                <w:lang w:eastAsia="es-ES"/>
+              </w:rPr>
+              <w:t>Mean</w:t>
+            </w:r>
+          </w:p>
+        </w:tc>
+        <w:tc>
+          <w:tcPr>
+            <w:tcW w:w="1873" w:type="dxa"/>
+            <w:tcBorders>
+              <w:top w:val="nil"/>
+              <w:left w:val="nil"/>
+              <w:bottom w:val="nil"/>
+              <w:right w:val="nil"/>
+            </w:tcBorders>
+            <w:noWrap/>
+            <w:vAlign w:val="bottom"/>
+            <w:hideMark/>
+          </w:tcPr>
+          <w:p>
+            <w:pPr>
+              <w:spacing w:after="0" w:line="240" w:lineRule="auto"/>
+              <w:jc w:val="right"/>
+              <w:rPr>
+                <w:rFonts w:ascii="Aptos Narrow" w:eastAsia="Times New Roman" w:hAnsi="Aptos Narrow" w:cs="Times New Roman"/>
+                <w:color w:val="000000"/>
+                <w:sz w:val="22"/>
+                <w:szCs w:val="22"/>
+                <w:lang w:eastAsia="es-ES"/>
+              </w:rPr>
+            </w:pPr>
+            <w:r>
+              <w:rPr>
+                <w:rFonts w:ascii="Aptos Narrow" w:eastAsia="Times New Roman" w:hAnsi="Aptos Narrow" w:cs="Times New Roman"/>
+                <w:color w:val="000000"/>
+                <w:sz w:val="22"/>
+                <w:szCs w:val="22"/>
+                <w:lang w:eastAsia="es-ES"/>
+              </w:rPr>
+              <w:t>21,61140481</w:t>
+            </w:r>
+          </w:p>
+        </w:tc>
+        <w:tc>
+          <w:tcPr>
+            <w:tcW w:w="960" w:type="dxa"/>
+            <w:tcBorders>
+              <w:top w:val="nil"/>
+              <w:left w:val="nil"/>
+              <w:bottom w:val="nil"/>
+              <w:right w:val="nil"/>
+            </w:tcBorders>
+            <w:noWrap/>
+            <w:vAlign w:val="bottom"/>
+            <w:hideMark/>
+          </w:tcPr>
+          <w:p>
+            <w:pPr>
+              <w:spacing w:after="0" w:line="240" w:lineRule="auto"/>
+              <w:jc w:val="right"/>
+              <w:rPr>
+                <w:rFonts w:ascii="Aptos Narrow" w:eastAsia="Times New Roman" w:hAnsi="Aptos Narrow" w:cs="Times New Roman"/>
+                <w:color w:val="000000"/>
+                <w:sz w:val="22"/>
+                <w:szCs w:val="22"/>
+                <w:lang w:eastAsia="es-ES"/>
+              </w:rPr>
+            </w:pPr>
+          </w:p>
+        </w:tc>
+      </w:tr>
+      <w:tr>
+        <w:trPr>
+          <w:trHeight w:val="300"/>
+        </w:trPr>
+        <w:tc>
+          <w:tcPr>
+            <w:tcW w:w="3487" w:type="dxa"/>
+            <w:tcBorders>
+              <w:top w:val="nil"/>
+              <w:left w:val="nil"/>
+              <w:bottom w:val="nil"/>
+              <w:right w:val="nil"/>
+            </w:tcBorders>
+            <w:noWrap/>
+            <w:vAlign w:val="bottom"/>
+            <w:hideMark/>
+          </w:tcPr>
+          <w:p>
+            <w:pPr>
+              <w:spacing w:after="0" w:line="240" w:lineRule="auto"/>
+              <w:rPr>
+                <w:rFonts w:ascii="Aptos Narrow" w:eastAsia="Times New Roman" w:hAnsi="Aptos Narrow" w:cs="Times New Roman"/>
+                <w:color w:val="000000"/>
+                <w:sz w:val="22"/>
+                <w:szCs w:val="22"/>
+                <w:lang w:eastAsia="es-ES"/>
+              </w:rPr>
+            </w:pPr>
+            <w:r>
+              <w:rPr>
+                <w:rFonts w:ascii="Aptos Narrow" w:eastAsia="Times New Roman" w:hAnsi="Aptos Narrow" w:cs="Times New Roman"/>
+                <w:color w:val="000000"/>
+                <w:sz w:val="22"/>
+                <w:szCs w:val="22"/>
+                <w:lang w:eastAsia="es-ES"/>
+              </w:rPr>
+              <w:t>Standard Error</w:t>
+            </w:r>
+          </w:p>
+        </w:tc>
+        <w:tc>
+          <w:tcPr>
+            <w:tcW w:w="1873" w:type="dxa"/>
+            <w:tcBorders>
+              <w:top w:val="nil"/>
+              <w:left w:val="nil"/>
+              <w:bottom w:val="nil"/>
+              <w:right w:val="nil"/>
+            </w:tcBorders>
+            <w:noWrap/>
+            <w:vAlign w:val="bottom"/>
+            <w:hideMark/>
+          </w:tcPr>
+          <w:p>
+            <w:pPr>
+              <w:spacing w:after="0" w:line="240" w:lineRule="auto"/>
+              <w:jc w:val="right"/>
+              <w:rPr>
+                <w:rFonts w:ascii="Aptos Narrow" w:eastAsia="Times New Roman" w:hAnsi="Aptos Narrow" w:cs="Times New Roman"/>
+                <w:color w:val="000000"/>
+                <w:sz w:val="22"/>
+                <w:szCs w:val="22"/>
+                <w:lang w:eastAsia="es-ES"/>
+              </w:rPr>
+            </w:pPr>
+            <w:r>
+              <w:rPr>
+                <w:rFonts w:ascii="Aptos Narrow" w:eastAsia="Times New Roman" w:hAnsi="Aptos Narrow" w:cs="Times New Roman"/>
+                <w:color w:val="000000"/>
+                <w:sz w:val="22"/>
+                <w:szCs w:val="22"/>
+                <w:lang w:eastAsia="es-ES"/>
+              </w:rPr>
+              <w:t>0,546810904</w:t>
+            </w:r>
+          </w:p>
+        </w:tc>
+        <w:tc>
+          <w:tcPr>
+            <w:tcW w:w="960" w:type="dxa"/>
+            <w:tcBorders>
+              <w:top w:val="nil"/>
+              <w:left w:val="nil"/>
+              <w:bottom w:val="nil"/>
+              <w:right w:val="nil"/>
+            </w:tcBorders>
+            <w:noWrap/>
+            <w:vAlign w:val="bottom"/>
+            <w:hideMark/>
+          </w:tcPr>
+          <w:p>
+            <w:pPr>
+              <w:spacing w:after="0" w:line="240" w:lineRule="auto"/>
+              <w:jc w:val="right"/>
+              <w:rPr>
+                <w:rFonts w:ascii="Aptos Narrow" w:eastAsia="Times New Roman" w:hAnsi="Aptos Narrow" w:cs="Times New Roman"/>
+                <w:color w:val="000000"/>
+                <w:sz w:val="22"/>
+                <w:szCs w:val="22"/>
+                <w:lang w:eastAsia="es-ES"/>
+              </w:rPr>
+            </w:pPr>
+          </w:p>
+        </w:tc>
+      </w:tr>
+      <w:tr>
+        <w:trPr>
+          <w:trHeight w:val="300"/>
+        </w:trPr>
+        <w:tc>
+          <w:tcPr>
+            <w:tcW w:w="3487" w:type="dxa"/>
+            <w:tcBorders>
+              <w:top w:val="nil"/>
+              <w:left w:val="nil"/>
+              <w:bottom w:val="nil"/>
+              <w:right w:val="nil"/>
+            </w:tcBorders>
+            <w:noWrap/>
+            <w:vAlign w:val="bottom"/>
+            <w:hideMark/>
+          </w:tcPr>
+          <w:p>
+            <w:pPr>
+              <w:spacing w:after="0" w:line="240" w:lineRule="auto"/>
+              <w:rPr>
+                <w:rFonts w:ascii="Aptos Narrow" w:eastAsia="Times New Roman" w:hAnsi="Aptos Narrow" w:cs="Times New Roman"/>
+                <w:color w:val="000000"/>
+                <w:sz w:val="22"/>
+                <w:szCs w:val="22"/>
+                <w:lang w:eastAsia="es-ES"/>
+              </w:rPr>
+            </w:pPr>
+            <w:r>
+              <w:rPr>
+                <w:rFonts w:ascii="Aptos Narrow" w:eastAsia="Times New Roman" w:hAnsi="Aptos Narrow" w:cs="Times New Roman"/>
+                <w:color w:val="000000"/>
+                <w:sz w:val="22"/>
+                <w:szCs w:val="22"/>
+                <w:lang w:eastAsia="es-ES"/>
+              </w:rPr>
+              <w:t>Median</w:t>
+            </w:r>
+          </w:p>
+        </w:tc>
+        <w:tc>
+          <w:tcPr>
+            <w:tcW w:w="1873" w:type="dxa"/>
+            <w:tcBorders>
+              <w:top w:val="nil"/>
+              <w:left w:val="nil"/>
+              <w:bottom w:val="nil"/>
+              <w:right w:val="nil"/>
+            </w:tcBorders>
+            <w:noWrap/>
+            <w:vAlign w:val="bottom"/>
+            <w:hideMark/>
+          </w:tcPr>
+          <w:p>
+            <w:pPr>
+              <w:spacing w:after="0" w:line="240" w:lineRule="auto"/>
+              <w:jc w:val="right"/>
+              <w:rPr>
+                <w:rFonts w:ascii="Aptos Narrow" w:eastAsia="Times New Roman" w:hAnsi="Aptos Narrow" w:cs="Times New Roman"/>
+                <w:color w:val="000000"/>
+                <w:sz w:val="22"/>
+                <w:szCs w:val="22"/>
+                <w:lang w:eastAsia="es-ES"/>
+              </w:rPr>
+            </w:pPr>
+            <w:r>
+              <w:rPr>
+                <w:rFonts w:ascii="Aptos Narrow" w:eastAsia="Times New Roman" w:hAnsi="Aptos Narrow" w:cs="Times New Roman"/>
+                <w:color w:val="000000"/>
+                <w:sz w:val="22"/>
+                <w:szCs w:val="22"/>
+                <w:lang w:eastAsia="es-ES"/>
+              </w:rPr>
+              <w:t>7,2055</w:t>
+            </w:r>
+          </w:p>
+        </w:tc>
+        <w:tc>
+          <w:tcPr>
+            <w:tcW w:w="960" w:type="dxa"/>
+            <w:tcBorders>
+              <w:top w:val="nil"/>
+              <w:left w:val="nil"/>
+              <w:bottom w:val="nil"/>
+              <w:right w:val="nil"/>
+            </w:tcBorders>
+            <w:noWrap/>
+            <w:vAlign w:val="bottom"/>
+            <w:hideMark/>
+          </w:tcPr>
+          <w:p>
+            <w:pPr>
+              <w:spacing w:after="0" w:line="240" w:lineRule="auto"/>
+              <w:jc w:val="right"/>
+              <w:rPr>
+                <w:rFonts w:ascii="Aptos Narrow" w:eastAsia="Times New Roman" w:hAnsi="Aptos Narrow" w:cs="Times New Roman"/>
+                <w:color w:val="000000"/>
+                <w:sz w:val="22"/>
+                <w:szCs w:val="22"/>
+                <w:lang w:eastAsia="es-ES"/>
+              </w:rPr>
+            </w:pPr>
+          </w:p>
+        </w:tc>
+      </w:tr>
+      <w:tr>
+        <w:trPr>
+          <w:trHeight w:val="300"/>
+        </w:trPr>
+        <w:tc>
+          <w:tcPr>
+            <w:tcW w:w="3487" w:type="dxa"/>
+            <w:tcBorders>
+              <w:top w:val="nil"/>
+              <w:left w:val="nil"/>
+              <w:bottom w:val="nil"/>
+              <w:right w:val="nil"/>
+            </w:tcBorders>
+            <w:noWrap/>
+            <w:vAlign w:val="bottom"/>
+            <w:hideMark/>
+          </w:tcPr>
+          <w:p>
+            <w:pPr>
+              <w:spacing w:after="0" w:line="240" w:lineRule="auto"/>
+              <w:rPr>
+                <w:rFonts w:ascii="Aptos Narrow" w:eastAsia="Times New Roman" w:hAnsi="Aptos Narrow" w:cs="Times New Roman"/>
+                <w:color w:val="000000"/>
+                <w:sz w:val="22"/>
+                <w:szCs w:val="22"/>
+                <w:lang w:eastAsia="es-ES"/>
+              </w:rPr>
+            </w:pPr>
+            <w:r>
+              <w:rPr>
+                <w:rFonts w:ascii="Aptos Narrow" w:eastAsia="Times New Roman" w:hAnsi="Aptos Narrow" w:cs="Times New Roman"/>
+                <w:color w:val="000000"/>
+                <w:sz w:val="22"/>
+                <w:szCs w:val="22"/>
+                <w:lang w:eastAsia="es-ES"/>
+              </w:rPr>
+              <w:t>Mode</w:t>
+            </w:r>
+          </w:p>
+        </w:tc>
+        <w:tc>
+          <w:tcPr>
+            <w:tcW w:w="1873" w:type="dxa"/>
+            <w:tcBorders>
+              <w:top w:val="nil"/>
+              <w:left w:val="nil"/>
+              <w:bottom w:val="nil"/>
+              <w:right w:val="nil"/>
+            </w:tcBorders>
+            <w:noWrap/>
+            <w:vAlign w:val="bottom"/>
+            <w:hideMark/>
+          </w:tcPr>
+          <w:p>
+            <w:pPr>
+              <w:spacing w:after="0" w:line="240" w:lineRule="auto"/>
+              <w:jc w:val="right"/>
+              <w:rPr>
+                <w:rFonts w:ascii="Aptos Narrow" w:eastAsia="Times New Roman" w:hAnsi="Aptos Narrow" w:cs="Times New Roman"/>
+                <w:color w:val="000000"/>
+                <w:sz w:val="22"/>
+                <w:szCs w:val="22"/>
+                <w:lang w:eastAsia="es-ES"/>
+              </w:rPr>
+            </w:pPr>
+            <w:r>
+              <w:rPr>
+                <w:rFonts w:ascii="Aptos Narrow" w:eastAsia="Times New Roman" w:hAnsi="Aptos Narrow" w:cs="Times New Roman"/>
+                <w:color w:val="000000"/>
+                <w:sz w:val="22"/>
+                <w:szCs w:val="22"/>
+                <w:lang w:eastAsia="es-ES"/>
+              </w:rPr>
+              <w:t>0,8677</w:t>
+            </w:r>
+          </w:p>
+        </w:tc>
+        <w:tc>
+          <w:tcPr>
+            <w:tcW w:w="960" w:type="dxa"/>
+            <w:tcBorders>
+              <w:top w:val="nil"/>
+              <w:left w:val="nil"/>
+              <w:bottom w:val="nil"/>
+              <w:right w:val="nil"/>
+            </w:tcBorders>
+            <w:noWrap/>
+            <w:vAlign w:val="bottom"/>
+            <w:hideMark/>
+          </w:tcPr>
+          <w:p>
+            <w:pPr>
+              <w:spacing w:after="0" w:line="240" w:lineRule="auto"/>
+              <w:jc w:val="right"/>
+              <w:rPr>
+                <w:rFonts w:ascii="Aptos Narrow" w:eastAsia="Times New Roman" w:hAnsi="Aptos Narrow" w:cs="Times New Roman"/>
+                <w:color w:val="000000"/>
+                <w:sz w:val="22"/>
+                <w:szCs w:val="22"/>
+                <w:lang w:eastAsia="es-ES"/>
+              </w:rPr>
+            </w:pPr>
+          </w:p>
+        </w:tc>
+      </w:tr>
+      <w:tr>
+        <w:trPr>
+          <w:trHeight w:val="300"/>
+        </w:trPr>
+        <w:tc>
+          <w:tcPr>
+            <w:tcW w:w="3487" w:type="dxa"/>
+            <w:tcBorders>
+              <w:top w:val="nil"/>
+              <w:left w:val="nil"/>
+              <w:bottom w:val="nil"/>
+              <w:right w:val="nil"/>
+            </w:tcBorders>
+            <w:noWrap/>
+            <w:vAlign w:val="bottom"/>
+            <w:hideMark/>
+          </w:tcPr>
+          <w:p>
+            <w:pPr>
+              <w:spacing w:after="0" w:line="240" w:lineRule="auto"/>
+              <w:rPr>
+                <w:rFonts w:ascii="Aptos Narrow" w:eastAsia="Times New Roman" w:hAnsi="Aptos Narrow" w:cs="Times New Roman"/>
+                <w:color w:val="000000"/>
+                <w:sz w:val="22"/>
+                <w:szCs w:val="22"/>
+                <w:lang w:eastAsia="es-ES"/>
+              </w:rPr>
+            </w:pPr>
+            <w:r>
+              <w:rPr>
+                <w:rFonts w:ascii="Aptos Narrow" w:eastAsia="Times New Roman" w:hAnsi="Aptos Narrow" w:cs="Times New Roman"/>
+                <w:color w:val="000000"/>
+                <w:sz w:val="22"/>
+                <w:szCs w:val="22"/>
+                <w:lang w:eastAsia="es-ES"/>
+              </w:rPr>
+              <w:t>Standard Deviation</w:t>
+            </w:r>
+          </w:p>
+        </w:tc>
+        <w:tc>
+          <w:tcPr>
+            <w:tcW w:w="1873" w:type="dxa"/>
+            <w:tcBorders>
+              <w:top w:val="nil"/>
+              <w:left w:val="nil"/>
+              <w:bottom w:val="nil"/>
+              <w:right w:val="nil"/>
+            </w:tcBorders>
+            <w:noWrap/>
+            <w:vAlign w:val="bottom"/>
+            <w:hideMark/>
+          </w:tcPr>
+          <w:p>
+            <w:pPr>
+              <w:spacing w:after="0" w:line="240" w:lineRule="auto"/>
+              <w:jc w:val="right"/>
+              <w:rPr>
+                <w:rFonts w:ascii="Aptos Narrow" w:eastAsia="Times New Roman" w:hAnsi="Aptos Narrow" w:cs="Times New Roman"/>
+                <w:color w:val="000000"/>
+                <w:sz w:val="22"/>
+                <w:szCs w:val="22"/>
+                <w:lang w:eastAsia="es-ES"/>
+              </w:rPr>
+            </w:pPr>
+            <w:r>
+              <w:rPr>
+                <w:rFonts w:ascii="Aptos Narrow" w:eastAsia="Times New Roman" w:hAnsi="Aptos Narrow" w:cs="Times New Roman"/>
+                <w:color w:val="000000"/>
+                <w:sz w:val="22"/>
+                <w:szCs w:val="22"/>
+                <w:lang w:eastAsia="es-ES"/>
+              </w:rPr>
+              <w:t>29,16096975</w:t>
+            </w:r>
+          </w:p>
+        </w:tc>
+        <w:tc>
+          <w:tcPr>
+            <w:tcW w:w="960" w:type="dxa"/>
+            <w:tcBorders>
+              <w:top w:val="nil"/>
+              <w:left w:val="nil"/>
+              <w:bottom w:val="nil"/>
+              <w:right w:val="nil"/>
+            </w:tcBorders>
+            <w:noWrap/>
+            <w:vAlign w:val="bottom"/>
+            <w:hideMark/>
+          </w:tcPr>
+          <w:p>
+            <w:pPr>
+              <w:spacing w:after="0" w:line="240" w:lineRule="auto"/>
+              <w:jc w:val="right"/>
+              <w:rPr>
+                <w:rFonts w:ascii="Aptos Narrow" w:eastAsia="Times New Roman" w:hAnsi="Aptos Narrow" w:cs="Times New Roman"/>
+                <w:color w:val="000000"/>
+                <w:sz w:val="22"/>
+                <w:szCs w:val="22"/>
+                <w:lang w:eastAsia="es-ES"/>
+              </w:rPr>
+            </w:pPr>
+          </w:p>
+        </w:tc>
+      </w:tr>
+      <w:tr>
+        <w:trPr>
+          <w:trHeight w:val="300"/>
+        </w:trPr>
+        <w:tc>
+          <w:tcPr>
+            <w:tcW w:w="3487" w:type="dxa"/>
+            <w:tcBorders>
+              <w:top w:val="nil"/>
+              <w:left w:val="nil"/>
+              <w:bottom w:val="nil"/>
+              <w:right w:val="nil"/>
+            </w:tcBorders>
+            <w:noWrap/>
+            <w:vAlign w:val="bottom"/>
+            <w:hideMark/>
+          </w:tcPr>
+          <w:p>
+            <w:pPr>
+              <w:spacing w:after="0" w:line="240" w:lineRule="auto"/>
+              <w:rPr>
+                <w:rFonts w:ascii="Aptos Narrow" w:eastAsia="Times New Roman" w:hAnsi="Aptos Narrow" w:cs="Times New Roman"/>
+                <w:color w:val="000000"/>
+                <w:sz w:val="22"/>
+                <w:szCs w:val="22"/>
+                <w:lang w:eastAsia="es-ES"/>
+              </w:rPr>
+            </w:pPr>
+            <w:r>
+              <w:rPr>
+                <w:rFonts w:ascii="Aptos Narrow" w:eastAsia="Times New Roman" w:hAnsi="Aptos Narrow" w:cs="Times New Roman"/>
+                <w:color w:val="000000"/>
+                <w:sz w:val="22"/>
+                <w:szCs w:val="22"/>
+                <w:lang w:eastAsia="es-ES"/>
+              </w:rPr>
+              <w:t>Sample Variance</w:t>
+            </w:r>
+          </w:p>
+        </w:tc>
+        <w:tc>
+          <w:tcPr>
+            <w:tcW w:w="1873" w:type="dxa"/>
+            <w:tcBorders>
+              <w:top w:val="nil"/>
+              <w:left w:val="nil"/>
+              <w:bottom w:val="nil"/>
+              <w:right w:val="nil"/>
+            </w:tcBorders>
+            <w:noWrap/>
+            <w:vAlign w:val="bottom"/>
+            <w:hideMark/>
+          </w:tcPr>
+          <w:p>
+            <w:pPr>
+              <w:spacing w:after="0" w:line="240" w:lineRule="auto"/>
+              <w:jc w:val="right"/>
+              <w:rPr>
+                <w:rFonts w:ascii="Aptos Narrow" w:eastAsia="Times New Roman" w:hAnsi="Aptos Narrow" w:cs="Times New Roman"/>
+                <w:color w:val="000000"/>
+                <w:sz w:val="22"/>
+                <w:szCs w:val="22"/>
+                <w:lang w:eastAsia="es-ES"/>
+              </w:rPr>
+            </w:pPr>
+            <w:r>
+              <w:rPr>
+                <w:rFonts w:ascii="Aptos Narrow" w:eastAsia="Times New Roman" w:hAnsi="Aptos Narrow" w:cs="Times New Roman"/>
+                <w:color w:val="000000"/>
+                <w:sz w:val="22"/>
+                <w:szCs w:val="22"/>
+                <w:lang w:eastAsia="es-ES"/>
+              </w:rPr>
+              <w:t>850,362157</w:t>
+            </w:r>
+          </w:p>
+        </w:tc>
+        <w:tc>
+          <w:tcPr>
+            <w:tcW w:w="960" w:type="dxa"/>
+            <w:tcBorders>
+              <w:top w:val="nil"/>
+              <w:left w:val="nil"/>
+              <w:bottom w:val="nil"/>
+              <w:right w:val="nil"/>
+            </w:tcBorders>
+            <w:noWrap/>
+            <w:vAlign w:val="bottom"/>
+            <w:hideMark/>
+          </w:tcPr>
+          <w:p>
+            <w:pPr>
+              <w:spacing w:after="0" w:line="240" w:lineRule="auto"/>
+              <w:jc w:val="right"/>
+              <w:rPr>
+                <w:rFonts w:ascii="Aptos Narrow" w:eastAsia="Times New Roman" w:hAnsi="Aptos Narrow" w:cs="Times New Roman"/>
+                <w:color w:val="000000"/>
+                <w:sz w:val="22"/>
+                <w:szCs w:val="22"/>
+                <w:lang w:eastAsia="es-ES"/>
+              </w:rPr>
+            </w:pPr>
+          </w:p>
+        </w:tc>
+      </w:tr>
+      <w:tr>
+        <w:trPr>
+          <w:trHeight w:val="300"/>
+        </w:trPr>
+        <w:tc>
+          <w:tcPr>
+            <w:tcW w:w="3487" w:type="dxa"/>
+            <w:tcBorders>
+              <w:top w:val="nil"/>
+              <w:left w:val="nil"/>
+              <w:bottom w:val="nil"/>
+              <w:right w:val="nil"/>
+            </w:tcBorders>
+            <w:noWrap/>
+            <w:vAlign w:val="bottom"/>
+            <w:hideMark/>
+          </w:tcPr>
+          <w:p>
+            <w:pPr>
+              <w:spacing w:after="0" w:line="240" w:lineRule="auto"/>
+              <w:rPr>
+                <w:rFonts w:ascii="Aptos Narrow" w:eastAsia="Times New Roman" w:hAnsi="Aptos Narrow" w:cs="Times New Roman"/>
+                <w:color w:val="000000"/>
+                <w:sz w:val="22"/>
+                <w:szCs w:val="22"/>
+                <w:lang w:eastAsia="es-ES"/>
+              </w:rPr>
+            </w:pPr>
+            <w:r>
+              <w:rPr>
+                <w:rFonts w:ascii="Aptos Narrow" w:eastAsia="Times New Roman" w:hAnsi="Aptos Narrow" w:cs="Times New Roman"/>
+                <w:color w:val="000000"/>
+                <w:sz w:val="22"/>
+                <w:szCs w:val="22"/>
+                <w:lang w:eastAsia="es-ES"/>
+              </w:rPr>
+              <w:lastRenderedPageBreak/>
+              <w:t>Kurtosis</w:t>
+            </w:r>
+          </w:p>
+        </w:tc>
+        <w:tc>
+          <w:tcPr>
+            <w:tcW w:w="1873" w:type="dxa"/>
+            <w:tcBorders>
+              <w:top w:val="nil"/>
+              <w:left w:val="nil"/>
+              <w:bottom w:val="nil"/>
+              <w:right w:val="nil"/>
+            </w:tcBorders>
+            <w:noWrap/>
+            <w:vAlign w:val="bottom"/>
+            <w:hideMark/>
+          </w:tcPr>
+          <w:p>
+            <w:pPr>
+              <w:spacing w:after="0" w:line="240" w:lineRule="auto"/>
+              <w:jc w:val="right"/>
+              <w:rPr>
+                <w:rFonts w:ascii="Aptos Narrow" w:eastAsia="Times New Roman" w:hAnsi="Aptos Narrow" w:cs="Times New Roman"/>
+                <w:color w:val="000000"/>
+                <w:sz w:val="22"/>
+                <w:szCs w:val="22"/>
+                <w:lang w:eastAsia="es-ES"/>
+              </w:rPr>
+            </w:pPr>
+            <w:r>
+              <w:rPr>
+                <w:rFonts w:ascii="Aptos Narrow" w:eastAsia="Times New Roman" w:hAnsi="Aptos Narrow" w:cs="Times New Roman"/>
+                <w:color w:val="000000"/>
+                <w:sz w:val="22"/>
+                <w:szCs w:val="22"/>
+                <w:lang w:eastAsia="es-ES"/>
+              </w:rPr>
+              <w:t>5,729342701</w:t>
+            </w:r>
+          </w:p>
+        </w:tc>
+        <w:tc>
+          <w:tcPr>
+            <w:tcW w:w="960" w:type="dxa"/>
+            <w:tcBorders>
+              <w:top w:val="nil"/>
+              <w:left w:val="nil"/>
+              <w:bottom w:val="nil"/>
+              <w:right w:val="nil"/>
+            </w:tcBorders>
+            <w:noWrap/>
+            <w:vAlign w:val="bottom"/>
+            <w:hideMark/>
+          </w:tcPr>
+          <w:p>
+            <w:pPr>
+              <w:spacing w:after="0" w:line="240" w:lineRule="auto"/>
+              <w:jc w:val="right"/>
+              <w:rPr>
+                <w:rFonts w:ascii="Aptos Narrow" w:eastAsia="Times New Roman" w:hAnsi="Aptos Narrow" w:cs="Times New Roman"/>
+                <w:color w:val="000000"/>
+                <w:sz w:val="22"/>
+                <w:szCs w:val="22"/>
+                <w:lang w:eastAsia="es-ES"/>
+              </w:rPr>
+            </w:pPr>
+          </w:p>
+        </w:tc>
+      </w:tr>
+      <w:tr>
+        <w:trPr>
+          <w:trHeight w:val="300"/>
+        </w:trPr>
+        <w:tc>
+          <w:tcPr>
+            <w:tcW w:w="3487" w:type="dxa"/>
+            <w:tcBorders>
+              <w:top w:val="nil"/>
+              <w:left w:val="nil"/>
+              <w:bottom w:val="nil"/>
+              <w:right w:val="nil"/>
+            </w:tcBorders>
+            <w:noWrap/>
+            <w:vAlign w:val="bottom"/>
+            <w:hideMark/>
+          </w:tcPr>
+          <w:p>
+            <w:pPr>
+              <w:spacing w:after="0" w:line="240" w:lineRule="auto"/>
+              <w:rPr>
+                <w:rFonts w:ascii="Aptos Narrow" w:eastAsia="Times New Roman" w:hAnsi="Aptos Narrow" w:cs="Times New Roman"/>
+                <w:color w:val="000000"/>
+                <w:sz w:val="22"/>
+                <w:szCs w:val="22"/>
+                <w:lang w:eastAsia="es-ES"/>
+              </w:rPr>
+            </w:pPr>
+            <w:r>
+              <w:rPr>
+                <w:rFonts w:ascii="Aptos Narrow" w:eastAsia="Times New Roman" w:hAnsi="Aptos Narrow" w:cs="Times New Roman"/>
+                <w:color w:val="000000"/>
+                <w:sz w:val="22"/>
+                <w:szCs w:val="22"/>
+                <w:lang w:eastAsia="es-ES"/>
+              </w:rPr>
+              <w:t>Skewness</w:t>
+            </w:r>
+          </w:p>
+        </w:tc>
+        <w:tc>
+          <w:tcPr>
+            <w:tcW w:w="1873" w:type="dxa"/>
+            <w:tcBorders>
+              <w:top w:val="nil"/>
+              <w:left w:val="nil"/>
+              <w:bottom w:val="nil"/>
+              <w:right w:val="nil"/>
+            </w:tcBorders>
+            <w:noWrap/>
+            <w:vAlign w:val="bottom"/>
+            <w:hideMark/>
+          </w:tcPr>
+          <w:p>
+            <w:pPr>
+              <w:spacing w:after="0" w:line="240" w:lineRule="auto"/>
+              <w:jc w:val="right"/>
+              <w:rPr>
+                <w:rFonts w:ascii="Aptos Narrow" w:eastAsia="Times New Roman" w:hAnsi="Aptos Narrow" w:cs="Times New Roman"/>
+                <w:color w:val="000000"/>
+                <w:sz w:val="22"/>
+                <w:szCs w:val="22"/>
+                <w:lang w:eastAsia="es-ES"/>
+              </w:rPr>
+            </w:pPr>
+            <w:r>
+              <w:rPr>
+                <w:rFonts w:ascii="Aptos Narrow" w:eastAsia="Times New Roman" w:hAnsi="Aptos Narrow" w:cs="Times New Roman"/>
+                <w:color w:val="000000"/>
+                <w:sz w:val="22"/>
+                <w:szCs w:val="22"/>
+                <w:lang w:eastAsia="es-ES"/>
+              </w:rPr>
+              <w:t>2,292245319</w:t>
+            </w:r>
+          </w:p>
+        </w:tc>
+        <w:tc>
+          <w:tcPr>
+            <w:tcW w:w="960" w:type="dxa"/>
+            <w:tcBorders>
+              <w:top w:val="nil"/>
+              <w:left w:val="nil"/>
+              <w:bottom w:val="nil"/>
+              <w:right w:val="nil"/>
+            </w:tcBorders>
+            <w:noWrap/>
+            <w:vAlign w:val="bottom"/>
+            <w:hideMark/>
+          </w:tcPr>
+          <w:p>
+            <w:pPr>
+              <w:spacing w:after="0" w:line="240" w:lineRule="auto"/>
+              <w:jc w:val="right"/>
+              <w:rPr>
+                <w:rFonts w:ascii="Aptos Narrow" w:eastAsia="Times New Roman" w:hAnsi="Aptos Narrow" w:cs="Times New Roman"/>
+                <w:color w:val="000000"/>
+                <w:sz w:val="22"/>
+                <w:szCs w:val="22"/>
+                <w:lang w:eastAsia="es-ES"/>
+              </w:rPr>
+            </w:pPr>
+          </w:p>
+        </w:tc>
+      </w:tr>
+      <w:tr>
+        <w:trPr>
+          <w:trHeight w:val="300"/>
+        </w:trPr>
+        <w:tc>
+          <w:tcPr>
+            <w:tcW w:w="3487" w:type="dxa"/>
+            <w:tcBorders>
+              <w:top w:val="nil"/>
+              <w:left w:val="nil"/>
+              <w:bottom w:val="nil"/>
+              <w:right w:val="nil"/>
+            </w:tcBorders>
+            <w:noWrap/>
+            <w:vAlign w:val="bottom"/>
+            <w:hideMark/>
+          </w:tcPr>
+          <w:p>
+            <w:pPr>
+              <w:spacing w:after="0" w:line="240" w:lineRule="auto"/>
+              <w:rPr>
+                <w:rFonts w:ascii="Aptos Narrow" w:eastAsia="Times New Roman" w:hAnsi="Aptos Narrow" w:cs="Times New Roman"/>
+                <w:color w:val="000000"/>
+                <w:sz w:val="22"/>
+                <w:szCs w:val="22"/>
+                <w:lang w:eastAsia="es-ES"/>
+              </w:rPr>
+            </w:pPr>
+            <w:r>
+              <w:rPr>
+                <w:rFonts w:ascii="Aptos Narrow" w:eastAsia="Times New Roman" w:hAnsi="Aptos Narrow" w:cs="Times New Roman"/>
+                <w:color w:val="000000"/>
+                <w:sz w:val="22"/>
+                <w:szCs w:val="22"/>
+                <w:lang w:eastAsia="es-ES"/>
+              </w:rPr>
+              <w:t>Range</w:t>
+            </w:r>
+          </w:p>
+        </w:tc>
+        <w:tc>
+          <w:tcPr>
+            <w:tcW w:w="1873" w:type="dxa"/>
+            <w:tcBorders>
+              <w:top w:val="nil"/>
+              <w:left w:val="nil"/>
+              <w:bottom w:val="nil"/>
+              <w:right w:val="nil"/>
+            </w:tcBorders>
+            <w:noWrap/>
+            <w:vAlign w:val="bottom"/>
+            <w:hideMark/>
+          </w:tcPr>
+          <w:p>
+            <w:pPr>
+              <w:spacing w:after="0" w:line="240" w:lineRule="auto"/>
+              <w:jc w:val="right"/>
+              <w:rPr>
+                <w:rFonts w:ascii="Aptos Narrow" w:eastAsia="Times New Roman" w:hAnsi="Aptos Narrow" w:cs="Times New Roman"/>
+                <w:color w:val="000000"/>
+                <w:sz w:val="22"/>
+                <w:szCs w:val="22"/>
+                <w:lang w:eastAsia="es-ES"/>
+              </w:rPr>
+            </w:pPr>
+            <w:r>
+              <w:rPr>
+                <w:rFonts w:ascii="Aptos Narrow" w:eastAsia="Times New Roman" w:hAnsi="Aptos Narrow" w:cs="Times New Roman"/>
+                <w:color w:val="000000"/>
+                <w:sz w:val="22"/>
+                <w:szCs w:val="22"/>
+                <w:lang w:eastAsia="es-ES"/>
+              </w:rPr>
+              <w:t>196,0585</w:t>
+            </w:r>
+          </w:p>
+        </w:tc>
+        <w:tc>
+          <w:tcPr>
+            <w:tcW w:w="960" w:type="dxa"/>
+            <w:tcBorders>
+              <w:top w:val="nil"/>
+              <w:left w:val="nil"/>
+              <w:bottom w:val="nil"/>
+              <w:right w:val="nil"/>
+            </w:tcBorders>
+            <w:noWrap/>
+            <w:vAlign w:val="bottom"/>
+            <w:hideMark/>
+          </w:tcPr>
+          <w:p>
+            <w:pPr>
+              <w:spacing w:after="0" w:line="240" w:lineRule="auto"/>
+              <w:jc w:val="right"/>
+              <w:rPr>
+                <w:rFonts w:ascii="Aptos Narrow" w:eastAsia="Times New Roman" w:hAnsi="Aptos Narrow" w:cs="Times New Roman"/>
+                <w:color w:val="000000"/>
+                <w:sz w:val="22"/>
+                <w:szCs w:val="22"/>
+                <w:lang w:eastAsia="es-ES"/>
+              </w:rPr>
+            </w:pPr>
+          </w:p>
+        </w:tc>
+      </w:tr>
+      <w:tr>
+        <w:trPr>
+          <w:trHeight w:val="315"/>
+        </w:trPr>
+        <w:tc>
+          <w:tcPr>
+            <w:tcW w:w="3487" w:type="dxa"/>
+            <w:tcBorders>
+              <w:top w:val="nil"/>
+              <w:left w:val="nil"/>
+              <w:bottom w:val="nil"/>
+              <w:right w:val="nil"/>
+            </w:tcBorders>
+            <w:noWrap/>
+            <w:vAlign w:val="bottom"/>
+            <w:hideMark/>
+          </w:tcPr>
+          <w:p>
+            <w:pPr>
+              <w:spacing w:after="0" w:line="240" w:lineRule="auto"/>
+              <w:rPr>
+                <w:rFonts w:ascii="Aptos Narrow" w:eastAsia="Times New Roman" w:hAnsi="Aptos Narrow" w:cs="Times New Roman"/>
+                <w:color w:val="000000"/>
+                <w:sz w:val="22"/>
+                <w:szCs w:val="22"/>
+                <w:lang w:eastAsia="es-ES"/>
+              </w:rPr>
+            </w:pPr>
+            <w:r>
+              <w:rPr>
+                <w:rFonts w:ascii="Aptos Narrow" w:eastAsia="Times New Roman" w:hAnsi="Aptos Narrow" w:cs="Times New Roman"/>
+                <w:color w:val="000000"/>
+                <w:sz w:val="22"/>
+                <w:szCs w:val="22"/>
+                <w:lang w:eastAsia="es-ES"/>
+              </w:rPr>
+              <w:t>Minimum</w:t>
+            </w:r>
+          </w:p>
+        </w:tc>
+        <w:tc>
+          <w:tcPr>
+            <w:tcW w:w="1873" w:type="dxa"/>
+            <w:tcBorders>
+              <w:top w:val="nil"/>
+              <w:left w:val="nil"/>
+              <w:bottom w:val="nil"/>
+              <w:right w:val="nil"/>
+            </w:tcBorders>
+            <w:noWrap/>
+            <w:vAlign w:val="bottom"/>
+            <w:hideMark/>
+          </w:tcPr>
+          <w:p>
+            <w:pPr>
+              <w:spacing w:after="0" w:line="240" w:lineRule="auto"/>
+              <w:jc w:val="right"/>
+              <w:rPr>
+                <w:rFonts w:ascii="Aptos Narrow" w:eastAsia="Times New Roman" w:hAnsi="Aptos Narrow" w:cs="Times New Roman"/>
+                <w:color w:val="000000"/>
+                <w:sz w:val="22"/>
+                <w:szCs w:val="22"/>
+                <w:lang w:eastAsia="es-ES"/>
+              </w:rPr>
+            </w:pPr>
+            <w:r>
+              <w:rPr>
+                <w:rFonts w:ascii="Aptos Narrow" w:eastAsia="Times New Roman" w:hAnsi="Aptos Narrow" w:cs="Times New Roman"/>
+                <w:color w:val="000000"/>
+                <w:sz w:val="22"/>
+                <w:szCs w:val="22"/>
+                <w:lang w:eastAsia="es-ES"/>
+              </w:rPr>
+              <w:t>0,414</w:t>
+            </w:r>
+          </w:p>
+        </w:tc>
+        <w:tc>
+          <w:tcPr>
+            <w:tcW w:w="960" w:type="dxa"/>
+            <w:tcBorders>
+              <w:top w:val="nil"/>
+              <w:left w:val="nil"/>
+              <w:bottom w:val="nil"/>
+              <w:right w:val="nil"/>
+            </w:tcBorders>
+            <w:noWrap/>
+            <w:vAlign w:val="bottom"/>
+            <w:hideMark/>
+          </w:tcPr>
+          <w:p>
+            <w:pPr>
+              <w:spacing w:after="0" w:line="240" w:lineRule="auto"/>
+              <w:jc w:val="right"/>
+              <w:rPr>
+                <w:rFonts w:ascii="Aptos Narrow" w:eastAsia="Times New Roman" w:hAnsi="Aptos Narrow" w:cs="Times New Roman"/>
+                <w:color w:val="000000"/>
+                <w:sz w:val="22"/>
+                <w:szCs w:val="22"/>
+                <w:lang w:eastAsia="es-ES"/>
+              </w:rPr>
+            </w:pPr>
+          </w:p>
+        </w:tc>
+      </w:tr>
+      <w:tr>
+        <w:trPr>
+          <w:trHeight w:val="300"/>
+        </w:trPr>
+        <w:tc>
+          <w:tcPr>
+            <w:tcW w:w="3487" w:type="dxa"/>
+            <w:tcBorders>
+              <w:top w:val="nil"/>
+              <w:left w:val="nil"/>
+              <w:bottom w:val="nil"/>
+              <w:right w:val="nil"/>
+            </w:tcBorders>
+            <w:noWrap/>
+            <w:vAlign w:val="bottom"/>
+            <w:hideMark/>
+          </w:tcPr>
+          <w:p>
+            <w:pPr>
+              <w:spacing w:after="0" w:line="240" w:lineRule="auto"/>
+              <w:rPr>
+                <w:rFonts w:ascii="Aptos Narrow" w:eastAsia="Times New Roman" w:hAnsi="Aptos Narrow" w:cs="Times New Roman"/>
+                <w:color w:val="000000"/>
+                <w:sz w:val="22"/>
+                <w:szCs w:val="22"/>
+                <w:lang w:eastAsia="es-ES"/>
+              </w:rPr>
+            </w:pPr>
+            <w:r>
+              <w:rPr>
+                <w:rFonts w:ascii="Aptos Narrow" w:eastAsia="Times New Roman" w:hAnsi="Aptos Narrow" w:cs="Times New Roman"/>
+                <w:color w:val="000000"/>
+                <w:sz w:val="22"/>
+                <w:szCs w:val="22"/>
+                <w:lang w:eastAsia="es-ES"/>
+              </w:rPr>
+              <w:t>Maximum</w:t>
+            </w:r>
+          </w:p>
+        </w:tc>
+        <w:tc>
+          <w:tcPr>
+            <w:tcW w:w="1873" w:type="dxa"/>
+            <w:tcBorders>
+              <w:top w:val="nil"/>
+              <w:left w:val="nil"/>
+              <w:bottom w:val="nil"/>
+              <w:right w:val="nil"/>
+            </w:tcBorders>
+            <w:noWrap/>
+            <w:vAlign w:val="bottom"/>
+            <w:hideMark/>
+          </w:tcPr>
+          <w:p>
+            <w:pPr>
+              <w:spacing w:after="0" w:line="240" w:lineRule="auto"/>
+              <w:jc w:val="right"/>
+              <w:rPr>
+                <w:rFonts w:ascii="Aptos Narrow" w:eastAsia="Times New Roman" w:hAnsi="Aptos Narrow" w:cs="Times New Roman"/>
+                <w:color w:val="000000"/>
+                <w:sz w:val="22"/>
+                <w:szCs w:val="22"/>
+                <w:lang w:eastAsia="es-ES"/>
+              </w:rPr>
+            </w:pPr>
+            <w:r>
+              <w:rPr>
+                <w:rFonts w:ascii="Aptos Narrow" w:eastAsia="Times New Roman" w:hAnsi="Aptos Narrow" w:cs="Times New Roman"/>
+                <w:color w:val="000000"/>
+                <w:sz w:val="22"/>
+                <w:szCs w:val="22"/>
+                <w:lang w:eastAsia="es-ES"/>
+              </w:rPr>
+              <w:t>196,4725</w:t>
+            </w:r>
+          </w:p>
+        </w:tc>
+        <w:tc>
+          <w:tcPr>
+            <w:tcW w:w="960" w:type="dxa"/>
+            <w:tcBorders>
+              <w:top w:val="nil"/>
+              <w:left w:val="nil"/>
+              <w:bottom w:val="nil"/>
+              <w:right w:val="nil"/>
+            </w:tcBorders>
+            <w:noWrap/>
+            <w:vAlign w:val="bottom"/>
+            <w:hideMark/>
+          </w:tcPr>
+          <w:p>
+            <w:pPr>
+              <w:spacing w:after="0" w:line="240" w:lineRule="auto"/>
+              <w:jc w:val="right"/>
+              <w:rPr>
+                <w:rFonts w:ascii="Aptos Narrow" w:eastAsia="Times New Roman" w:hAnsi="Aptos Narrow" w:cs="Times New Roman"/>
+                <w:color w:val="000000"/>
+                <w:sz w:val="22"/>
+                <w:szCs w:val="22"/>
+                <w:lang w:eastAsia="es-ES"/>
+              </w:rPr>
+            </w:pPr>
+          </w:p>
+        </w:tc>
+      </w:tr>
+      <w:tr>
+        <w:trPr>
+          <w:trHeight w:val="300"/>
+        </w:trPr>
+        <w:tc>
+          <w:tcPr>
+            <w:tcW w:w="3487" w:type="dxa"/>
+            <w:tcBorders>
+              <w:top w:val="nil"/>
+              <w:left w:val="nil"/>
+              <w:bottom w:val="nil"/>
+              <w:right w:val="nil"/>
+            </w:tcBorders>
+            <w:noWrap/>
+            <w:vAlign w:val="bottom"/>
+            <w:hideMark/>
+          </w:tcPr>
+          <w:p>
+            <w:pPr>
+              <w:spacing w:after="0" w:line="240" w:lineRule="auto"/>
+              <w:rPr>
+                <w:rFonts w:ascii="Aptos Narrow" w:eastAsia="Times New Roman" w:hAnsi="Aptos Narrow" w:cs="Times New Roman"/>
+                <w:color w:val="000000"/>
+                <w:sz w:val="22"/>
+                <w:szCs w:val="22"/>
+                <w:lang w:eastAsia="es-ES"/>
+              </w:rPr>
+            </w:pPr>
+            <w:r>
+              <w:rPr>
+                <w:rFonts w:ascii="Aptos Narrow" w:eastAsia="Times New Roman" w:hAnsi="Aptos Narrow" w:cs="Times New Roman"/>
+                <w:color w:val="000000"/>
+                <w:sz w:val="22"/>
+                <w:szCs w:val="22"/>
+                <w:lang w:eastAsia="es-ES"/>
+              </w:rPr>
+              <w:t>Sum</w:t>
+            </w:r>
+          </w:p>
+        </w:tc>
+        <w:tc>
+          <w:tcPr>
+            <w:tcW w:w="1873" w:type="dxa"/>
+            <w:tcBorders>
+              <w:top w:val="nil"/>
+              <w:left w:val="nil"/>
+              <w:bottom w:val="nil"/>
+              <w:right w:val="nil"/>
+            </w:tcBorders>
+            <w:noWrap/>
+            <w:vAlign w:val="bottom"/>
+            <w:hideMark/>
+          </w:tcPr>
+          <w:p>
+            <w:pPr>
+              <w:spacing w:after="0" w:line="240" w:lineRule="auto"/>
+              <w:jc w:val="right"/>
+              <w:rPr>
+                <w:rFonts w:ascii="Aptos Narrow" w:eastAsia="Times New Roman" w:hAnsi="Aptos Narrow" w:cs="Times New Roman"/>
+                <w:color w:val="000000"/>
+                <w:sz w:val="22"/>
+                <w:szCs w:val="22"/>
+                <w:lang w:eastAsia="es-ES"/>
+              </w:rPr>
+            </w:pPr>
+            <w:r>
+              <w:rPr>
+                <w:rFonts w:ascii="Aptos Narrow" w:eastAsia="Times New Roman" w:hAnsi="Aptos Narrow" w:cs="Times New Roman"/>
+                <w:color w:val="000000"/>
+                <w:sz w:val="22"/>
+                <w:szCs w:val="22"/>
+                <w:lang w:eastAsia="es-ES"/>
+              </w:rPr>
+              <w:t>61462,83528</w:t>
+            </w:r>
+          </w:p>
+        </w:tc>
+        <w:tc>
+          <w:tcPr>
+            <w:tcW w:w="960" w:type="dxa"/>
+            <w:tcBorders>
+              <w:top w:val="nil"/>
+              <w:left w:val="nil"/>
+              <w:bottom w:val="nil"/>
+              <w:right w:val="nil"/>
+            </w:tcBorders>
+            <w:noWrap/>
+            <w:vAlign w:val="bottom"/>
+            <w:hideMark/>
+          </w:tcPr>
+          <w:p>
+            <w:pPr>
+              <w:spacing w:after="0" w:line="240" w:lineRule="auto"/>
+              <w:jc w:val="right"/>
+              <w:rPr>
+                <w:rFonts w:ascii="Aptos Narrow" w:eastAsia="Times New Roman" w:hAnsi="Aptos Narrow" w:cs="Times New Roman"/>
+                <w:color w:val="000000"/>
+                <w:sz w:val="22"/>
+                <w:szCs w:val="22"/>
+                <w:lang w:eastAsia="es-ES"/>
+              </w:rPr>
+            </w:pPr>
+          </w:p>
+        </w:tc>
+      </w:tr>
+      <w:tr>
+        <w:trPr>
+          <w:trHeight w:val="300"/>
+        </w:trPr>
+        <w:tc>
+          <w:tcPr>
+            <w:tcW w:w="3487" w:type="dxa"/>
+            <w:tcBorders>
+              <w:top w:val="nil"/>
+              <w:left w:val="nil"/>
+              <w:bottom w:val="nil"/>
+              <w:right w:val="nil"/>
+            </w:tcBorders>
+            <w:noWrap/>
+            <w:vAlign w:val="bottom"/>
+            <w:hideMark/>
+          </w:tcPr>
+          <w:p>
+            <w:pPr>
+              <w:spacing w:after="0" w:line="240" w:lineRule="auto"/>
+              <w:rPr>
+                <w:rFonts w:ascii="Aptos Narrow" w:eastAsia="Times New Roman" w:hAnsi="Aptos Narrow" w:cs="Times New Roman"/>
+                <w:color w:val="000000"/>
+                <w:sz w:val="22"/>
+                <w:szCs w:val="22"/>
+                <w:lang w:eastAsia="es-ES"/>
+              </w:rPr>
+            </w:pPr>
+            <w:r>
+              <w:rPr>
+                <w:rFonts w:ascii="Aptos Narrow" w:eastAsia="Times New Roman" w:hAnsi="Aptos Narrow" w:cs="Times New Roman"/>
+                <w:color w:val="000000"/>
+                <w:sz w:val="22"/>
+                <w:szCs w:val="22"/>
+                <w:lang w:eastAsia="es-ES"/>
+              </w:rPr>
+              <w:t>Count</w:t>
+            </w:r>
+          </w:p>
+        </w:tc>
+        <w:tc>
+          <w:tcPr>
+            <w:tcW w:w="1873" w:type="dxa"/>
+            <w:tcBorders>
+              <w:top w:val="nil"/>
+              <w:left w:val="nil"/>
+              <w:bottom w:val="nil"/>
+              <w:right w:val="nil"/>
+            </w:tcBorders>
+            <w:noWrap/>
+            <w:vAlign w:val="bottom"/>
+            <w:hideMark/>
+          </w:tcPr>
+          <w:p>
+            <w:pPr>
+              <w:spacing w:after="0" w:line="240" w:lineRule="auto"/>
+              <w:jc w:val="right"/>
+              <w:rPr>
+                <w:rFonts w:ascii="Aptos Narrow" w:eastAsia="Times New Roman" w:hAnsi="Aptos Narrow" w:cs="Times New Roman"/>
+                <w:color w:val="000000"/>
+                <w:sz w:val="22"/>
+                <w:szCs w:val="22"/>
+                <w:lang w:eastAsia="es-ES"/>
+              </w:rPr>
+            </w:pPr>
+            <w:r>
+              <w:rPr>
+                <w:rFonts w:ascii="Aptos Narrow" w:eastAsia="Times New Roman" w:hAnsi="Aptos Narrow" w:cs="Times New Roman"/>
+                <w:color w:val="000000"/>
+                <w:sz w:val="22"/>
+                <w:szCs w:val="22"/>
+                <w:lang w:eastAsia="es-ES"/>
+              </w:rPr>
+              <w:t>2844</w:t>
+            </w:r>
+          </w:p>
+        </w:tc>
+        <w:tc>
+          <w:tcPr>
+            <w:tcW w:w="960" w:type="dxa"/>
+            <w:tcBorders>
+              <w:top w:val="nil"/>
+              <w:left w:val="nil"/>
+              <w:bottom w:val="nil"/>
+              <w:right w:val="nil"/>
+            </w:tcBorders>
+            <w:noWrap/>
+            <w:vAlign w:val="bottom"/>
+            <w:hideMark/>
+          </w:tcPr>
+          <w:p>
+            <w:pPr>
+              <w:spacing w:after="0" w:line="240" w:lineRule="auto"/>
+              <w:jc w:val="right"/>
+              <w:rPr>
+                <w:rFonts w:ascii="Aptos Narrow" w:eastAsia="Times New Roman" w:hAnsi="Aptos Narrow" w:cs="Times New Roman"/>
+                <w:color w:val="000000"/>
+                <w:sz w:val="22"/>
+                <w:szCs w:val="22"/>
+                <w:lang w:eastAsia="es-ES"/>
+              </w:rPr>
+            </w:pPr>
+          </w:p>
+        </w:tc>
+      </w:tr>
+      <w:tr>
+        <w:trPr>
+          <w:trHeight w:val="315"/>
+        </w:trPr>
+        <w:tc>
+          <w:tcPr>
+            <w:tcW w:w="3487" w:type="dxa"/>
+            <w:tcBorders>
+              <w:top w:val="nil"/>
+              <w:left w:val="nil"/>
+              <w:bottom w:val="single" w:sz="8" w:space="0" w:color="auto"/>
+              <w:right w:val="nil"/>
+            </w:tcBorders>
+            <w:noWrap/>
+            <w:vAlign w:val="bottom"/>
+            <w:hideMark/>
+          </w:tcPr>
+          <w:p>
+            <w:pPr>
+              <w:spacing w:after="0" w:line="240" w:lineRule="auto"/>
+              <w:rPr>
+                <w:rFonts w:ascii="Aptos Narrow" w:eastAsia="Times New Roman" w:hAnsi="Aptos Narrow" w:cs="Times New Roman"/>
+                <w:color w:val="000000"/>
+                <w:sz w:val="22"/>
+                <w:szCs w:val="22"/>
+                <w:lang w:eastAsia="es-ES"/>
+              </w:rPr>
+            </w:pPr>
+            <w:r>
+              <w:rPr>
+                <w:rFonts w:ascii="Aptos Narrow" w:eastAsia="Times New Roman" w:hAnsi="Aptos Narrow" w:cs="Times New Roman"/>
+                <w:color w:val="000000"/>
+                <w:sz w:val="22"/>
+                <w:szCs w:val="22"/>
+                <w:lang w:eastAsia="es-ES"/>
+              </w:rPr>
+              <w:t>Confidence Level(95,0%)</w:t>
+            </w:r>
+          </w:p>
+        </w:tc>
+        <w:tc>
+          <w:tcPr>
+            <w:tcW w:w="1873" w:type="dxa"/>
+            <w:tcBorders>
+              <w:top w:val="nil"/>
+              <w:left w:val="nil"/>
+              <w:bottom w:val="single" w:sz="8" w:space="0" w:color="auto"/>
+              <w:right w:val="nil"/>
+            </w:tcBorders>
+            <w:noWrap/>
+            <w:vAlign w:val="bottom"/>
+            <w:hideMark/>
+          </w:tcPr>
+          <w:p>
+            <w:pPr>
+              <w:spacing w:after="0" w:line="240" w:lineRule="auto"/>
+              <w:jc w:val="right"/>
+              <w:rPr>
+                <w:rFonts w:ascii="Aptos Narrow" w:eastAsia="Times New Roman" w:hAnsi="Aptos Narrow" w:cs="Times New Roman"/>
+                <w:color w:val="000000"/>
+                <w:sz w:val="22"/>
+                <w:szCs w:val="22"/>
+                <w:lang w:eastAsia="es-ES"/>
+              </w:rPr>
+            </w:pPr>
+            <w:r>
+              <w:rPr>
+                <w:rFonts w:ascii="Aptos Narrow" w:eastAsia="Times New Roman" w:hAnsi="Aptos Narrow" w:cs="Times New Roman"/>
+                <w:color w:val="000000"/>
+                <w:sz w:val="22"/>
+                <w:szCs w:val="22"/>
+                <w:lang w:eastAsia="es-ES"/>
+              </w:rPr>
+              <w:t>1,072186142</w:t>
+            </w:r>
+          </w:p>
+        </w:tc>
+        <w:tc>
+          <w:tcPr>
+            <w:tcW w:w="960" w:type="dxa"/>
+            <w:tcBorders>
+              <w:top w:val="nil"/>
+              <w:left w:val="nil"/>
+              <w:bottom w:val="nil"/>
+              <w:right w:val="nil"/>
+            </w:tcBorders>
+            <w:noWrap/>
+            <w:vAlign w:val="bottom"/>
+            <w:hideMark/>
+          </w:tcPr>
+          <w:p>
+            <w:pPr>
+              <w:spacing w:after="0" w:line="240" w:lineRule="auto"/>
+              <w:jc w:val="right"/>
+              <w:rPr>
+                <w:rFonts w:ascii="Aptos Narrow" w:eastAsia="Times New Roman" w:hAnsi="Aptos Narrow" w:cs="Times New Roman"/>
+                <w:color w:val="000000"/>
+                <w:sz w:val="22"/>
+                <w:szCs w:val="22"/>
+                <w:lang w:eastAsia="es-ES"/>
+              </w:rPr>
+            </w:pPr>
+          </w:p>
+        </w:tc>
+      </w:tr>
+      <w:tr>
+        <w:trPr>
+          <w:trHeight w:val="300"/>
+        </w:trPr>
+        <w:tc>
+          <w:tcPr>
+            <w:tcW w:w="3487" w:type="dxa"/>
+            <w:tcBorders>
+              <w:top w:val="nil"/>
+              <w:left w:val="nil"/>
+              <w:bottom w:val="nil"/>
+              <w:right w:val="nil"/>
+            </w:tcBorders>
+            <w:noWrap/>
+            <w:vAlign w:val="bottom"/>
+            <w:hideMark/>
+          </w:tcPr>
+          <w:p>
+            <w:pPr>
+              <w:spacing w:after="0" w:line="240" w:lineRule="auto"/>
+              <w:rPr>
+                <w:rFonts w:ascii="Aptos Narrow" w:eastAsia="Times New Roman" w:hAnsi="Aptos Narrow" w:cs="Times New Roman"/>
+                <w:color w:val="000000"/>
+                <w:sz w:val="22"/>
+                <w:szCs w:val="22"/>
+                <w:lang w:eastAsia="es-ES"/>
+              </w:rPr>
+            </w:pPr>
+            <w:r>
+              <w:rPr>
+                <w:rFonts w:ascii="Aptos Narrow" w:eastAsia="Times New Roman" w:hAnsi="Aptos Narrow" w:cs="Times New Roman"/>
+                <w:color w:val="000000"/>
+                <w:sz w:val="22"/>
+                <w:szCs w:val="22"/>
+                <w:lang w:eastAsia="es-ES"/>
+              </w:rPr>
+              <w:t>Interval(ms)</w:t>
+            </w:r>
+          </w:p>
+        </w:tc>
+        <w:tc>
+          <w:tcPr>
+            <w:tcW w:w="1873" w:type="dxa"/>
+            <w:tcBorders>
+              <w:top w:val="nil"/>
+              <w:left w:val="nil"/>
+              <w:bottom w:val="nil"/>
+              <w:right w:val="nil"/>
+            </w:tcBorders>
+            <w:noWrap/>
+            <w:vAlign w:val="bottom"/>
+            <w:hideMark/>
+          </w:tcPr>
+          <w:p>
+            <w:pPr>
+              <w:spacing w:after="0" w:line="240" w:lineRule="auto"/>
+              <w:jc w:val="right"/>
+              <w:rPr>
+                <w:rFonts w:ascii="Aptos Narrow" w:eastAsia="Times New Roman" w:hAnsi="Aptos Narrow" w:cs="Times New Roman"/>
+                <w:color w:val="000000"/>
+                <w:sz w:val="22"/>
+                <w:szCs w:val="22"/>
+                <w:lang w:eastAsia="es-ES"/>
+              </w:rPr>
+            </w:pPr>
+            <w:r>
+              <w:rPr>
+                <w:rFonts w:ascii="Aptos Narrow" w:eastAsia="Times New Roman" w:hAnsi="Aptos Narrow" w:cs="Times New Roman"/>
+                <w:color w:val="000000"/>
+                <w:sz w:val="22"/>
+                <w:szCs w:val="22"/>
+                <w:lang w:eastAsia="es-ES"/>
+              </w:rPr>
+              <w:t>20,53921867</w:t>
+            </w:r>
+          </w:p>
+        </w:tc>
+        <w:tc>
+          <w:tcPr>
+            <w:tcW w:w="960" w:type="dxa"/>
+            <w:tcBorders>
+              <w:top w:val="nil"/>
+              <w:left w:val="nil"/>
+              <w:bottom w:val="nil"/>
+              <w:right w:val="nil"/>
+            </w:tcBorders>
+            <w:noWrap/>
+            <w:vAlign w:val="bottom"/>
+            <w:hideMark/>
+          </w:tcPr>
+          <w:p>
+            <w:pPr>
+              <w:spacing w:after="0" w:line="240" w:lineRule="auto"/>
+              <w:jc w:val="right"/>
+              <w:rPr>
+                <w:rFonts w:ascii="Aptos Narrow" w:eastAsia="Times New Roman" w:hAnsi="Aptos Narrow" w:cs="Times New Roman"/>
+                <w:color w:val="000000"/>
+                <w:sz w:val="22"/>
+                <w:szCs w:val="22"/>
+                <w:lang w:eastAsia="es-ES"/>
+              </w:rPr>
+            </w:pPr>
+            <w:r>
+              <w:rPr>
+                <w:rFonts w:ascii="Aptos Narrow" w:eastAsia="Times New Roman" w:hAnsi="Aptos Narrow" w:cs="Times New Roman"/>
+                <w:color w:val="000000"/>
+                <w:sz w:val="22"/>
+                <w:szCs w:val="22"/>
+                <w:lang w:eastAsia="es-ES"/>
+              </w:rPr>
+              <w:t>22,68359</w:t>
+            </w:r>
+          </w:p>
+        </w:tc>
+      </w:tr>
+    </w:tbl>
+    <w:p>
+      <w:pPr>
+        <w:rPr>
+          <w:lang w:val="en-US"/>
+        </w:rPr>
+      </w:pPr>
+    </w:p>
+    <w:p>
+      <w:pPr>
+        <w:rPr>
+          <w:sz w:val="24"/>
+          <w:szCs w:val="24"/>
+          <w:lang w:val="en-US"/>
+        </w:rPr>
+      </w:pPr>
+      <w:r>
+        <w:rPr>
+          <w:sz w:val="24"/>
+          <w:szCs w:val="24"/>
+          <w:lang w:val="en-US"/>
+        </w:rPr>
+        <w:tab/>
+        <w:t>We have used Excel’s Data Analysis tools to compare both suites, and the results are as follow:</w:t>
+      </w:r>
+    </w:p>
+    <w:tbl>
+      <w:tblPr>
+        <w:tblW w:w="4940" w:type="dxa"/>
+        <w:tblCellMar>
+          <w:left w:w="70" w:type="dxa"/>
+          <w:right w:w="70" w:type="dxa"/>
+        </w:tblCellMar>
+        <w:tblLook w:val="04A0" w:firstRow="1" w:lastRow="0" w:firstColumn="1" w:lastColumn="0" w:noHBand="0" w:noVBand="1"/>
+      </w:tblPr>
+      <w:tblGrid>
+        <w:gridCol w:w="3020"/>
+        <w:gridCol w:w="978"/>
+        <w:gridCol w:w="978"/>
+      </w:tblGrid>
+      <w:tr>
+        <w:trPr>
+          <w:trHeight w:val="300"/>
+        </w:trPr>
+        <w:tc>
+          <w:tcPr>
+            <w:tcW w:w="3020" w:type="dxa"/>
+            <w:tcBorders>
+              <w:top w:val="nil"/>
+              <w:left w:val="nil"/>
+              <w:bottom w:val="nil"/>
+              <w:right w:val="nil"/>
+            </w:tcBorders>
+            <w:noWrap/>
+            <w:vAlign w:val="bottom"/>
+            <w:hideMark/>
+          </w:tcPr>
+          <w:p>
+            <w:pPr>
+              <w:spacing w:after="0" w:line="240" w:lineRule="auto"/>
+              <w:rPr>
+                <w:rFonts w:ascii="Aptos Narrow" w:eastAsia="Times New Roman" w:hAnsi="Aptos Narrow" w:cs="Times New Roman"/>
+                <w:color w:val="000000"/>
+                <w:sz w:val="22"/>
+                <w:szCs w:val="22"/>
+                <w:lang w:val="en-US" w:eastAsia="es-ES"/>
+              </w:rPr>
+            </w:pPr>
+            <w:r>
+              <w:rPr>
+                <w:rFonts w:ascii="Aptos Narrow" w:eastAsia="Times New Roman" w:hAnsi="Aptos Narrow" w:cs="Times New Roman"/>
+                <w:color w:val="000000"/>
+                <w:sz w:val="22"/>
+                <w:szCs w:val="22"/>
+                <w:lang w:val="en-US" w:eastAsia="es-ES"/>
+              </w:rPr>
+              <w:t>z-Test: Two Sample for Means</w:t>
+            </w:r>
+          </w:p>
+        </w:tc>
+        <w:tc>
+          <w:tcPr>
+            <w:tcW w:w="960" w:type="dxa"/>
+            <w:tcBorders>
+              <w:top w:val="nil"/>
+              <w:left w:val="nil"/>
+              <w:bottom w:val="nil"/>
+              <w:right w:val="nil"/>
+            </w:tcBorders>
+            <w:noWrap/>
+            <w:vAlign w:val="bottom"/>
+            <w:hideMark/>
+          </w:tcPr>
+          <w:p>
+            <w:pPr>
+              <w:spacing w:after="0" w:line="240" w:lineRule="auto"/>
+              <w:rPr>
+                <w:rFonts w:ascii="Aptos Narrow" w:eastAsia="Times New Roman" w:hAnsi="Aptos Narrow" w:cs="Times New Roman"/>
+                <w:color w:val="000000"/>
+                <w:sz w:val="22"/>
+                <w:szCs w:val="22"/>
+                <w:lang w:val="en-US" w:eastAsia="es-ES"/>
+              </w:rPr>
+            </w:pPr>
+          </w:p>
+        </w:tc>
+        <w:tc>
+          <w:tcPr>
+            <w:tcW w:w="960" w:type="dxa"/>
+            <w:tcBorders>
+              <w:top w:val="nil"/>
+              <w:left w:val="nil"/>
+              <w:bottom w:val="nil"/>
+              <w:right w:val="nil"/>
+            </w:tcBorders>
+            <w:noWrap/>
+            <w:vAlign w:val="bottom"/>
+            <w:hideMark/>
+          </w:tcPr>
+          <w:p>
+            <w:pPr>
+              <w:spacing w:after="0" w:line="240" w:lineRule="auto"/>
+              <w:rPr>
+                <w:rFonts w:ascii="Times New Roman" w:eastAsia="Times New Roman" w:hAnsi="Times New Roman" w:cs="Times New Roman"/>
+                <w:lang w:val="en-US" w:eastAsia="es-ES"/>
+              </w:rPr>
+            </w:pPr>
+          </w:p>
+        </w:tc>
+      </w:tr>
+      <w:tr>
+        <w:trPr>
+          <w:trHeight w:val="315"/>
+        </w:trPr>
+        <w:tc>
+          <w:tcPr>
+            <w:tcW w:w="3020" w:type="dxa"/>
+            <w:tcBorders>
+              <w:top w:val="nil"/>
+              <w:left w:val="nil"/>
+              <w:bottom w:val="nil"/>
+              <w:right w:val="nil"/>
+            </w:tcBorders>
+            <w:noWrap/>
+            <w:vAlign w:val="bottom"/>
+            <w:hideMark/>
+          </w:tcPr>
+          <w:p>
+            <w:pPr>
+              <w:spacing w:after="0" w:line="240" w:lineRule="auto"/>
+              <w:rPr>
+                <w:rFonts w:ascii="Times New Roman" w:eastAsia="Times New Roman" w:hAnsi="Times New Roman" w:cs="Times New Roman"/>
+                <w:lang w:val="en-US" w:eastAsia="es-ES"/>
+              </w:rPr>
+            </w:pPr>
+          </w:p>
+        </w:tc>
+        <w:tc>
+          <w:tcPr>
+            <w:tcW w:w="960" w:type="dxa"/>
+            <w:tcBorders>
+              <w:top w:val="nil"/>
+              <w:left w:val="nil"/>
+              <w:bottom w:val="nil"/>
+              <w:right w:val="nil"/>
+            </w:tcBorders>
+            <w:noWrap/>
+            <w:vAlign w:val="bottom"/>
+            <w:hideMark/>
+          </w:tcPr>
+          <w:p>
+            <w:pPr>
+              <w:spacing w:after="0" w:line="240" w:lineRule="auto"/>
+              <w:rPr>
+                <w:rFonts w:ascii="Times New Roman" w:eastAsia="Times New Roman" w:hAnsi="Times New Roman" w:cs="Times New Roman"/>
+                <w:lang w:val="en-US" w:eastAsia="es-ES"/>
+              </w:rPr>
+            </w:pPr>
+          </w:p>
+        </w:tc>
+        <w:tc>
+          <w:tcPr>
+            <w:tcW w:w="960" w:type="dxa"/>
+            <w:tcBorders>
+              <w:top w:val="nil"/>
+              <w:left w:val="nil"/>
+              <w:bottom w:val="nil"/>
+              <w:right w:val="nil"/>
+            </w:tcBorders>
+            <w:noWrap/>
+            <w:vAlign w:val="bottom"/>
+            <w:hideMark/>
+          </w:tcPr>
+          <w:p>
+            <w:pPr>
+              <w:spacing w:after="0" w:line="240" w:lineRule="auto"/>
+              <w:rPr>
+                <w:rFonts w:ascii="Times New Roman" w:eastAsia="Times New Roman" w:hAnsi="Times New Roman" w:cs="Times New Roman"/>
+                <w:lang w:val="en-US" w:eastAsia="es-ES"/>
+              </w:rPr>
+            </w:pPr>
+          </w:p>
+        </w:tc>
+      </w:tr>
+      <w:tr>
+        <w:trPr>
+          <w:trHeight w:val="300"/>
+        </w:trPr>
+        <w:tc>
+          <w:tcPr>
+            <w:tcW w:w="3020" w:type="dxa"/>
+            <w:tcBorders>
+              <w:top w:val="single" w:sz="8" w:space="0" w:color="auto"/>
+              <w:left w:val="nil"/>
+              <w:bottom w:val="single" w:sz="4" w:space="0" w:color="auto"/>
+              <w:right w:val="nil"/>
+            </w:tcBorders>
+            <w:noWrap/>
+            <w:vAlign w:val="bottom"/>
+            <w:hideMark/>
+          </w:tcPr>
+          <w:p>
+            <w:pPr>
+              <w:spacing w:after="0" w:line="240" w:lineRule="auto"/>
+              <w:jc w:val="center"/>
+              <w:rPr>
+                <w:rFonts w:ascii="Aptos Narrow" w:eastAsia="Times New Roman" w:hAnsi="Aptos Narrow" w:cs="Times New Roman"/>
+                <w:i/>
+                <w:iCs/>
+                <w:color w:val="000000"/>
+                <w:sz w:val="22"/>
+                <w:szCs w:val="22"/>
+                <w:lang w:val="en-US" w:eastAsia="es-ES"/>
+              </w:rPr>
+            </w:pPr>
+            <w:r>
+              <w:rPr>
+                <w:rFonts w:ascii="Aptos Narrow" w:eastAsia="Times New Roman" w:hAnsi="Aptos Narrow" w:cs="Times New Roman"/>
+                <w:i/>
+                <w:iCs/>
+                <w:color w:val="000000"/>
+                <w:sz w:val="22"/>
+                <w:szCs w:val="22"/>
+                <w:lang w:val="en-US" w:eastAsia="es-ES"/>
+              </w:rPr>
+              <w:t> </w:t>
+            </w:r>
+          </w:p>
+        </w:tc>
+        <w:tc>
+          <w:tcPr>
+            <w:tcW w:w="960" w:type="dxa"/>
+            <w:tcBorders>
+              <w:top w:val="single" w:sz="8" w:space="0" w:color="auto"/>
+              <w:left w:val="nil"/>
+              <w:bottom w:val="single" w:sz="4" w:space="0" w:color="auto"/>
+              <w:right w:val="nil"/>
+            </w:tcBorders>
+            <w:noWrap/>
+            <w:vAlign w:val="bottom"/>
+            <w:hideMark/>
+          </w:tcPr>
+          <w:p>
+            <w:pPr>
+              <w:spacing w:after="0" w:line="240" w:lineRule="auto"/>
+              <w:jc w:val="center"/>
+              <w:rPr>
+                <w:rFonts w:ascii="Aptos Narrow" w:eastAsia="Times New Roman" w:hAnsi="Aptos Narrow" w:cs="Times New Roman"/>
+                <w:i/>
+                <w:iCs/>
+                <w:color w:val="000000"/>
+                <w:sz w:val="22"/>
+                <w:szCs w:val="22"/>
+                <w:lang w:eastAsia="es-ES"/>
+              </w:rPr>
+            </w:pPr>
+            <w:r>
+              <w:rPr>
+                <w:rFonts w:ascii="Aptos Narrow" w:eastAsia="Times New Roman" w:hAnsi="Aptos Narrow" w:cs="Times New Roman"/>
+                <w:i/>
+                <w:iCs/>
+                <w:color w:val="000000"/>
+                <w:sz w:val="22"/>
+                <w:szCs w:val="22"/>
+                <w:lang w:eastAsia="es-ES"/>
+              </w:rPr>
+              <w:t>Variable 1</w:t>
+            </w:r>
+          </w:p>
+        </w:tc>
+        <w:tc>
+          <w:tcPr>
+            <w:tcW w:w="960" w:type="dxa"/>
+            <w:tcBorders>
+              <w:top w:val="single" w:sz="8" w:space="0" w:color="auto"/>
+              <w:left w:val="nil"/>
+              <w:bottom w:val="single" w:sz="4" w:space="0" w:color="auto"/>
+              <w:right w:val="nil"/>
+            </w:tcBorders>
+            <w:noWrap/>
+            <w:vAlign w:val="bottom"/>
+            <w:hideMark/>
+          </w:tcPr>
+          <w:p>
+            <w:pPr>
+              <w:spacing w:after="0" w:line="240" w:lineRule="auto"/>
+              <w:jc w:val="center"/>
+              <w:rPr>
+                <w:rFonts w:ascii="Aptos Narrow" w:eastAsia="Times New Roman" w:hAnsi="Aptos Narrow" w:cs="Times New Roman"/>
+                <w:i/>
+                <w:iCs/>
+                <w:color w:val="000000"/>
+                <w:sz w:val="22"/>
+                <w:szCs w:val="22"/>
+                <w:lang w:eastAsia="es-ES"/>
+              </w:rPr>
+            </w:pPr>
+            <w:r>
+              <w:rPr>
+                <w:rFonts w:ascii="Aptos Narrow" w:eastAsia="Times New Roman" w:hAnsi="Aptos Narrow" w:cs="Times New Roman"/>
+                <w:i/>
+                <w:iCs/>
+                <w:color w:val="000000"/>
+                <w:sz w:val="22"/>
+                <w:szCs w:val="22"/>
+                <w:lang w:eastAsia="es-ES"/>
+              </w:rPr>
+              <w:t>Variable 2</w:t>
+            </w:r>
+          </w:p>
+        </w:tc>
+      </w:tr>
+      <w:tr>
+        <w:trPr>
+          <w:trHeight w:val="300"/>
+        </w:trPr>
+        <w:tc>
+          <w:tcPr>
+            <w:tcW w:w="3020" w:type="dxa"/>
+            <w:tcBorders>
+              <w:top w:val="nil"/>
+              <w:left w:val="nil"/>
+              <w:bottom w:val="nil"/>
+              <w:right w:val="nil"/>
+            </w:tcBorders>
+            <w:noWrap/>
+            <w:vAlign w:val="bottom"/>
+            <w:hideMark/>
+          </w:tcPr>
+          <w:p>
+            <w:pPr>
+              <w:spacing w:after="0" w:line="240" w:lineRule="auto"/>
+              <w:rPr>
+                <w:rFonts w:ascii="Aptos Narrow" w:eastAsia="Times New Roman" w:hAnsi="Aptos Narrow" w:cs="Times New Roman"/>
+                <w:color w:val="000000"/>
+                <w:sz w:val="22"/>
+                <w:szCs w:val="22"/>
+                <w:lang w:eastAsia="es-ES"/>
+              </w:rPr>
+            </w:pPr>
+            <w:r>
+              <w:rPr>
+                <w:rFonts w:ascii="Aptos Narrow" w:eastAsia="Times New Roman" w:hAnsi="Aptos Narrow" w:cs="Times New Roman"/>
+                <w:color w:val="000000"/>
+                <w:sz w:val="22"/>
+                <w:szCs w:val="22"/>
+                <w:lang w:eastAsia="es-ES"/>
+              </w:rPr>
+              <w:t>Mean</w:t>
+            </w:r>
+          </w:p>
+        </w:tc>
+        <w:tc>
+          <w:tcPr>
+            <w:tcW w:w="960" w:type="dxa"/>
+            <w:tcBorders>
+              <w:top w:val="nil"/>
+              <w:left w:val="nil"/>
+              <w:bottom w:val="nil"/>
+              <w:right w:val="nil"/>
+            </w:tcBorders>
+            <w:noWrap/>
+            <w:vAlign w:val="bottom"/>
+            <w:hideMark/>
+          </w:tcPr>
+          <w:p>
+            <w:pPr>
+              <w:spacing w:after="0" w:line="240" w:lineRule="auto"/>
+              <w:jc w:val="right"/>
+              <w:rPr>
+                <w:rFonts w:ascii="Aptos Narrow" w:eastAsia="Times New Roman" w:hAnsi="Aptos Narrow" w:cs="Times New Roman"/>
+                <w:color w:val="000000"/>
+                <w:sz w:val="22"/>
+                <w:szCs w:val="22"/>
+                <w:lang w:eastAsia="es-ES"/>
+              </w:rPr>
+            </w:pPr>
+            <w:r>
+              <w:rPr>
+                <w:rFonts w:ascii="Aptos Narrow" w:eastAsia="Times New Roman" w:hAnsi="Aptos Narrow" w:cs="Times New Roman"/>
+                <w:color w:val="000000"/>
+                <w:sz w:val="22"/>
+                <w:szCs w:val="22"/>
+                <w:lang w:eastAsia="es-ES"/>
+              </w:rPr>
+              <w:t>23,46041</w:t>
+            </w:r>
+          </w:p>
+        </w:tc>
+        <w:tc>
+          <w:tcPr>
+            <w:tcW w:w="960" w:type="dxa"/>
+            <w:tcBorders>
+              <w:top w:val="nil"/>
+              <w:left w:val="nil"/>
+              <w:bottom w:val="nil"/>
+              <w:right w:val="nil"/>
+            </w:tcBorders>
+            <w:noWrap/>
+            <w:vAlign w:val="bottom"/>
+            <w:hideMark/>
+          </w:tcPr>
+          <w:p>
+            <w:pPr>
+              <w:spacing w:after="0" w:line="240" w:lineRule="auto"/>
+              <w:jc w:val="right"/>
+              <w:rPr>
+                <w:rFonts w:ascii="Aptos Narrow" w:eastAsia="Times New Roman" w:hAnsi="Aptos Narrow" w:cs="Times New Roman"/>
+                <w:color w:val="000000"/>
+                <w:sz w:val="22"/>
+                <w:szCs w:val="22"/>
+                <w:lang w:eastAsia="es-ES"/>
+              </w:rPr>
+            </w:pPr>
+            <w:r>
+              <w:rPr>
+                <w:rFonts w:ascii="Aptos Narrow" w:eastAsia="Times New Roman" w:hAnsi="Aptos Narrow" w:cs="Times New Roman"/>
+                <w:color w:val="000000"/>
+                <w:sz w:val="22"/>
+                <w:szCs w:val="22"/>
+                <w:lang w:eastAsia="es-ES"/>
+              </w:rPr>
+              <w:t>21,6114</w:t>
+            </w:r>
+          </w:p>
+        </w:tc>
+      </w:tr>
+      <w:tr>
+        <w:trPr>
+          <w:trHeight w:val="300"/>
+        </w:trPr>
+        <w:tc>
+          <w:tcPr>
+            <w:tcW w:w="3020" w:type="dxa"/>
+            <w:tcBorders>
+              <w:top w:val="nil"/>
+              <w:left w:val="nil"/>
+              <w:bottom w:val="nil"/>
+              <w:right w:val="nil"/>
+            </w:tcBorders>
+            <w:noWrap/>
+            <w:vAlign w:val="bottom"/>
+            <w:hideMark/>
+          </w:tcPr>
+          <w:p>
+            <w:pPr>
+              <w:spacing w:after="0" w:line="240" w:lineRule="auto"/>
+              <w:rPr>
+                <w:rFonts w:ascii="Aptos Narrow" w:eastAsia="Times New Roman" w:hAnsi="Aptos Narrow" w:cs="Times New Roman"/>
+                <w:color w:val="000000"/>
+                <w:sz w:val="22"/>
+                <w:szCs w:val="22"/>
+                <w:lang w:eastAsia="es-ES"/>
+              </w:rPr>
+            </w:pPr>
+            <w:r>
+              <w:rPr>
+                <w:rFonts w:ascii="Aptos Narrow" w:eastAsia="Times New Roman" w:hAnsi="Aptos Narrow" w:cs="Times New Roman"/>
+                <w:color w:val="000000"/>
+                <w:sz w:val="22"/>
+                <w:szCs w:val="22"/>
+                <w:lang w:eastAsia="es-ES"/>
+              </w:rPr>
+              <w:t>Known Variance</w:t>
+            </w:r>
+          </w:p>
+        </w:tc>
+        <w:tc>
+          <w:tcPr>
+            <w:tcW w:w="960" w:type="dxa"/>
+            <w:tcBorders>
+              <w:top w:val="nil"/>
+              <w:left w:val="nil"/>
+              <w:bottom w:val="nil"/>
+              <w:right w:val="nil"/>
+            </w:tcBorders>
+            <w:noWrap/>
+            <w:vAlign w:val="bottom"/>
+            <w:hideMark/>
+          </w:tcPr>
+          <w:p>
+            <w:pPr>
+              <w:spacing w:after="0" w:line="240" w:lineRule="auto"/>
+              <w:jc w:val="right"/>
+              <w:rPr>
+                <w:rFonts w:ascii="Aptos Narrow" w:eastAsia="Times New Roman" w:hAnsi="Aptos Narrow" w:cs="Times New Roman"/>
+                <w:color w:val="000000"/>
+                <w:sz w:val="22"/>
+                <w:szCs w:val="22"/>
+                <w:lang w:eastAsia="es-ES"/>
+              </w:rPr>
+            </w:pPr>
+            <w:r>
+              <w:rPr>
+                <w:rFonts w:ascii="Aptos Narrow" w:eastAsia="Times New Roman" w:hAnsi="Aptos Narrow" w:cs="Times New Roman"/>
+                <w:color w:val="000000"/>
+                <w:sz w:val="22"/>
+                <w:szCs w:val="22"/>
+                <w:lang w:eastAsia="es-ES"/>
+              </w:rPr>
+              <w:t>850,3622</w:t>
+            </w:r>
+          </w:p>
+        </w:tc>
+        <w:tc>
+          <w:tcPr>
+            <w:tcW w:w="960" w:type="dxa"/>
+            <w:tcBorders>
+              <w:top w:val="nil"/>
+              <w:left w:val="nil"/>
+              <w:bottom w:val="nil"/>
+              <w:right w:val="nil"/>
+            </w:tcBorders>
+            <w:noWrap/>
+            <w:vAlign w:val="bottom"/>
+            <w:hideMark/>
+          </w:tcPr>
+          <w:p>
+            <w:pPr>
+              <w:spacing w:after="0" w:line="240" w:lineRule="auto"/>
+              <w:jc w:val="right"/>
+              <w:rPr>
+                <w:rFonts w:ascii="Aptos Narrow" w:eastAsia="Times New Roman" w:hAnsi="Aptos Narrow" w:cs="Times New Roman"/>
+                <w:color w:val="000000"/>
+                <w:sz w:val="22"/>
+                <w:szCs w:val="22"/>
+                <w:lang w:eastAsia="es-ES"/>
+              </w:rPr>
+            </w:pPr>
+            <w:r>
+              <w:rPr>
+                <w:rFonts w:ascii="Aptos Narrow" w:eastAsia="Times New Roman" w:hAnsi="Aptos Narrow" w:cs="Times New Roman"/>
+                <w:color w:val="000000"/>
+                <w:sz w:val="22"/>
+                <w:szCs w:val="22"/>
+                <w:lang w:eastAsia="es-ES"/>
+              </w:rPr>
+              <w:t>1199,435</w:t>
+            </w:r>
+          </w:p>
+        </w:tc>
+      </w:tr>
+      <w:tr>
+        <w:trPr>
+          <w:trHeight w:val="300"/>
+        </w:trPr>
+        <w:tc>
+          <w:tcPr>
+            <w:tcW w:w="3020" w:type="dxa"/>
+            <w:tcBorders>
+              <w:top w:val="nil"/>
+              <w:left w:val="nil"/>
+              <w:bottom w:val="nil"/>
+              <w:right w:val="nil"/>
+            </w:tcBorders>
+            <w:noWrap/>
+            <w:vAlign w:val="bottom"/>
+            <w:hideMark/>
+          </w:tcPr>
+          <w:p>
+            <w:pPr>
+              <w:spacing w:after="0" w:line="240" w:lineRule="auto"/>
+              <w:rPr>
+                <w:rFonts w:ascii="Aptos Narrow" w:eastAsia="Times New Roman" w:hAnsi="Aptos Narrow" w:cs="Times New Roman"/>
+                <w:color w:val="000000"/>
+                <w:sz w:val="22"/>
+                <w:szCs w:val="22"/>
+                <w:lang w:eastAsia="es-ES"/>
+              </w:rPr>
+            </w:pPr>
+            <w:r>
+              <w:rPr>
+                <w:rFonts w:ascii="Aptos Narrow" w:eastAsia="Times New Roman" w:hAnsi="Aptos Narrow" w:cs="Times New Roman"/>
+                <w:color w:val="000000"/>
+                <w:sz w:val="22"/>
+                <w:szCs w:val="22"/>
+                <w:lang w:eastAsia="es-ES"/>
+              </w:rPr>
+              <w:t>Observations</w:t>
+            </w:r>
+          </w:p>
+        </w:tc>
+        <w:tc>
+          <w:tcPr>
+            <w:tcW w:w="960" w:type="dxa"/>
+            <w:tcBorders>
+              <w:top w:val="nil"/>
+              <w:left w:val="nil"/>
+              <w:bottom w:val="nil"/>
+              <w:right w:val="nil"/>
+            </w:tcBorders>
+            <w:noWrap/>
+            <w:vAlign w:val="bottom"/>
+            <w:hideMark/>
+          </w:tcPr>
+          <w:p>
+            <w:pPr>
+              <w:spacing w:after="0" w:line="240" w:lineRule="auto"/>
+              <w:jc w:val="right"/>
+              <w:rPr>
+                <w:rFonts w:ascii="Aptos Narrow" w:eastAsia="Times New Roman" w:hAnsi="Aptos Narrow" w:cs="Times New Roman"/>
+                <w:color w:val="000000"/>
+                <w:sz w:val="22"/>
+                <w:szCs w:val="22"/>
+                <w:lang w:eastAsia="es-ES"/>
+              </w:rPr>
+            </w:pPr>
+            <w:r>
+              <w:rPr>
+                <w:rFonts w:ascii="Aptos Narrow" w:eastAsia="Times New Roman" w:hAnsi="Aptos Narrow" w:cs="Times New Roman"/>
+                <w:color w:val="000000"/>
+                <w:sz w:val="22"/>
+                <w:szCs w:val="22"/>
+                <w:lang w:eastAsia="es-ES"/>
+              </w:rPr>
+              <w:t>2790</w:t>
+            </w:r>
+          </w:p>
+        </w:tc>
+        <w:tc>
+          <w:tcPr>
+            <w:tcW w:w="960" w:type="dxa"/>
+            <w:tcBorders>
+              <w:top w:val="nil"/>
+              <w:left w:val="nil"/>
+              <w:bottom w:val="nil"/>
+              <w:right w:val="nil"/>
+            </w:tcBorders>
+            <w:noWrap/>
+            <w:vAlign w:val="bottom"/>
+            <w:hideMark/>
+          </w:tcPr>
+          <w:p>
+            <w:pPr>
+              <w:spacing w:after="0" w:line="240" w:lineRule="auto"/>
+              <w:jc w:val="right"/>
+              <w:rPr>
+                <w:rFonts w:ascii="Aptos Narrow" w:eastAsia="Times New Roman" w:hAnsi="Aptos Narrow" w:cs="Times New Roman"/>
+                <w:color w:val="000000"/>
+                <w:sz w:val="22"/>
+                <w:szCs w:val="22"/>
+                <w:lang w:eastAsia="es-ES"/>
+              </w:rPr>
+            </w:pPr>
+            <w:r>
+              <w:rPr>
+                <w:rFonts w:ascii="Aptos Narrow" w:eastAsia="Times New Roman" w:hAnsi="Aptos Narrow" w:cs="Times New Roman"/>
+                <w:color w:val="000000"/>
+                <w:sz w:val="22"/>
+                <w:szCs w:val="22"/>
+                <w:lang w:eastAsia="es-ES"/>
+              </w:rPr>
+              <w:t>2844</w:t>
+            </w:r>
+          </w:p>
+        </w:tc>
+      </w:tr>
+      <w:tr>
+        <w:trPr>
+          <w:trHeight w:val="300"/>
+        </w:trPr>
+        <w:tc>
+          <w:tcPr>
+            <w:tcW w:w="3020" w:type="dxa"/>
+            <w:tcBorders>
+              <w:top w:val="nil"/>
+              <w:left w:val="nil"/>
+              <w:bottom w:val="nil"/>
+              <w:right w:val="nil"/>
+            </w:tcBorders>
+            <w:noWrap/>
+            <w:vAlign w:val="bottom"/>
+            <w:hideMark/>
+          </w:tcPr>
+          <w:p>
+            <w:pPr>
+              <w:spacing w:after="0" w:line="240" w:lineRule="auto"/>
+              <w:rPr>
+                <w:rFonts w:ascii="Aptos Narrow" w:eastAsia="Times New Roman" w:hAnsi="Aptos Narrow" w:cs="Times New Roman"/>
+                <w:color w:val="000000"/>
+                <w:sz w:val="22"/>
+                <w:szCs w:val="22"/>
+                <w:lang w:eastAsia="es-ES"/>
+              </w:rPr>
+            </w:pPr>
+            <w:r>
+              <w:rPr>
+                <w:rFonts w:ascii="Aptos Narrow" w:eastAsia="Times New Roman" w:hAnsi="Aptos Narrow" w:cs="Times New Roman"/>
+                <w:color w:val="000000"/>
+                <w:sz w:val="22"/>
+                <w:szCs w:val="22"/>
+                <w:lang w:eastAsia="es-ES"/>
+              </w:rPr>
+              <w:t>Hypothesized Mean Difference</w:t>
+            </w:r>
+          </w:p>
+        </w:tc>
+        <w:tc>
+          <w:tcPr>
+            <w:tcW w:w="960" w:type="dxa"/>
+            <w:tcBorders>
+              <w:top w:val="nil"/>
+              <w:left w:val="nil"/>
+              <w:bottom w:val="nil"/>
+              <w:right w:val="nil"/>
+            </w:tcBorders>
+            <w:noWrap/>
+            <w:vAlign w:val="bottom"/>
+            <w:hideMark/>
+          </w:tcPr>
+          <w:p>
+            <w:pPr>
+              <w:spacing w:after="0" w:line="240" w:lineRule="auto"/>
+              <w:jc w:val="right"/>
+              <w:rPr>
+                <w:rFonts w:ascii="Aptos Narrow" w:eastAsia="Times New Roman" w:hAnsi="Aptos Narrow" w:cs="Times New Roman"/>
+                <w:color w:val="000000"/>
+                <w:sz w:val="22"/>
+                <w:szCs w:val="22"/>
+                <w:lang w:eastAsia="es-ES"/>
+              </w:rPr>
+            </w:pPr>
+            <w:r>
+              <w:rPr>
+                <w:rFonts w:ascii="Aptos Narrow" w:eastAsia="Times New Roman" w:hAnsi="Aptos Narrow" w:cs="Times New Roman"/>
+                <w:color w:val="000000"/>
+                <w:sz w:val="22"/>
+                <w:szCs w:val="22"/>
+                <w:lang w:eastAsia="es-ES"/>
+              </w:rPr>
+              <w:t>0</w:t>
+            </w:r>
+          </w:p>
+        </w:tc>
+        <w:tc>
+          <w:tcPr>
+            <w:tcW w:w="960" w:type="dxa"/>
+            <w:tcBorders>
+              <w:top w:val="nil"/>
+              <w:left w:val="nil"/>
+              <w:bottom w:val="nil"/>
+              <w:right w:val="nil"/>
+            </w:tcBorders>
+            <w:noWrap/>
+            <w:vAlign w:val="bottom"/>
+            <w:hideMark/>
+          </w:tcPr>
+          <w:p>
+            <w:pPr>
+              <w:spacing w:after="0" w:line="240" w:lineRule="auto"/>
+              <w:jc w:val="right"/>
+              <w:rPr>
+                <w:rFonts w:ascii="Aptos Narrow" w:eastAsia="Times New Roman" w:hAnsi="Aptos Narrow" w:cs="Times New Roman"/>
+                <w:color w:val="000000"/>
+                <w:sz w:val="22"/>
+                <w:szCs w:val="22"/>
+                <w:lang w:eastAsia="es-ES"/>
+              </w:rPr>
+            </w:pPr>
+          </w:p>
+        </w:tc>
+      </w:tr>
+      <w:tr>
+        <w:trPr>
+          <w:trHeight w:val="300"/>
+        </w:trPr>
+        <w:tc>
+          <w:tcPr>
+            <w:tcW w:w="3020" w:type="dxa"/>
+            <w:tcBorders>
+              <w:top w:val="nil"/>
+              <w:left w:val="nil"/>
+              <w:bottom w:val="nil"/>
+              <w:right w:val="nil"/>
+            </w:tcBorders>
+            <w:noWrap/>
+            <w:vAlign w:val="bottom"/>
+            <w:hideMark/>
+          </w:tcPr>
+          <w:p>
+            <w:pPr>
+              <w:spacing w:after="0" w:line="240" w:lineRule="auto"/>
+              <w:rPr>
+                <w:rFonts w:ascii="Aptos Narrow" w:eastAsia="Times New Roman" w:hAnsi="Aptos Narrow" w:cs="Times New Roman"/>
+                <w:color w:val="000000"/>
+                <w:sz w:val="22"/>
+                <w:szCs w:val="22"/>
+                <w:lang w:eastAsia="es-ES"/>
+              </w:rPr>
+            </w:pPr>
+            <w:r>
+              <w:rPr>
+                <w:rFonts w:ascii="Aptos Narrow" w:eastAsia="Times New Roman" w:hAnsi="Aptos Narrow" w:cs="Times New Roman"/>
+                <w:color w:val="000000"/>
+                <w:sz w:val="22"/>
+                <w:szCs w:val="22"/>
+                <w:lang w:eastAsia="es-ES"/>
+              </w:rPr>
+              <w:t>z</w:t>
+            </w:r>
+          </w:p>
+        </w:tc>
+        <w:tc>
+          <w:tcPr>
+            <w:tcW w:w="960" w:type="dxa"/>
+            <w:tcBorders>
+              <w:top w:val="nil"/>
+              <w:left w:val="nil"/>
+              <w:bottom w:val="nil"/>
+              <w:right w:val="nil"/>
+            </w:tcBorders>
+            <w:noWrap/>
+            <w:vAlign w:val="bottom"/>
+            <w:hideMark/>
+          </w:tcPr>
+          <w:p>
+            <w:pPr>
+              <w:spacing w:after="0" w:line="240" w:lineRule="auto"/>
+              <w:jc w:val="right"/>
+              <w:rPr>
+                <w:rFonts w:ascii="Aptos Narrow" w:eastAsia="Times New Roman" w:hAnsi="Aptos Narrow" w:cs="Times New Roman"/>
+                <w:color w:val="000000"/>
+                <w:sz w:val="22"/>
+                <w:szCs w:val="22"/>
+                <w:lang w:eastAsia="es-ES"/>
+              </w:rPr>
+            </w:pPr>
+            <w:r>
+              <w:rPr>
+                <w:rFonts w:ascii="Aptos Narrow" w:eastAsia="Times New Roman" w:hAnsi="Aptos Narrow" w:cs="Times New Roman"/>
+                <w:color w:val="000000"/>
+                <w:sz w:val="22"/>
+                <w:szCs w:val="22"/>
+                <w:lang w:eastAsia="es-ES"/>
+              </w:rPr>
+              <w:t>2,169256</w:t>
+            </w:r>
+          </w:p>
+        </w:tc>
+        <w:tc>
+          <w:tcPr>
+            <w:tcW w:w="960" w:type="dxa"/>
+            <w:tcBorders>
+              <w:top w:val="nil"/>
+              <w:left w:val="nil"/>
+              <w:bottom w:val="nil"/>
+              <w:right w:val="nil"/>
+            </w:tcBorders>
+            <w:noWrap/>
+            <w:vAlign w:val="bottom"/>
+            <w:hideMark/>
+          </w:tcPr>
+          <w:p>
+            <w:pPr>
+              <w:spacing w:after="0" w:line="240" w:lineRule="auto"/>
+              <w:jc w:val="right"/>
+              <w:rPr>
+                <w:rFonts w:ascii="Aptos Narrow" w:eastAsia="Times New Roman" w:hAnsi="Aptos Narrow" w:cs="Times New Roman"/>
+                <w:color w:val="000000"/>
+                <w:sz w:val="22"/>
+                <w:szCs w:val="22"/>
+                <w:lang w:eastAsia="es-ES"/>
+              </w:rPr>
+            </w:pPr>
+          </w:p>
+        </w:tc>
+      </w:tr>
+      <w:tr>
+        <w:trPr>
+          <w:trHeight w:val="300"/>
+        </w:trPr>
+        <w:tc>
+          <w:tcPr>
+            <w:tcW w:w="3020" w:type="dxa"/>
+            <w:tcBorders>
+              <w:top w:val="nil"/>
+              <w:left w:val="nil"/>
+              <w:bottom w:val="nil"/>
+              <w:right w:val="nil"/>
+            </w:tcBorders>
+            <w:noWrap/>
+            <w:vAlign w:val="bottom"/>
+            <w:hideMark/>
+          </w:tcPr>
+          <w:p>
+            <w:pPr>
+              <w:spacing w:after="0" w:line="240" w:lineRule="auto"/>
+              <w:rPr>
+                <w:rFonts w:ascii="Aptos Narrow" w:eastAsia="Times New Roman" w:hAnsi="Aptos Narrow" w:cs="Times New Roman"/>
+                <w:color w:val="000000"/>
+                <w:sz w:val="22"/>
+                <w:szCs w:val="22"/>
+                <w:lang w:val="en-US" w:eastAsia="es-ES"/>
+              </w:rPr>
+            </w:pPr>
+            <w:r>
+              <w:rPr>
+                <w:rFonts w:ascii="Aptos Narrow" w:eastAsia="Times New Roman" w:hAnsi="Aptos Narrow" w:cs="Times New Roman"/>
+                <w:color w:val="000000"/>
+                <w:sz w:val="22"/>
+                <w:szCs w:val="22"/>
+                <w:lang w:val="en-US" w:eastAsia="es-ES"/>
+              </w:rPr>
+              <w:t>P(Z&lt;=z) one-tail</w:t>
+            </w:r>
+          </w:p>
+        </w:tc>
+        <w:tc>
+          <w:tcPr>
+            <w:tcW w:w="960" w:type="dxa"/>
+            <w:tcBorders>
+              <w:top w:val="nil"/>
+              <w:left w:val="nil"/>
+              <w:bottom w:val="nil"/>
+              <w:right w:val="nil"/>
+            </w:tcBorders>
+            <w:noWrap/>
+            <w:vAlign w:val="bottom"/>
+            <w:hideMark/>
+          </w:tcPr>
+          <w:p>
+            <w:pPr>
+              <w:spacing w:after="0" w:line="240" w:lineRule="auto"/>
+              <w:jc w:val="right"/>
+              <w:rPr>
+                <w:rFonts w:ascii="Aptos Narrow" w:eastAsia="Times New Roman" w:hAnsi="Aptos Narrow" w:cs="Times New Roman"/>
+                <w:color w:val="000000"/>
+                <w:sz w:val="22"/>
+                <w:szCs w:val="22"/>
+                <w:lang w:eastAsia="es-ES"/>
+              </w:rPr>
+            </w:pPr>
+            <w:r>
+              <w:rPr>
+                <w:rFonts w:ascii="Aptos Narrow" w:eastAsia="Times New Roman" w:hAnsi="Aptos Narrow" w:cs="Times New Roman"/>
+                <w:color w:val="000000"/>
+                <w:sz w:val="22"/>
+                <w:szCs w:val="22"/>
+                <w:lang w:eastAsia="es-ES"/>
+              </w:rPr>
+              <w:t>0,015032</w:t>
+            </w:r>
+          </w:p>
+        </w:tc>
+        <w:tc>
+          <w:tcPr>
+            <w:tcW w:w="960" w:type="dxa"/>
+            <w:tcBorders>
+              <w:top w:val="nil"/>
+              <w:left w:val="nil"/>
+              <w:bottom w:val="nil"/>
+              <w:right w:val="nil"/>
+            </w:tcBorders>
+            <w:noWrap/>
+            <w:vAlign w:val="bottom"/>
+            <w:hideMark/>
+          </w:tcPr>
+          <w:p>
+            <w:pPr>
+              <w:spacing w:after="0" w:line="240" w:lineRule="auto"/>
+              <w:jc w:val="right"/>
+              <w:rPr>
+                <w:rFonts w:ascii="Aptos Narrow" w:eastAsia="Times New Roman" w:hAnsi="Aptos Narrow" w:cs="Times New Roman"/>
+                <w:color w:val="000000"/>
+                <w:sz w:val="22"/>
+                <w:szCs w:val="22"/>
+                <w:lang w:eastAsia="es-ES"/>
+              </w:rPr>
+            </w:pPr>
+          </w:p>
+        </w:tc>
+      </w:tr>
+      <w:tr>
+        <w:trPr>
+          <w:trHeight w:val="300"/>
+        </w:trPr>
+        <w:tc>
+          <w:tcPr>
+            <w:tcW w:w="3020" w:type="dxa"/>
+            <w:tcBorders>
+              <w:top w:val="nil"/>
+              <w:left w:val="nil"/>
+              <w:bottom w:val="nil"/>
+              <w:right w:val="nil"/>
+            </w:tcBorders>
+            <w:noWrap/>
+            <w:vAlign w:val="bottom"/>
+            <w:hideMark/>
+          </w:tcPr>
+          <w:p>
+            <w:pPr>
+              <w:spacing w:after="0" w:line="240" w:lineRule="auto"/>
+              <w:rPr>
+                <w:rFonts w:ascii="Aptos Narrow" w:eastAsia="Times New Roman" w:hAnsi="Aptos Narrow" w:cs="Times New Roman"/>
+                <w:color w:val="000000"/>
+                <w:sz w:val="22"/>
+                <w:szCs w:val="22"/>
+                <w:lang w:eastAsia="es-ES"/>
+              </w:rPr>
+            </w:pPr>
+            <w:r>
+              <w:rPr>
+                <w:rFonts w:ascii="Aptos Narrow" w:eastAsia="Times New Roman" w:hAnsi="Aptos Narrow" w:cs="Times New Roman"/>
+                <w:color w:val="000000"/>
+                <w:sz w:val="22"/>
+                <w:szCs w:val="22"/>
+                <w:lang w:eastAsia="es-ES"/>
+              </w:rPr>
+              <w:t>z Critical one-tail</w:t>
+            </w:r>
+          </w:p>
+        </w:tc>
+        <w:tc>
+          <w:tcPr>
+            <w:tcW w:w="960" w:type="dxa"/>
+            <w:tcBorders>
+              <w:top w:val="nil"/>
+              <w:left w:val="nil"/>
+              <w:bottom w:val="nil"/>
+              <w:right w:val="nil"/>
+            </w:tcBorders>
+            <w:noWrap/>
+            <w:vAlign w:val="bottom"/>
+            <w:hideMark/>
+          </w:tcPr>
+          <w:p>
+            <w:pPr>
+              <w:spacing w:after="0" w:line="240" w:lineRule="auto"/>
+              <w:jc w:val="right"/>
+              <w:rPr>
+                <w:rFonts w:ascii="Aptos Narrow" w:eastAsia="Times New Roman" w:hAnsi="Aptos Narrow" w:cs="Times New Roman"/>
+                <w:color w:val="000000"/>
+                <w:sz w:val="22"/>
+                <w:szCs w:val="22"/>
+                <w:lang w:eastAsia="es-ES"/>
+              </w:rPr>
+            </w:pPr>
+            <w:r>
+              <w:rPr>
+                <w:rFonts w:ascii="Aptos Narrow" w:eastAsia="Times New Roman" w:hAnsi="Aptos Narrow" w:cs="Times New Roman"/>
+                <w:color w:val="000000"/>
+                <w:sz w:val="22"/>
+                <w:szCs w:val="22"/>
+                <w:lang w:eastAsia="es-ES"/>
+              </w:rPr>
+              <w:t>1,644854</w:t>
+            </w:r>
+          </w:p>
+        </w:tc>
+        <w:tc>
+          <w:tcPr>
+            <w:tcW w:w="960" w:type="dxa"/>
+            <w:tcBorders>
+              <w:top w:val="nil"/>
+              <w:left w:val="nil"/>
+              <w:bottom w:val="nil"/>
+              <w:right w:val="nil"/>
+            </w:tcBorders>
+            <w:noWrap/>
+            <w:vAlign w:val="bottom"/>
+            <w:hideMark/>
+          </w:tcPr>
+          <w:p>
+            <w:pPr>
+              <w:spacing w:after="0" w:line="240" w:lineRule="auto"/>
+              <w:jc w:val="right"/>
+              <w:rPr>
+                <w:rFonts w:ascii="Aptos Narrow" w:eastAsia="Times New Roman" w:hAnsi="Aptos Narrow" w:cs="Times New Roman"/>
+                <w:color w:val="000000"/>
+                <w:sz w:val="22"/>
+                <w:szCs w:val="22"/>
+                <w:lang w:eastAsia="es-ES"/>
+              </w:rPr>
+            </w:pPr>
+          </w:p>
+        </w:tc>
+      </w:tr>
+      <w:tr>
+        <w:trPr>
+          <w:trHeight w:val="300"/>
+        </w:trPr>
+        <w:tc>
+          <w:tcPr>
+            <w:tcW w:w="3020" w:type="dxa"/>
+            <w:tcBorders>
+              <w:top w:val="nil"/>
+              <w:left w:val="nil"/>
+              <w:bottom w:val="nil"/>
+              <w:right w:val="nil"/>
+            </w:tcBorders>
+            <w:noWrap/>
+            <w:vAlign w:val="bottom"/>
+            <w:hideMark/>
+          </w:tcPr>
+          <w:p>
+            <w:pPr>
+              <w:spacing w:after="0" w:line="240" w:lineRule="auto"/>
+              <w:rPr>
+                <w:rFonts w:ascii="Aptos Narrow" w:eastAsia="Times New Roman" w:hAnsi="Aptos Narrow" w:cs="Times New Roman"/>
+                <w:color w:val="000000"/>
+                <w:sz w:val="22"/>
+                <w:szCs w:val="22"/>
+                <w:lang w:val="en-US" w:eastAsia="es-ES"/>
+              </w:rPr>
+            </w:pPr>
+            <w:r>
+              <w:rPr>
+                <w:rFonts w:ascii="Aptos Narrow" w:eastAsia="Times New Roman" w:hAnsi="Aptos Narrow" w:cs="Times New Roman"/>
+                <w:color w:val="000000"/>
+                <w:sz w:val="22"/>
+                <w:szCs w:val="22"/>
+                <w:lang w:val="en-US" w:eastAsia="es-ES"/>
+              </w:rPr>
+              <w:t>P(Z&lt;=z) two-tail</w:t>
+            </w:r>
+          </w:p>
+        </w:tc>
+        <w:tc>
+          <w:tcPr>
+            <w:tcW w:w="960" w:type="dxa"/>
+            <w:tcBorders>
+              <w:top w:val="nil"/>
+              <w:left w:val="nil"/>
+              <w:bottom w:val="nil"/>
+              <w:right w:val="nil"/>
+            </w:tcBorders>
+            <w:noWrap/>
+            <w:vAlign w:val="bottom"/>
+            <w:hideMark/>
+          </w:tcPr>
+          <w:p>
+            <w:pPr>
+              <w:spacing w:after="0" w:line="240" w:lineRule="auto"/>
+              <w:jc w:val="right"/>
+              <w:rPr>
+                <w:rFonts w:ascii="Aptos Narrow" w:eastAsia="Times New Roman" w:hAnsi="Aptos Narrow" w:cs="Times New Roman"/>
+                <w:color w:val="000000"/>
+                <w:sz w:val="22"/>
+                <w:szCs w:val="22"/>
+                <w:lang w:eastAsia="es-ES"/>
+              </w:rPr>
+            </w:pPr>
+            <w:r>
+              <w:rPr>
+                <w:rFonts w:ascii="Aptos Narrow" w:eastAsia="Times New Roman" w:hAnsi="Aptos Narrow" w:cs="Times New Roman"/>
+                <w:color w:val="000000"/>
+                <w:sz w:val="22"/>
+                <w:szCs w:val="22"/>
+                <w:lang w:eastAsia="es-ES"/>
+              </w:rPr>
+              <w:t>0,030063</w:t>
+            </w:r>
+          </w:p>
+        </w:tc>
+        <w:tc>
+          <w:tcPr>
+            <w:tcW w:w="960" w:type="dxa"/>
+            <w:tcBorders>
+              <w:top w:val="nil"/>
+              <w:left w:val="nil"/>
+              <w:bottom w:val="nil"/>
+              <w:right w:val="nil"/>
+            </w:tcBorders>
+            <w:noWrap/>
+            <w:vAlign w:val="bottom"/>
+            <w:hideMark/>
+          </w:tcPr>
+          <w:p>
+            <w:pPr>
+              <w:spacing w:after="0" w:line="240" w:lineRule="auto"/>
+              <w:jc w:val="right"/>
+              <w:rPr>
+                <w:rFonts w:ascii="Aptos Narrow" w:eastAsia="Times New Roman" w:hAnsi="Aptos Narrow" w:cs="Times New Roman"/>
+                <w:color w:val="000000"/>
+                <w:sz w:val="22"/>
+                <w:szCs w:val="22"/>
+                <w:lang w:eastAsia="es-ES"/>
+              </w:rPr>
+            </w:pPr>
+          </w:p>
+        </w:tc>
+      </w:tr>
+      <w:tr>
+        <w:trPr>
+          <w:trHeight w:val="315"/>
+        </w:trPr>
+        <w:tc>
+          <w:tcPr>
+            <w:tcW w:w="3020" w:type="dxa"/>
+            <w:tcBorders>
+              <w:top w:val="nil"/>
+              <w:left w:val="nil"/>
+              <w:bottom w:val="single" w:sz="8" w:space="0" w:color="auto"/>
+              <w:right w:val="nil"/>
+            </w:tcBorders>
+            <w:noWrap/>
+            <w:vAlign w:val="bottom"/>
+            <w:hideMark/>
+          </w:tcPr>
+          <w:p>
+            <w:pPr>
+              <w:spacing w:after="0" w:line="240" w:lineRule="auto"/>
+              <w:rPr>
+                <w:rFonts w:ascii="Aptos Narrow" w:eastAsia="Times New Roman" w:hAnsi="Aptos Narrow" w:cs="Times New Roman"/>
+                <w:color w:val="000000"/>
+                <w:sz w:val="22"/>
+                <w:szCs w:val="22"/>
+                <w:lang w:eastAsia="es-ES"/>
+              </w:rPr>
+            </w:pPr>
+            <w:r>
+              <w:rPr>
+                <w:rFonts w:ascii="Aptos Narrow" w:eastAsia="Times New Roman" w:hAnsi="Aptos Narrow" w:cs="Times New Roman"/>
+                <w:color w:val="000000"/>
+                <w:sz w:val="22"/>
+                <w:szCs w:val="22"/>
+                <w:lang w:eastAsia="es-ES"/>
+              </w:rPr>
+              <w:t>z Critical two-tail</w:t>
+            </w:r>
+          </w:p>
+        </w:tc>
+        <w:tc>
+          <w:tcPr>
+            <w:tcW w:w="960" w:type="dxa"/>
+            <w:tcBorders>
+              <w:top w:val="nil"/>
+              <w:left w:val="nil"/>
+              <w:bottom w:val="single" w:sz="8" w:space="0" w:color="auto"/>
+              <w:right w:val="nil"/>
+            </w:tcBorders>
+            <w:noWrap/>
+            <w:vAlign w:val="bottom"/>
+            <w:hideMark/>
+          </w:tcPr>
+          <w:p>
+            <w:pPr>
+              <w:spacing w:after="0" w:line="240" w:lineRule="auto"/>
+              <w:jc w:val="right"/>
+              <w:rPr>
+                <w:rFonts w:ascii="Aptos Narrow" w:eastAsia="Times New Roman" w:hAnsi="Aptos Narrow" w:cs="Times New Roman"/>
+                <w:color w:val="000000"/>
+                <w:sz w:val="22"/>
+                <w:szCs w:val="22"/>
+                <w:lang w:eastAsia="es-ES"/>
+              </w:rPr>
+            </w:pPr>
+            <w:r>
+              <w:rPr>
+                <w:rFonts w:ascii="Aptos Narrow" w:eastAsia="Times New Roman" w:hAnsi="Aptos Narrow" w:cs="Times New Roman"/>
+                <w:color w:val="000000"/>
+                <w:sz w:val="22"/>
+                <w:szCs w:val="22"/>
+                <w:lang w:eastAsia="es-ES"/>
+              </w:rPr>
+              <w:t>1,959964</w:t>
+            </w:r>
+          </w:p>
+        </w:tc>
+        <w:tc>
+          <w:tcPr>
+            <w:tcW w:w="960" w:type="dxa"/>
+            <w:tcBorders>
+              <w:top w:val="nil"/>
+              <w:left w:val="nil"/>
+              <w:bottom w:val="single" w:sz="8" w:space="0" w:color="auto"/>
+              <w:right w:val="nil"/>
+            </w:tcBorders>
+            <w:noWrap/>
+            <w:vAlign w:val="bottom"/>
+            <w:hideMark/>
+          </w:tcPr>
+          <w:p>
+            <w:pPr>
+              <w:spacing w:after="0" w:line="240" w:lineRule="auto"/>
+              <w:rPr>
+                <w:rFonts w:ascii="Aptos Narrow" w:eastAsia="Times New Roman" w:hAnsi="Aptos Narrow" w:cs="Times New Roman"/>
+                <w:color w:val="000000"/>
+                <w:sz w:val="22"/>
+                <w:szCs w:val="22"/>
+                <w:lang w:eastAsia="es-ES"/>
+              </w:rPr>
+            </w:pPr>
+            <w:r>
+              <w:rPr>
+                <w:rFonts w:ascii="Aptos Narrow" w:eastAsia="Times New Roman" w:hAnsi="Aptos Narrow" w:cs="Times New Roman"/>
+                <w:color w:val="000000"/>
+                <w:sz w:val="22"/>
+                <w:szCs w:val="22"/>
+                <w:lang w:eastAsia="es-ES"/>
+              </w:rPr>
+              <w:t> </w:t>
+            </w:r>
+          </w:p>
+        </w:tc>
+      </w:tr>
+      <w:tr>
+        <w:trPr>
+          <w:trHeight w:val="300"/>
+        </w:trPr>
+        <w:tc>
+          <w:tcPr>
+            <w:tcW w:w="3020" w:type="dxa"/>
+            <w:tcBorders>
+              <w:top w:val="nil"/>
+              <w:left w:val="nil"/>
+              <w:bottom w:val="nil"/>
+              <w:right w:val="nil"/>
+            </w:tcBorders>
+            <w:noWrap/>
+            <w:vAlign w:val="bottom"/>
+            <w:hideMark/>
+          </w:tcPr>
+          <w:p>
+            <w:pPr>
+              <w:spacing w:after="0" w:line="240" w:lineRule="auto"/>
+              <w:rPr>
+                <w:rFonts w:ascii="Aptos Narrow" w:eastAsia="Times New Roman" w:hAnsi="Aptos Narrow" w:cs="Times New Roman"/>
+                <w:color w:val="000000"/>
+                <w:sz w:val="22"/>
+                <w:szCs w:val="22"/>
+                <w:lang w:eastAsia="es-ES"/>
+              </w:rPr>
+            </w:pPr>
+          </w:p>
+        </w:tc>
+        <w:tc>
+          <w:tcPr>
+            <w:tcW w:w="960" w:type="dxa"/>
+            <w:tcBorders>
+              <w:top w:val="nil"/>
+              <w:left w:val="nil"/>
+              <w:bottom w:val="nil"/>
+              <w:right w:val="nil"/>
+            </w:tcBorders>
+            <w:noWrap/>
+            <w:vAlign w:val="bottom"/>
+            <w:hideMark/>
+          </w:tcPr>
+          <w:p>
+            <w:pPr>
+              <w:spacing w:after="0" w:line="240" w:lineRule="auto"/>
+              <w:rPr>
+                <w:rFonts w:ascii="Times New Roman" w:eastAsia="Times New Roman" w:hAnsi="Times New Roman" w:cs="Times New Roman"/>
+                <w:lang w:eastAsia="es-ES"/>
+              </w:rPr>
+            </w:pPr>
+          </w:p>
+        </w:tc>
+        <w:tc>
+          <w:tcPr>
+            <w:tcW w:w="960" w:type="dxa"/>
+            <w:tcBorders>
+              <w:top w:val="nil"/>
+              <w:left w:val="nil"/>
+              <w:bottom w:val="nil"/>
+              <w:right w:val="nil"/>
+            </w:tcBorders>
+            <w:noWrap/>
+            <w:vAlign w:val="bottom"/>
+            <w:hideMark/>
+          </w:tcPr>
+          <w:p>
+            <w:pPr>
+              <w:spacing w:after="0" w:line="240" w:lineRule="auto"/>
+              <w:rPr>
+                <w:rFonts w:ascii="Times New Roman" w:eastAsia="Times New Roman" w:hAnsi="Times New Roman" w:cs="Times New Roman"/>
+                <w:lang w:eastAsia="es-ES"/>
+              </w:rPr>
+            </w:pPr>
+          </w:p>
+        </w:tc>
+      </w:tr>
+      <w:tr>
+        <w:trPr>
+          <w:trHeight w:val="300"/>
+        </w:trPr>
+        <w:tc>
+          <w:tcPr>
+            <w:tcW w:w="3020" w:type="dxa"/>
+            <w:tcBorders>
+              <w:top w:val="nil"/>
+              <w:left w:val="nil"/>
+              <w:bottom w:val="nil"/>
+              <w:right w:val="nil"/>
+            </w:tcBorders>
+            <w:noWrap/>
+            <w:vAlign w:val="bottom"/>
+            <w:hideMark/>
+          </w:tcPr>
+          <w:p>
+            <w:pPr>
+              <w:spacing w:after="0" w:line="240" w:lineRule="auto"/>
+              <w:rPr>
+                <w:rFonts w:ascii="Aptos Narrow" w:eastAsia="Times New Roman" w:hAnsi="Aptos Narrow" w:cs="Times New Roman"/>
+                <w:color w:val="000000"/>
+                <w:sz w:val="22"/>
+                <w:szCs w:val="22"/>
+                <w:lang w:eastAsia="es-ES"/>
+              </w:rPr>
+            </w:pPr>
+            <w:r>
+              <w:rPr>
+                <w:rFonts w:ascii="Aptos Narrow" w:eastAsia="Times New Roman" w:hAnsi="Aptos Narrow" w:cs="Times New Roman"/>
+                <w:color w:val="000000"/>
+                <w:sz w:val="22"/>
+                <w:szCs w:val="22"/>
+                <w:lang w:eastAsia="es-ES"/>
+              </w:rPr>
+              <w:t>alpha es 1-0,95 = 0,05</w:t>
+            </w:r>
+          </w:p>
+        </w:tc>
+        <w:tc>
+          <w:tcPr>
+            <w:tcW w:w="960" w:type="dxa"/>
+            <w:tcBorders>
+              <w:top w:val="nil"/>
+              <w:left w:val="nil"/>
+              <w:bottom w:val="nil"/>
+              <w:right w:val="nil"/>
+            </w:tcBorders>
+            <w:noWrap/>
+            <w:vAlign w:val="bottom"/>
+            <w:hideMark/>
+          </w:tcPr>
+          <w:p>
+            <w:pPr>
+              <w:spacing w:after="0" w:line="240" w:lineRule="auto"/>
+              <w:rPr>
+                <w:rFonts w:ascii="Aptos Narrow" w:eastAsia="Times New Roman" w:hAnsi="Aptos Narrow" w:cs="Times New Roman"/>
+                <w:color w:val="000000"/>
+                <w:sz w:val="22"/>
+                <w:szCs w:val="22"/>
+                <w:lang w:eastAsia="es-ES"/>
+              </w:rPr>
+            </w:pPr>
+          </w:p>
+        </w:tc>
+        <w:tc>
+          <w:tcPr>
+            <w:tcW w:w="960" w:type="dxa"/>
+            <w:tcBorders>
+              <w:top w:val="nil"/>
+              <w:left w:val="nil"/>
+              <w:bottom w:val="nil"/>
+              <w:right w:val="nil"/>
+            </w:tcBorders>
+            <w:noWrap/>
+            <w:vAlign w:val="bottom"/>
+            <w:hideMark/>
+          </w:tcPr>
+          <w:p>
+            <w:pPr>
+              <w:spacing w:after="0" w:line="240" w:lineRule="auto"/>
+              <w:rPr>
+                <w:rFonts w:ascii="Times New Roman" w:eastAsia="Times New Roman" w:hAnsi="Times New Roman" w:cs="Times New Roman"/>
+                <w:lang w:eastAsia="es-ES"/>
+              </w:rPr>
+            </w:pPr>
+          </w:p>
+        </w:tc>
+      </w:tr>
+      <w:tr>
+        <w:trPr>
+          <w:trHeight w:val="300"/>
+        </w:trPr>
+        <w:tc>
+          <w:tcPr>
+            <w:tcW w:w="4940" w:type="dxa"/>
+            <w:gridSpan w:val="3"/>
+            <w:tcBorders>
+              <w:top w:val="nil"/>
+              <w:left w:val="nil"/>
+              <w:bottom w:val="nil"/>
+              <w:right w:val="nil"/>
+            </w:tcBorders>
+            <w:noWrap/>
+            <w:vAlign w:val="bottom"/>
+            <w:hideMark/>
+          </w:tcPr>
+          <w:p>
+            <w:pPr>
+              <w:spacing w:after="0" w:line="240" w:lineRule="auto"/>
+              <w:rPr>
+                <w:rFonts w:ascii="Aptos Narrow" w:eastAsia="Times New Roman" w:hAnsi="Aptos Narrow" w:cs="Times New Roman"/>
+                <w:color w:val="000000"/>
+                <w:sz w:val="22"/>
+                <w:szCs w:val="22"/>
+                <w:lang w:eastAsia="es-ES"/>
+              </w:rPr>
+            </w:pPr>
+            <w:r>
+              <w:rPr>
+                <w:rFonts w:ascii="Aptos Narrow" w:eastAsia="Times New Roman" w:hAnsi="Aptos Narrow" w:cs="Times New Roman"/>
+                <w:color w:val="000000"/>
+                <w:sz w:val="22"/>
+                <w:szCs w:val="22"/>
+                <w:lang w:eastAsia="es-ES"/>
+              </w:rPr>
+              <w:t>Como P(Z&lt;=z) two tail es mucho menor a alpha</w:t>
+            </w:r>
+          </w:p>
+        </w:tc>
+      </w:tr>
+      <w:tr>
+        <w:trPr>
+          <w:trHeight w:val="315"/>
+        </w:trPr>
+        <w:tc>
+          <w:tcPr>
+            <w:tcW w:w="4940" w:type="dxa"/>
+            <w:gridSpan w:val="3"/>
+            <w:tcBorders>
+              <w:top w:val="nil"/>
+              <w:left w:val="nil"/>
+              <w:bottom w:val="nil"/>
+              <w:right w:val="nil"/>
+            </w:tcBorders>
+            <w:noWrap/>
+            <w:vAlign w:val="bottom"/>
+            <w:hideMark/>
+          </w:tcPr>
+          <w:p>
+            <w:pPr>
+              <w:spacing w:after="0" w:line="240" w:lineRule="auto"/>
+              <w:rPr>
+                <w:rFonts w:ascii="Aptos Narrow" w:eastAsia="Times New Roman" w:hAnsi="Aptos Narrow" w:cs="Times New Roman"/>
+                <w:color w:val="000000"/>
+                <w:sz w:val="22"/>
+                <w:szCs w:val="22"/>
+                <w:lang w:eastAsia="es-ES"/>
+              </w:rPr>
+            </w:pPr>
+            <w:r>
+              <w:rPr>
+                <w:rFonts w:ascii="Aptos Narrow" w:eastAsia="Times New Roman" w:hAnsi="Aptos Narrow" w:cs="Times New Roman"/>
+                <w:color w:val="000000"/>
+                <w:sz w:val="22"/>
+                <w:szCs w:val="22"/>
+                <w:lang w:eastAsia="es-ES"/>
+              </w:rPr>
+              <w:t>Podemos asegurar que las medias son comparables</w:t>
+            </w:r>
+          </w:p>
+        </w:tc>
+      </w:tr>
+    </w:tbl>
+    <w:p/>
+    <w:p>
+      <w:pPr>
+        <w:rPr>
+          <w:sz w:val="24"/>
+          <w:szCs w:val="24"/>
+          <w:lang w:val="en-US"/>
+        </w:rPr>
+      </w:pPr>
+      <w:r>
+        <w:tab/>
+      </w:r>
+      <w:r>
+        <w:rPr>
+          <w:sz w:val="24"/>
+          <w:szCs w:val="24"/>
+          <w:lang w:val="en-US"/>
+        </w:rPr>
+        <w:t>Since</w:t>
+      </w:r>
+      <w:r>
+        <w:rPr>
+          <w:sz w:val="24"/>
+          <w:szCs w:val="24"/>
+          <w:lang w:val="en-US"/>
+        </w:rPr>
+        <w:t xml:space="preserve"> P(</w:t>
+      </w:r>
+      <w:r>
+        <w:rPr>
+          <w:sz w:val="24"/>
+          <w:szCs w:val="24"/>
+          <w:lang w:val="en-US"/>
+        </w:rPr>
+        <w:t>Z&lt;=z)&lt;</w:t>
+      </w:r>
+      <w:r>
+        <w:rPr>
+          <w:sz w:val="24"/>
+          <w:szCs w:val="24"/>
+          <w:lang w:val="en-US"/>
+        </w:rPr>
+        <w:t xml:space="preserve">alpha </w:t>
+      </w:r>
+      <w:r>
+        <w:rPr>
+          <w:sz w:val="24"/>
+          <w:szCs w:val="24"/>
+          <w:lang w:val="en-US"/>
+        </w:rPr>
+        <w:t xml:space="preserve">we </w:t>
+      </w:r>
+      <w:r>
+        <w:rPr>
+          <w:sz w:val="24"/>
+          <w:szCs w:val="24"/>
+          <w:lang w:val="en-US"/>
+        </w:rPr>
+        <w:t xml:space="preserve">can </w:t>
+      </w:r>
+      <w:r>
+        <w:rPr>
+          <w:sz w:val="24"/>
+          <w:szCs w:val="24"/>
+          <w:lang w:val="en-US"/>
+        </w:rPr>
+        <w:t>reject the null hypothesis at a 95% confidence level.</w:t>
+      </w:r>
+      <w:r>
+        <w:rPr>
+          <w:sz w:val="24"/>
+          <w:szCs w:val="24"/>
+          <w:lang w:val="en-US"/>
+        </w:rPr>
+        <w:t xml:space="preserve"> T</w:t>
+      </w:r>
+      <w:r>
+        <w:rPr>
+          <w:sz w:val="24"/>
+          <w:szCs w:val="24"/>
+          <w:lang w:val="en-US"/>
+        </w:rPr>
+        <w:t>his means that the difference between the two average response times is statistically significant and unlikely to be caused purely by random variation</w:t>
+      </w:r>
+      <w:r>
+        <w:rPr>
+          <w:sz w:val="24"/>
+          <w:szCs w:val="24"/>
+          <w:lang w:val="en-US"/>
+        </w:rPr>
+        <w:t>, so we can compare the two values.</w:t>
+      </w:r>
+    </w:p>
+    <w:p>
+      <w:pPr>
+        <w:rPr>
+          <w:sz w:val="24"/>
+          <w:szCs w:val="24"/>
+          <w:lang w:val="en-US"/>
+        </w:rPr>
+      </w:pPr>
+      <w:r>
+        <w:rPr>
+          <w:sz w:val="24"/>
+          <w:szCs w:val="24"/>
+          <w:lang w:val="en-US"/>
+        </w:rPr>
+        <w:tab/>
+        <w:t>As we can see, the mean value of the time taken to execute the methods has improved a ~9,15%, which means that the refactoring has helped us improve the project.</w:t>
+      </w:r>
+    </w:p>
+    <w:p>
+      <w:pPr>
+        <w:rPr>
+          <w:sz w:val="24"/>
+          <w:szCs w:val="24"/>
+          <w:lang w:val="en-US"/>
+        </w:rPr>
+      </w:pPr>
+      <w:r>
+        <w:rPr>
+          <w:sz w:val="24"/>
+          <w:szCs w:val="24"/>
+          <w:lang w:val="en-US"/>
+        </w:rPr>
+        <w:br w:type="page"/>
+      </w:r>
+    </w:p>
+    <w:p>
+      <w:pPr>
+        <w:pStyle w:val="Heading1"/>
+        <w:rPr>
+          <w:lang w:val="en-US"/>
+        </w:rPr>
+      </w:pPr>
+      <w:r>
+        <w:rPr>
+          <w:lang w:val="en-US"/>
+        </w:rPr>
+        <w:lastRenderedPageBreak/>
+        <w:t xml:space="preserve">Conclusions: </w:t>
+      </w:r>
+    </w:p>
+    <w:p>
+      <w:pPr>
+        <w:ind w:firstLine="708"/>
+        <w:rPr>
+          <w:sz w:val="24"/>
+          <w:szCs w:val="24"/>
+          <w:lang w:val="en-US"/>
+        </w:rPr>
+      </w:pPr>
+      <w:r>
+        <w:rPr>
+          <w:sz w:val="24"/>
+          <w:szCs w:val="24"/>
+          <w:lang w:val="en-US"/>
+        </w:rPr>
+        <w:t>The testing process demonstrates that our application maintains much better (and more acceptable) response times than in the first version of the document, stable resource consumption and no critical bottleneck under realistic workloads. While some variability and occasional response spikes were observed, the system behaved in a stable way.</w:t>
+      </w:r>
+    </w:p>
+    <w:p>
+      <w:pPr>
+        <w:ind w:firstLine="708"/>
+        <w:rPr>
+          <w:sz w:val="24"/>
+          <w:szCs w:val="24"/>
+          <w:lang w:val="en-US"/>
+        </w:rPr>
+      </w:pPr>
+      <w:r>
+        <w:rPr>
+          <w:sz w:val="24"/>
+          <w:szCs w:val="24"/>
+          <w:lang w:val="en-US"/>
+        </w:rPr>
+        <w:t xml:space="preserve">The stronger testing methodology </w:t>
+      </w:r>
+      <w:r>
+        <w:rPr>
+          <w:sz w:val="24"/>
+          <w:szCs w:val="24"/>
+          <w:lang w:val="en-US"/>
+        </w:rPr>
+        <w:t xml:space="preserve">used </w:t>
+      </w:r>
+      <w:r>
+        <w:rPr>
+          <w:sz w:val="24"/>
+          <w:szCs w:val="24"/>
+          <w:lang w:val="en-US"/>
+        </w:rPr>
+        <w:t>provides stronger confidence in the quality of the software developed</w:t>
+      </w:r>
+      <w:r>
+        <w:rPr>
+          <w:sz w:val="24"/>
+          <w:szCs w:val="24"/>
+          <w:lang w:val="en-US"/>
+        </w:rPr>
+        <w:t>. Furthermore, t</w:t>
+      </w:r>
+      <w:r>
+        <w:rPr>
+          <w:sz w:val="24"/>
+          <w:szCs w:val="24"/>
+          <w:lang w:val="en-US"/>
+        </w:rPr>
+        <w:t>he statistical analysis performed in the Hypothesis Contrast section also demonstrates that our testing methodology is capable of objectively identifying meaningful performance differences between application versions</w:t>
+      </w:r>
+      <w:r>
+        <w:rPr>
+          <w:sz w:val="24"/>
+          <w:szCs w:val="24"/>
+          <w:lang w:val="en-US"/>
+        </w:rPr>
+        <w:t>.</w:t>
+      </w:r>
+    </w:p>
+    <w:p>
+      <w:pPr>
+        <w:ind w:firstLine="708"/>
+        <w:rPr>
+          <w:sz w:val="24"/>
+          <w:szCs w:val="24"/>
+          <w:lang w:val="en-US"/>
+        </w:rPr>
+      </w:pPr>
+      <w:r>
+        <w:rPr>
+          <w:sz w:val="24"/>
+          <w:szCs w:val="24"/>
+          <w:lang w:val="en-US"/>
+        </w:rPr>
+        <w:t>Ov</w:t>
+      </w:r>
+      <w:r>
+        <w:rPr>
+          <w:sz w:val="24"/>
+          <w:szCs w:val="24"/>
+          <w:lang w:val="en-US"/>
+        </w:rPr>
+        <w:t>erall, the stronger and more exhaustive testing strategy gives us considerably greater confidence in the reliability, maintainability and scalability of the software developed.</w:t>
+      </w:r>
+    </w:p>
+    <w:p>
+      <w:pPr>
+        <w:ind w:firstLine="708"/>
+        <w:rPr>
+          <w:sz w:val="24"/>
+          <w:szCs w:val="24"/>
+          <w:lang w:val="en-US"/>
+        </w:rPr>
+      </w:pPr>
+      <w:r>
+        <w:rPr>
+          <w:sz w:val="24"/>
+          <w:szCs w:val="24"/>
+          <w:lang w:val="en-US"/>
+        </w:rPr>
+        <w:t xml:space="preserve">In summary, we can see our application’s performance is more than acceptable, and we have the objective metrics to support this. </w:t>
       </w:r>
     </w:p>
     <w:sectPr>
@@ -460,17 +6987,13 @@
   <w:docDefaults>
     <w:rPrDefault>
       <w:rPr>
-        <w:rFonts w:asciiTheme="minorHAnsi" w:eastAsiaTheme="minorHAnsi" w:hAnsiTheme="minorHAnsi" w:cstheme="minorBidi"/>
-        <w:kern w:val="2"/>
-        <w:sz w:val="24"/>
-        <w:szCs w:val="24"/>
+        <w:rFonts w:asciiTheme="minorHAnsi" w:eastAsiaTheme="minorEastAsia" w:hAnsiTheme="minorHAnsi" w:cstheme="minorBidi"/>
         <w:lang w:val="es-ES" w:eastAsia="en-US" w:bidi="ar-SA"/>
-        <w14:ligatures w14:val="standardContextual"/>
       </w:rPr>
     </w:rPrDefault>
     <w:pPrDefault>
       <w:pPr>
-        <w:spacing w:after="160" w:line="278" w:lineRule="auto"/>
+        <w:spacing w:after="120" w:line="276" w:lineRule="auto"/>
       </w:pPr>
     </w:pPrDefault>
   </w:docDefaults>
@@ -855,6 +7378,7 @@
   <w:style w:type="paragraph" w:default="1" w:styleId="Normal">
     <w:name w:val="Normal"/>
     <w:qFormat/>
+    <w:rsid w:val="00AB15BB"/>
   </w:style>
   <w:style w:type="paragraph" w:styleId="Heading1">
     <w:name w:val="heading 1"/>
@@ -863,18 +7387,24 @@
     <w:link w:val="Heading1Char"/>
     <w:uiPriority w:val="9"/>
     <w:qFormat/>
-    <w:rsid w:val="00415296"/>
+    <w:rsid w:val="00AB15BB"/>
     <w:pPr>
-      <w:keepNext/>
-      <w:keepLines/>
-      <w:spacing w:before="360" w:after="80"/>
+      <w:pBdr>
+        <w:top w:val="single" w:sz="24" w:space="0" w:color="549E39" w:themeColor="accent1"/>
+        <w:left w:val="single" w:sz="24" w:space="0" w:color="549E39" w:themeColor="accent1"/>
+        <w:bottom w:val="single" w:sz="24" w:space="0" w:color="549E39" w:themeColor="accent1"/>
+        <w:right w:val="single" w:sz="24" w:space="0" w:color="549E39" w:themeColor="accent1"/>
+      </w:pBdr>
+      <w:shd w:val="clear" w:color="auto" w:fill="549E39" w:themeFill="accent1"/>
+      <w:spacing w:after="0"/>
       <w:outlineLvl w:val="0"/>
     </w:pPr>
     <w:rPr>
-      <w:rFonts w:asciiTheme="majorHAnsi" w:eastAsiaTheme="majorEastAsia" w:hAnsiTheme="majorHAnsi" w:cstheme="majorBidi"/>
-      <w:color w:val="0F4761" w:themeColor="accent1" w:themeShade="BF"/>
-      <w:sz w:val="40"/>
-      <w:szCs w:val="40"/>
+      <w:caps/>
+      <w:color w:val="FFFFFF" w:themeColor="background1"/>
+      <w:spacing w:val="15"/>
+      <w:sz w:val="22"/>
+      <w:szCs w:val="22"/>
     </w:rPr>
   </w:style>
   <w:style w:type="paragraph" w:styleId="Heading2">
@@ -886,18 +7416,21 @@
     <w:semiHidden/>
     <w:unhideWhenUsed/>
     <w:qFormat/>
-    <w:rsid w:val="00415296"/>
+    <w:rsid w:val="00AB15BB"/>
     <w:pPr>
-      <w:keepNext/>
-      <w:keepLines/>
-      <w:spacing w:before="160" w:after="80"/>
+      <w:pBdr>
+        <w:top w:val="single" w:sz="24" w:space="0" w:color="DAEFD3" w:themeColor="accent1" w:themeTint="33"/>
+        <w:left w:val="single" w:sz="24" w:space="0" w:color="DAEFD3" w:themeColor="accent1" w:themeTint="33"/>
+        <w:bottom w:val="single" w:sz="24" w:space="0" w:color="DAEFD3" w:themeColor="accent1" w:themeTint="33"/>
+        <w:right w:val="single" w:sz="24" w:space="0" w:color="DAEFD3" w:themeColor="accent1" w:themeTint="33"/>
+      </w:pBdr>
+      <w:shd w:val="clear" w:color="auto" w:fill="DAEFD3" w:themeFill="accent1" w:themeFillTint="33"/>
+      <w:spacing w:after="0"/>
       <w:outlineLvl w:val="1"/>
     </w:pPr>
     <w:rPr>
-      <w:rFonts w:asciiTheme="majorHAnsi" w:eastAsiaTheme="majorEastAsia" w:hAnsiTheme="majorHAnsi" w:cstheme="majorBidi"/>
-      <w:color w:val="0F4761" w:themeColor="accent1" w:themeShade="BF"/>
-      <w:sz w:val="32"/>
-      <w:szCs w:val="32"/>
+      <w:caps/>
+      <w:spacing w:val="15"/>
     </w:rPr>
   </w:style>
   <w:style w:type="paragraph" w:styleId="Heading3">
@@ -909,18 +7442,18 @@
     <w:semiHidden/>
     <w:unhideWhenUsed/>
     <w:qFormat/>
-    <w:rsid w:val="00415296"/>
+    <w:rsid w:val="00AB15BB"/>
     <w:pPr>
-      <w:keepNext/>
-      <w:keepLines/>
-      <w:spacing w:before="160" w:after="80"/>
+      <w:pBdr>
+        <w:top w:val="single" w:sz="6" w:space="2" w:color="549E39" w:themeColor="accent1"/>
+      </w:pBdr>
+      <w:spacing w:before="300" w:after="0"/>
       <w:outlineLvl w:val="2"/>
     </w:pPr>
     <w:rPr>
-      <w:rFonts w:eastAsiaTheme="majorEastAsia" w:cstheme="majorBidi"/>
-      <w:color w:val="0F4761" w:themeColor="accent1" w:themeShade="BF"/>
-      <w:sz w:val="28"/>
-      <w:szCs w:val="28"/>
+      <w:caps/>
+      <w:color w:val="294E1C" w:themeColor="accent1" w:themeShade="7F"/>
+      <w:spacing w:val="15"/>
     </w:rPr>
   </w:style>
   <w:style w:type="paragraph" w:styleId="Heading4">
@@ -932,18 +7465,18 @@
     <w:semiHidden/>
     <w:unhideWhenUsed/>
     <w:qFormat/>
-    <w:rsid w:val="00415296"/>
+    <w:rsid w:val="00AB15BB"/>
     <w:pPr>
-      <w:keepNext/>
-      <w:keepLines/>
-      <w:spacing w:before="80" w:after="40"/>
+      <w:pBdr>
+        <w:top w:val="dotted" w:sz="6" w:space="2" w:color="549E39" w:themeColor="accent1"/>
+      </w:pBdr>
+      <w:spacing w:before="200" w:after="0"/>
       <w:outlineLvl w:val="3"/>
     </w:pPr>
     <w:rPr>
-      <w:rFonts w:eastAsiaTheme="majorEastAsia" w:cstheme="majorBidi"/>
-      <w:i/>
-      <w:iCs/>
-      <w:color w:val="0F4761" w:themeColor="accent1" w:themeShade="BF"/>
+      <w:caps/>
+      <w:color w:val="3E762A" w:themeColor="accent1" w:themeShade="BF"/>
+      <w:spacing w:val="10"/>
     </w:rPr>
   </w:style>
   <w:style w:type="paragraph" w:styleId="Heading5">
@@ -955,16 +7488,18 @@
     <w:semiHidden/>
     <w:unhideWhenUsed/>
     <w:qFormat/>
-    <w:rsid w:val="00415296"/>
+    <w:rsid w:val="00AB15BB"/>
     <w:pPr>
-      <w:keepNext/>
-      <w:keepLines/>
-      <w:spacing w:before="80" w:after="40"/>
+      <w:pBdr>
+        <w:bottom w:val="single" w:sz="6" w:space="1" w:color="549E39" w:themeColor="accent1"/>
+      </w:pBdr>
+      <w:spacing w:before="200" w:after="0"/>
       <w:outlineLvl w:val="4"/>
     </w:pPr>
     <w:rPr>
-      <w:rFonts w:eastAsiaTheme="majorEastAsia" w:cstheme="majorBidi"/>
-      <w:color w:val="0F4761" w:themeColor="accent1" w:themeShade="BF"/>
+      <w:caps/>
+      <w:color w:val="3E762A" w:themeColor="accent1" w:themeShade="BF"/>
+      <w:spacing w:val="10"/>
     </w:rPr>
   </w:style>
   <w:style w:type="paragraph" w:styleId="Heading6">
@@ -976,18 +7511,18 @@
     <w:semiHidden/>
     <w:unhideWhenUsed/>
     <w:qFormat/>
-    <w:rsid w:val="00415296"/>
+    <w:rsid w:val="00AB15BB"/>
     <w:pPr>
-      <w:keepNext/>
-      <w:keepLines/>
-      <w:spacing w:before="40" w:after="0"/>
+      <w:pBdr>
+        <w:bottom w:val="dotted" w:sz="6" w:space="1" w:color="549E39" w:themeColor="accent1"/>
+      </w:pBdr>
+      <w:spacing w:before="200" w:after="0"/>
       <w:outlineLvl w:val="5"/>
     </w:pPr>
     <w:rPr>
-      <w:rFonts w:eastAsiaTheme="majorEastAsia" w:cstheme="majorBidi"/>
-      <w:i/>
-      <w:iCs/>
-      <w:color w:val="595959" w:themeColor="text1" w:themeTint="A6"/>
+      <w:caps/>
+      <w:color w:val="3E762A" w:themeColor="accent1" w:themeShade="BF"/>
+      <w:spacing w:val="10"/>
     </w:rPr>
   </w:style>
   <w:style w:type="paragraph" w:styleId="Heading7">
@@ -999,16 +7534,15 @@
     <w:semiHidden/>
     <w:unhideWhenUsed/>
     <w:qFormat/>
-    <w:rsid w:val="00415296"/>
+    <w:rsid w:val="00AB15BB"/>
     <w:pPr>
-      <w:keepNext/>
-      <w:keepLines/>
-      <w:spacing w:before="40" w:after="0"/>
+      <w:spacing w:before="200" w:after="0"/>
       <w:outlineLvl w:val="6"/>
     </w:pPr>
     <w:rPr>
-      <w:rFonts w:eastAsiaTheme="majorEastAsia" w:cstheme="majorBidi"/>
-      <w:color w:val="595959" w:themeColor="text1" w:themeTint="A6"/>
+      <w:caps/>
+      <w:color w:val="3E762A" w:themeColor="accent1" w:themeShade="BF"/>
+      <w:spacing w:val="10"/>
     </w:rPr>
   </w:style>
   <w:style w:type="paragraph" w:styleId="Heading8">
@@ -1020,18 +7554,16 @@
     <w:semiHidden/>
     <w:unhideWhenUsed/>
     <w:qFormat/>
-    <w:rsid w:val="00415296"/>
+    <w:rsid w:val="00AB15BB"/>
     <w:pPr>
-      <w:keepNext/>
-      <w:keepLines/>
-      <w:spacing w:after="0"/>
+      <w:spacing w:before="200" w:after="0"/>
       <w:outlineLvl w:val="7"/>
     </w:pPr>
     <w:rPr>
-      <w:rFonts w:eastAsiaTheme="majorEastAsia" w:cstheme="majorBidi"/>
-      <w:i/>
-      <w:iCs/>
-      <w:color w:val="272727" w:themeColor="text1" w:themeTint="D8"/>
+      <w:caps/>
+      <w:spacing w:val="10"/>
+      <w:sz w:val="18"/>
+      <w:szCs w:val="18"/>
     </w:rPr>
   </w:style>
   <w:style w:type="paragraph" w:styleId="Heading9">
@@ -1043,22 +7575,23 @@
     <w:semiHidden/>
     <w:unhideWhenUsed/>
     <w:qFormat/>
-    <w:rsid w:val="00415296"/>
+    <w:rsid w:val="00AB15BB"/>
     <w:pPr>
-      <w:keepNext/>
-      <w:keepLines/>
-      <w:spacing w:after="0"/>
+      <w:spacing w:before="200" w:after="0"/>
       <w:outlineLvl w:val="8"/>
     </w:pPr>
     <w:rPr>
-      <w:rFonts w:eastAsiaTheme="majorEastAsia" w:cstheme="majorBidi"/>
-      <w:color w:val="272727" w:themeColor="text1" w:themeTint="D8"/>
+      <w:i/>
+      <w:iCs/>
+      <w:caps/>
+      <w:spacing w:val="10"/>
+      <w:sz w:val="18"/>
+      <w:szCs w:val="18"/>
     </w:rPr>
   </w:style>
   <w:style w:type="character" w:default="1" w:styleId="DefaultParagraphFont">
     <w:name w:val="Default Paragraph Font"/>
     <w:uiPriority w:val="1"/>
-    <w:semiHidden/>
     <w:unhideWhenUsed/>
   </w:style>
   <w:style w:type="table" w:default="1" w:styleId="TableNormal">
@@ -1087,12 +7620,14 @@
     <w:basedOn w:val="DefaultParagraphFont"/>
     <w:link w:val="Heading1"/>
     <w:uiPriority w:val="9"/>
-    <w:rsid w:val="00415296"/>
+    <w:rsid w:val="00AB15BB"/>
     <w:rPr>
-      <w:rFonts w:asciiTheme="majorHAnsi" w:eastAsiaTheme="majorEastAsia" w:hAnsiTheme="majorHAnsi" w:cstheme="majorBidi"/>
-      <w:color w:val="0F4761" w:themeColor="accent1" w:themeShade="BF"/>
-      <w:sz w:val="40"/>
-      <w:szCs w:val="40"/>
+      <w:caps/>
+      <w:color w:val="FFFFFF" w:themeColor="background1"/>
+      <w:spacing w:val="15"/>
+      <w:sz w:val="22"/>
+      <w:szCs w:val="22"/>
+      <w:shd w:val="clear" w:color="auto" w:fill="549E39" w:themeFill="accent1"/>
     </w:rPr>
   </w:style>
   <w:style w:type="character" w:customStyle="1" w:styleId="Heading2Char">
@@ -1101,12 +7636,11 @@
     <w:link w:val="Heading2"/>
     <w:uiPriority w:val="9"/>
     <w:semiHidden/>
-    <w:rsid w:val="00415296"/>
+    <w:rsid w:val="00AB15BB"/>
     <w:rPr>
-      <w:rFonts w:asciiTheme="majorHAnsi" w:eastAsiaTheme="majorEastAsia" w:hAnsiTheme="majorHAnsi" w:cstheme="majorBidi"/>
-      <w:color w:val="0F4761" w:themeColor="accent1" w:themeShade="BF"/>
-      <w:sz w:val="32"/>
-      <w:szCs w:val="32"/>
+      <w:caps/>
+      <w:spacing w:val="15"/>
+      <w:shd w:val="clear" w:color="auto" w:fill="DAEFD3" w:themeFill="accent1" w:themeFillTint="33"/>
     </w:rPr>
   </w:style>
   <w:style w:type="character" w:customStyle="1" w:styleId="Heading3Char">
@@ -1115,12 +7649,11 @@
     <w:link w:val="Heading3"/>
     <w:uiPriority w:val="9"/>
     <w:semiHidden/>
-    <w:rsid w:val="00415296"/>
+    <w:rsid w:val="00AB15BB"/>
     <w:rPr>
-      <w:rFonts w:eastAsiaTheme="majorEastAsia" w:cstheme="majorBidi"/>
-      <w:color w:val="0F4761" w:themeColor="accent1" w:themeShade="BF"/>
-      <w:sz w:val="28"/>
-      <w:szCs w:val="28"/>
+      <w:caps/>
+      <w:color w:val="294E1C" w:themeColor="accent1" w:themeShade="7F"/>
+      <w:spacing w:val="15"/>
     </w:rPr>
   </w:style>
   <w:style w:type="character" w:customStyle="1" w:styleId="Heading4Char">
@@ -1129,12 +7662,11 @@
     <w:link w:val="Heading4"/>
     <w:uiPriority w:val="9"/>
     <w:semiHidden/>
-    <w:rsid w:val="00415296"/>
+    <w:rsid w:val="00AB15BB"/>
     <w:rPr>
-      <w:rFonts w:eastAsiaTheme="majorEastAsia" w:cstheme="majorBidi"/>
-      <w:i/>
-      <w:iCs/>
-      <w:color w:val="0F4761" w:themeColor="accent1" w:themeShade="BF"/>
+      <w:caps/>
+      <w:color w:val="3E762A" w:themeColor="accent1" w:themeShade="BF"/>
+      <w:spacing w:val="10"/>
     </w:rPr>
   </w:style>
   <w:style w:type="character" w:customStyle="1" w:styleId="Heading5Char">
@@ -1143,10 +7675,11 @@
     <w:link w:val="Heading5"/>
     <w:uiPriority w:val="9"/>
     <w:semiHidden/>
-    <w:rsid w:val="00415296"/>
+    <w:rsid w:val="00AB15BB"/>
     <w:rPr>
-      <w:rFonts w:eastAsiaTheme="majorEastAsia" w:cstheme="majorBidi"/>
-      <w:color w:val="0F4761" w:themeColor="accent1" w:themeShade="BF"/>
+      <w:caps/>
+      <w:color w:val="3E762A" w:themeColor="accent1" w:themeShade="BF"/>
+      <w:spacing w:val="10"/>
     </w:rPr>
   </w:style>
   <w:style w:type="character" w:customStyle="1" w:styleId="Heading6Char">
@@ -1155,12 +7688,11 @@
     <w:link w:val="Heading6"/>
     <w:uiPriority w:val="9"/>
     <w:semiHidden/>
-    <w:rsid w:val="00415296"/>
+    <w:rsid w:val="00AB15BB"/>
     <w:rPr>
-      <w:rFonts w:eastAsiaTheme="majorEastAsia" w:cstheme="majorBidi"/>
-      <w:i/>
-      <w:iCs/>
-      <w:color w:val="595959" w:themeColor="text1" w:themeTint="A6"/>
+      <w:caps/>
+      <w:color w:val="3E762A" w:themeColor="accent1" w:themeShade="BF"/>
+      <w:spacing w:val="10"/>
     </w:rPr>
   </w:style>
   <w:style w:type="character" w:customStyle="1" w:styleId="Heading7Char">
@@ -1169,10 +7701,11 @@
     <w:link w:val="Heading7"/>
     <w:uiPriority w:val="9"/>
     <w:semiHidden/>
-    <w:rsid w:val="00415296"/>
+    <w:rsid w:val="00AB15BB"/>
     <w:rPr>
-      <w:rFonts w:eastAsiaTheme="majorEastAsia" w:cstheme="majorBidi"/>
-      <w:color w:val="595959" w:themeColor="text1" w:themeTint="A6"/>
+      <w:caps/>
+      <w:color w:val="3E762A" w:themeColor="accent1" w:themeShade="BF"/>
+      <w:spacing w:val="10"/>
     </w:rPr>
   </w:style>
   <w:style w:type="character" w:customStyle="1" w:styleId="Heading8Char">
@@ -1181,12 +7714,12 @@
     <w:link w:val="Heading8"/>
     <w:uiPriority w:val="9"/>
     <w:semiHidden/>
-    <w:rsid w:val="00415296"/>
+    <w:rsid w:val="00AB15BB"/>
     <w:rPr>
-      <w:rFonts w:eastAsiaTheme="majorEastAsia" w:cstheme="majorBidi"/>
-      <w:i/>
-      <w:iCs/>
-      <w:color w:val="272727" w:themeColor="text1" w:themeTint="D8"/>
+      <w:caps/>
+      <w:spacing w:val="10"/>
+      <w:sz w:val="18"/>
+      <w:szCs w:val="18"/>
     </w:rPr>
   </w:style>
   <w:style w:type="character" w:customStyle="1" w:styleId="Heading9Char">
@@ -1195,10 +7728,14 @@
     <w:link w:val="Heading9"/>
     <w:uiPriority w:val="9"/>
     <w:semiHidden/>
-    <w:rsid w:val="00415296"/>
+    <w:rsid w:val="00AB15BB"/>
     <w:rPr>
-      <w:rFonts w:eastAsiaTheme="majorEastAsia" w:cstheme="majorBidi"/>
-      <w:color w:val="272727" w:themeColor="text1" w:themeTint="D8"/>
+      <w:i/>
+      <w:iCs/>
+      <w:caps/>
+      <w:spacing w:val="10"/>
+      <w:sz w:val="18"/>
+      <w:szCs w:val="18"/>
     </w:rPr>
   </w:style>
   <w:style w:type="paragraph" w:styleId="Title">
@@ -1208,17 +7745,17 @@
     <w:link w:val="TitleChar"/>
     <w:uiPriority w:val="10"/>
     <w:qFormat/>
-    <w:rsid w:val="00415296"/>
+    <w:rsid w:val="00AB15BB"/>
     <w:pPr>
-      <w:spacing w:after="80" w:line="240" w:lineRule="auto"/>
-      <w:contextualSpacing/>
+      <w:spacing w:after="0"/>
     </w:pPr>
     <w:rPr>
       <w:rFonts w:asciiTheme="majorHAnsi" w:eastAsiaTheme="majorEastAsia" w:hAnsiTheme="majorHAnsi" w:cstheme="majorBidi"/>
-      <w:spacing w:val="-10"/>
-      <w:kern w:val="28"/>
-      <w:sz w:val="56"/>
-      <w:szCs w:val="56"/>
+      <w:caps/>
+      <w:color w:val="549E39" w:themeColor="accent1"/>
+      <w:spacing w:val="10"/>
+      <w:sz w:val="52"/>
+      <w:szCs w:val="52"/>
     </w:rPr>
   </w:style>
   <w:style w:type="character" w:customStyle="1" w:styleId="TitleChar">
@@ -1226,13 +7763,14 @@
     <w:basedOn w:val="DefaultParagraphFont"/>
     <w:link w:val="Title"/>
     <w:uiPriority w:val="10"/>
-    <w:rsid w:val="00415296"/>
+    <w:rsid w:val="00AB15BB"/>
     <w:rPr>
       <w:rFonts w:asciiTheme="majorHAnsi" w:eastAsiaTheme="majorEastAsia" w:hAnsiTheme="majorHAnsi" w:cstheme="majorBidi"/>
-      <w:spacing w:val="-10"/>
-      <w:kern w:val="28"/>
-      <w:sz w:val="56"/>
-      <w:szCs w:val="56"/>
+      <w:caps/>
+      <w:color w:val="549E39" w:themeColor="accent1"/>
+      <w:spacing w:val="10"/>
+      <w:sz w:val="52"/>
+      <w:szCs w:val="52"/>
     </w:rPr>
   </w:style>
   <w:style w:type="paragraph" w:styleId="Subtitle">
@@ -1242,18 +7780,16 @@
     <w:link w:val="SubtitleChar"/>
     <w:uiPriority w:val="11"/>
     <w:qFormat/>
-    <w:rsid w:val="00415296"/>
+    <w:rsid w:val="00AB15BB"/>
     <w:pPr>
-      <w:numPr>
-        <w:ilvl w:val="1"/>
-      </w:numPr>
+      <w:spacing w:after="500" w:line="240" w:lineRule="auto"/>
     </w:pPr>
     <w:rPr>
-      <w:rFonts w:eastAsiaTheme="majorEastAsia" w:cstheme="majorBidi"/>
+      <w:caps/>
       <w:color w:val="595959" w:themeColor="text1" w:themeTint="A6"/>
-      <w:spacing w:val="15"/>
-      <w:sz w:val="28"/>
-      <w:szCs w:val="28"/>
+      <w:spacing w:val="10"/>
+      <w:sz w:val="21"/>
+      <w:szCs w:val="21"/>
     </w:rPr>
   </w:style>
   <w:style w:type="character" w:customStyle="1" w:styleId="SubtitleChar">
@@ -1261,13 +7797,13 @@
     <w:basedOn w:val="DefaultParagraphFont"/>
     <w:link w:val="Subtitle"/>
     <w:uiPriority w:val="11"/>
-    <w:rsid w:val="00415296"/>
+    <w:rsid w:val="00AB15BB"/>
     <w:rPr>
-      <w:rFonts w:eastAsiaTheme="majorEastAsia" w:cstheme="majorBidi"/>
+      <w:caps/>
       <w:color w:val="595959" w:themeColor="text1" w:themeTint="A6"/>
-      <w:spacing w:val="15"/>
-      <w:sz w:val="28"/>
-      <w:szCs w:val="28"/>
+      <w:spacing w:val="10"/>
+      <w:sz w:val="21"/>
+      <w:szCs w:val="21"/>
     </w:rPr>
   </w:style>
   <w:style w:type="paragraph" w:styleId="Quote">
@@ -1277,15 +7813,12 @@
     <w:link w:val="QuoteChar"/>
     <w:uiPriority w:val="29"/>
     <w:qFormat/>
-    <w:rsid w:val="00415296"/>
-    <w:pPr>
-      <w:spacing w:before="160"/>
-      <w:jc w:val="center"/>
-    </w:pPr>
+    <w:rsid w:val="00AB15BB"/>
     <w:rPr>
       <w:i/>
       <w:iCs/>
-      <w:color w:val="404040" w:themeColor="text1" w:themeTint="BF"/>
+      <w:sz w:val="24"/>
+      <w:szCs w:val="24"/>
     </w:rPr>
   </w:style>
   <w:style w:type="character" w:customStyle="1" w:styleId="QuoteChar">
@@ -1293,11 +7826,12 @@
     <w:basedOn w:val="DefaultParagraphFont"/>
     <w:link w:val="Quote"/>
     <w:uiPriority w:val="29"/>
-    <w:rsid w:val="00415296"/>
+    <w:rsid w:val="00AB15BB"/>
     <w:rPr>
       <w:i/>
       <w:iCs/>
-      <w:color w:val="404040" w:themeColor="text1" w:themeTint="BF"/>
+      <w:sz w:val="24"/>
+      <w:szCs w:val="24"/>
     </w:rPr>
   </w:style>
   <w:style w:type="paragraph" w:styleId="ListParagraph">
@@ -1313,14 +7847,15 @@
   </w:style>
   <w:style w:type="character" w:styleId="IntenseEmphasis">
     <w:name w:val="Intense Emphasis"/>
-    <w:basedOn w:val="DefaultParagraphFont"/>
     <w:uiPriority w:val="21"/>
     <w:qFormat/>
-    <w:rsid w:val="00415296"/>
+    <w:rsid w:val="00AB15BB"/>
     <w:rPr>
-      <w:i/>
-      <w:iCs/>
-      <w:color w:val="0F4761" w:themeColor="accent1" w:themeShade="BF"/>
+      <w:b/>
+      <w:bCs/>
+      <w:caps/>
+      <w:color w:val="294E1C" w:themeColor="accent1" w:themeShade="7F"/>
+      <w:spacing w:val="10"/>
     </w:rPr>
   </w:style>
   <w:style w:type="paragraph" w:styleId="IntenseQuote">
@@ -1330,20 +7865,16 @@
     <w:link w:val="IntenseQuoteChar"/>
     <w:uiPriority w:val="30"/>
     <w:qFormat/>
-    <w:rsid w:val="00415296"/>
+    <w:rsid w:val="00AB15BB"/>
     <w:pPr>
-      <w:pBdr>
-        <w:top w:val="single" w:sz="4" w:space="10" w:color="0F4761" w:themeColor="accent1" w:themeShade="BF"/>
-        <w:bottom w:val="single" w:sz="4" w:space="10" w:color="0F4761" w:themeColor="accent1" w:themeShade="BF"/>
-      </w:pBdr>
-      <w:spacing w:before="360" w:after="360"/>
-      <w:ind w:left="864" w:right="864"/>
+      <w:spacing w:before="240" w:after="240" w:line="240" w:lineRule="auto"/>
+      <w:ind w:left="1080" w:right="1080"/>
       <w:jc w:val="center"/>
     </w:pPr>
     <w:rPr>
-      <w:i/>
-      <w:iCs/>
-      <w:color w:val="0F4761" w:themeColor="accent1" w:themeShade="BF"/>
+      <w:color w:val="549E39" w:themeColor="accent1"/>
+      <w:sz w:val="24"/>
+      <w:szCs w:val="24"/>
     </w:rPr>
   </w:style>
   <w:style w:type="character" w:customStyle="1" w:styleId="IntenseQuoteChar">
@@ -1351,25 +7882,133 @@
     <w:basedOn w:val="DefaultParagraphFont"/>
     <w:link w:val="IntenseQuote"/>
     <w:uiPriority w:val="30"/>
-    <w:rsid w:val="00415296"/>
+    <w:rsid w:val="00AB15BB"/>
     <w:rPr>
-      <w:i/>
-      <w:iCs/>
-      <w:color w:val="0F4761" w:themeColor="accent1" w:themeShade="BF"/>
+      <w:color w:val="549E39" w:themeColor="accent1"/>
+      <w:sz w:val="24"/>
+      <w:szCs w:val="24"/>
     </w:rPr>
   </w:style>
   <w:style w:type="character" w:styleId="IntenseReference">
     <w:name w:val="Intense Reference"/>
-    <w:basedOn w:val="DefaultParagraphFont"/>
     <w:uiPriority w:val="32"/>
     <w:qFormat/>
-    <w:rsid w:val="00415296"/>
+    <w:rsid w:val="00AB15BB"/>
     <w:rPr>
       <w:b/>
       <w:bCs/>
-      <w:smallCaps/>
-      <w:color w:val="0F4761" w:themeColor="accent1" w:themeShade="BF"/>
+      <w:i/>
+      <w:iCs/>
+      <w:caps/>
+      <w:color w:val="549E39" w:themeColor="accent1"/>
+    </w:rPr>
+  </w:style>
+  <w:style w:type="paragraph" w:styleId="Caption">
+    <w:name w:val="caption"/>
+    <w:basedOn w:val="Normal"/>
+    <w:next w:val="Normal"/>
+    <w:uiPriority w:val="35"/>
+    <w:semiHidden/>
+    <w:unhideWhenUsed/>
+    <w:qFormat/>
+    <w:rsid w:val="00AB15BB"/>
+    <w:rPr>
+      <w:b/>
+      <w:bCs/>
+      <w:color w:val="3E762A" w:themeColor="accent1" w:themeShade="BF"/>
+      <w:sz w:val="16"/>
+      <w:szCs w:val="16"/>
+    </w:rPr>
+  </w:style>
+  <w:style w:type="character" w:styleId="Strong">
+    <w:name w:val="Strong"/>
+    <w:uiPriority w:val="22"/>
+    <w:qFormat/>
+    <w:rsid w:val="00AB15BB"/>
+    <w:rPr>
+      <w:b/>
+      <w:bCs/>
+    </w:rPr>
+  </w:style>
+  <w:style w:type="character" w:styleId="Emphasis">
+    <w:name w:val="Emphasis"/>
+    <w:uiPriority w:val="20"/>
+    <w:qFormat/>
+    <w:rsid w:val="00AB15BB"/>
+    <w:rPr>
+      <w:caps/>
+      <w:color w:val="294E1C" w:themeColor="accent1" w:themeShade="7F"/>
       <w:spacing w:val="5"/>
+    </w:rPr>
+  </w:style>
+  <w:style w:type="paragraph" w:styleId="NoSpacing">
+    <w:name w:val="No Spacing"/>
+    <w:uiPriority w:val="1"/>
+    <w:qFormat/>
+    <w:rsid w:val="00AB15BB"/>
+    <w:pPr>
+      <w:spacing w:after="0" w:line="240" w:lineRule="auto"/>
+    </w:pPr>
+  </w:style>
+  <w:style w:type="character" w:styleId="SubtleEmphasis">
+    <w:name w:val="Subtle Emphasis"/>
+    <w:uiPriority w:val="19"/>
+    <w:qFormat/>
+    <w:rsid w:val="00AB15BB"/>
+    <w:rPr>
+      <w:i/>
+      <w:iCs/>
+      <w:color w:val="294E1C" w:themeColor="accent1" w:themeShade="7F"/>
+    </w:rPr>
+  </w:style>
+  <w:style w:type="character" w:styleId="SubtleReference">
+    <w:name w:val="Subtle Reference"/>
+    <w:uiPriority w:val="31"/>
+    <w:qFormat/>
+    <w:rsid w:val="00AB15BB"/>
+    <w:rPr>
+      <w:b/>
+      <w:bCs/>
+      <w:color w:val="549E39" w:themeColor="accent1"/>
+    </w:rPr>
+  </w:style>
+  <w:style w:type="character" w:styleId="BookTitle">
+    <w:name w:val="Book Title"/>
+    <w:uiPriority w:val="33"/>
+    <w:qFormat/>
+    <w:rsid w:val="00AB15BB"/>
+    <w:rPr>
+      <w:b/>
+      <w:bCs/>
+      <w:i/>
+      <w:iCs/>
+      <w:spacing w:val="0"/>
+    </w:rPr>
+  </w:style>
+  <w:style w:type="paragraph" w:styleId="TOCHeading">
+    <w:name w:val="TOC Heading"/>
+    <w:basedOn w:val="Heading1"/>
+    <w:next w:val="Normal"/>
+    <w:uiPriority w:val="39"/>
+    <w:semiHidden/>
+    <w:unhideWhenUsed/>
+    <w:qFormat/>
+    <w:rsid w:val="00AB15BB"/>
+    <w:pPr>
+      <w:outlineLvl w:val="9"/>
+    </w:pPr>
+  </w:style>
+  <w:style w:type="paragraph" w:styleId="NormalWeb">
+    <w:name w:val="Normal (Web)"/>
+    <w:basedOn w:val="Normal"/>
+    <w:uiPriority w:val="99"/>
+    <w:semiHidden/>
+    <w:unhideWhenUsed/>
+    <w:rsid w:val="000109C3"/>
+    <w:rPr>
+      <w:rFonts w:ascii="Times New Roman" w:hAnsi="Times New Roman" w:cs="Times New Roman"/>
+      <w:sz w:val="24"/>
+      <w:szCs w:val="24"/>
     </w:rPr>
   </w:style>
 </w:styles>
@@ -3071,7 +9710,7 @@
 <file path=word/theme/theme1.xml><?xml version="1.0" encoding="utf-8"?>
 <a:theme xmlns:a="http://schemas.openxmlformats.org/drawingml/2006/main" name="Office Theme">
   <a:themeElements>
-    <a:clrScheme name="Office">
+    <a:clrScheme name="Green">
       <a:dk1>
         <a:sysClr val="windowText" lastClr="000000"/>
       </a:dk1>
@@ -3079,34 +9718,34 @@
         <a:sysClr val="window" lastClr="FFFFFF"/>
       </a:lt1>
       <a:dk2>
-        <a:srgbClr val="0E2841"/>
+        <a:srgbClr val="455F51"/>
       </a:dk2>
       <a:lt2>
-        <a:srgbClr val="E8E8E8"/>
+        <a:srgbClr val="E3DED1"/>
       </a:lt2>
       <a:accent1>
-        <a:srgbClr val="156082"/>
+        <a:srgbClr val="549E39"/>
       </a:accent1>
       <a:accent2>
-        <a:srgbClr val="E97132"/>
+        <a:srgbClr val="8AB833"/>
       </a:accent2>
       <a:accent3>
-        <a:srgbClr val="196B24"/>
+        <a:srgbClr val="C0CF3A"/>
       </a:accent3>
       <a:accent4>
-        <a:srgbClr val="0F9ED5"/>
+        <a:srgbClr val="029676"/>
       </a:accent4>
       <a:accent5>
-        <a:srgbClr val="A02B93"/>
+        <a:srgbClr val="4AB5C4"/>
       </a:accent5>
       <a:accent6>
-        <a:srgbClr val="4EA72E"/>
+        <a:srgbClr val="0989B1"/>
       </a:accent6>
       <a:hlink>
-        <a:srgbClr val="467886"/>
+        <a:srgbClr val="6B9F25"/>
       </a:hlink>
       <a:folHlink>
-        <a:srgbClr val="96607D"/>
+        <a:srgbClr val="BA6906"/>
       </a:folHlink>
     </a:clrScheme>
     <a:fontScheme name="Office">
@@ -3381,4 +10020,16 @@
     </a:ext>
   </a:extLst>
 </a:theme>
+</file>
+
+<file path=customXml/item1.xml><?xml version="1.0" encoding="utf-8"?>
+<b:Sources xmlns:b="http://schemas.openxmlformats.org/officeDocument/2006/bibliography" xmlns="http://schemas.openxmlformats.org/officeDocument/2006/bibliography" SelectedStyle="\APASixthEditionOfficeOnline.xsl" StyleName="APA" Version="6"/>
+</file>
+
+<file path=customXml/itemProps1.xml><?xml version="1.0" encoding="utf-8"?>
+<ds:datastoreItem xmlns:ds="http://schemas.openxmlformats.org/officeDocument/2006/customXml" ds:itemID="{FC269C87-1005-4F2A-AAF3-AD7980FA019F}">
+  <ds:schemaRefs>
+    <ds:schemaRef ds:uri="http://schemas.openxmlformats.org/officeDocument/2006/bibliography"/>
+  </ds:schemaRefs>
+</ds:datastoreItem>
 </file>